--- a/Knowledge/3-Work knowledge/1-Software Engineering/2-Testing/5-My Source/1-ISTQB Foundation Level/3-Static Testing/4-Static Testing applies to verification and validation.docx
+++ b/Knowledge/3-Work knowledge/1-Software Engineering/2-Testing/5-My Source/1-ISTQB Foundation Level/3-Static Testing/4-Static Testing applies to verification and validation.docx
@@ -28,51 +28,77 @@
       </w:pPr>
       <w:r>
         <w:rPr>
-          <w:b/>
-          <w:shd w:val="clear" w:color="auto" w:fill="B7B7B7"/>
-        </w:rPr>
-        <w:t># Source</w:t>
-      </w:r>
-      <w:r>
-        <w:rPr>
-          <w:shd w:val="clear" w:color="auto" w:fill="B7B7B7"/>
-        </w:rPr>
-        <w:t xml:space="preserve">: </w:t>
-      </w:r>
-      <w:r>
-        <w:rPr>
-          <w:b/>
-          <w:shd w:val="clear" w:color="auto" w:fill="B7B7B7"/>
-        </w:rPr>
-        <w:t xml:space="preserve">Chatgpt </w:t>
-      </w:r>
-      <w:r>
-        <w:rPr>
-          <w:b/>
-          <w:sz w:val="14"/>
-          <w:szCs w:val="14"/>
-          <w:shd w:val="clear" w:color="auto" w:fill="B7B7B7"/>
-        </w:rPr>
-        <w:t>(GPT</w:t>
-      </w:r>
-      <w:r>
-        <w:rPr>
-          <w:rFonts w:ascii="Cambria Math" w:hAnsi="Cambria Math" w:cs="Cambria Math"/>
-          <w:b/>
-          <w:sz w:val="14"/>
-          <w:szCs w:val="14"/>
-          <w:shd w:val="clear" w:color="auto" w:fill="B7B7B7"/>
+          <w:rFonts w:ascii="Arial" w:eastAsia="Arial" w:hAnsi="Arial" w:cs="Arial"/>
+          <w:b/>
+          <w:color w:val="000000"/>
+          <w:sz w:val="18"/>
+          <w:highlight w:val="lightGray"/>
+        </w:rPr>
+        <w:t># Source: AI Source: Provided by: [Data Path</w:t>
+      </w:r>
+      <w:r>
+        <w:rPr>
+          <w:rFonts w:ascii="Arial" w:eastAsia="Arial" w:hAnsi="Arial" w:cs="Arial"/>
+          <w:color w:val="000000"/>
+          <w:sz w:val="18"/>
+          <w:highlight w:val="lightGray"/>
+        </w:rPr>
+        <w:t xml:space="preserve">: Persons Table -&gt; ID Column: 1, Name_En Column: Motasem Essam] -&gt; </w:t>
+      </w:r>
+      <w:r>
+        <w:rPr>
+          <w:rFonts w:ascii="Arial" w:eastAsia="Arial" w:hAnsi="Arial" w:cs="Arial"/>
+          <w:b/>
+          <w:color w:val="000000"/>
+          <w:sz w:val="18"/>
+          <w:highlight w:val="lightGray"/>
+        </w:rPr>
+        <w:t>From:</w:t>
+      </w:r>
+      <w:r>
+        <w:rPr>
+          <w:rFonts w:ascii="Arial" w:eastAsia="Arial" w:hAnsi="Arial" w:cs="Arial"/>
+          <w:color w:val="000000"/>
+          <w:sz w:val="18"/>
+          <w:highlight w:val="lightGray"/>
+        </w:rPr>
+        <w:t xml:space="preserve"> [Chatgpt (GPT</w:t>
+      </w:r>
+      <w:r>
+        <w:rPr>
+          <w:rFonts w:ascii="Arial" w:eastAsia="Arial" w:hAnsi="Arial" w:cs="Cambria Math"/>
+          <w:color w:val="000000"/>
+          <w:sz w:val="18"/>
+          <w:highlight w:val="lightGray"/>
         </w:rPr>
         <w:t>‑</w:t>
       </w:r>
       <w:r>
         <w:rPr>
-          <w:b/>
-          <w:sz w:val="14"/>
-          <w:szCs w:val="14"/>
-          <w:shd w:val="clear" w:color="auto" w:fill="B7B7B7"/>
-        </w:rPr>
-        <w:t>5 Mini) at [8/14/2025]</w:t>
+          <w:rFonts w:ascii="Arial" w:eastAsia="Arial" w:hAnsi="Arial" w:cs="Arial"/>
+          <w:color w:val="000000"/>
+          <w:sz w:val="18"/>
+          <w:highlight w:val="lightGray"/>
+        </w:rPr>
+        <w:t xml:space="preserve">5 Mini)] </w:t>
+      </w:r>
+      <w:r>
+        <w:rPr>
+          <w:rFonts w:ascii="Arial" w:eastAsia="Arial" w:hAnsi="Arial" w:cs="Arial"/>
+          <w:b/>
+          <w:color w:val="000000"/>
+          <w:sz w:val="18"/>
+          <w:highlight w:val="lightGray"/>
+        </w:rPr>
+        <w:t>on</w:t>
+      </w:r>
+      <w:r>
+        <w:rPr>
+          <w:rFonts w:ascii="Arial" w:eastAsia="Arial" w:hAnsi="Arial"/>
+          <w:sz w:val="18"/>
+          <w:highlight w:val="lightGray"/>
+        </w:rPr>
+        <w:t xml:space="preserve"> [8/14/2025]</w:t>
       </w:r>
     </w:p>
     <w:p>
@@ -117,7 +143,7 @@
     </w:p>
     <w:p>
       <w:r>
-        <w:pict w14:anchorId="6D6E4ECB">
+        <w:pict w14:anchorId="36F07A1F">
           <v:rect id="_x0000_i1025" style="width:0;height:1.5pt" o:hralign="center" o:hrstd="t" o:hr="t" fillcolor="#a0a0a0" stroked="f"/>
         </w:pict>
       </w:r>
@@ -140,51 +166,77 @@
       </w:pPr>
       <w:r>
         <w:rPr>
-          <w:b/>
-          <w:shd w:val="clear" w:color="auto" w:fill="B7B7B7"/>
-        </w:rPr>
-        <w:t># Source</w:t>
-      </w:r>
-      <w:r>
-        <w:rPr>
-          <w:shd w:val="clear" w:color="auto" w:fill="B7B7B7"/>
-        </w:rPr>
-        <w:t xml:space="preserve">: </w:t>
-      </w:r>
-      <w:r>
-        <w:rPr>
-          <w:b/>
-          <w:shd w:val="clear" w:color="auto" w:fill="B7B7B7"/>
-        </w:rPr>
-        <w:t xml:space="preserve">Chatgpt </w:t>
-      </w:r>
-      <w:r>
-        <w:rPr>
-          <w:b/>
-          <w:sz w:val="14"/>
-          <w:szCs w:val="14"/>
-          <w:shd w:val="clear" w:color="auto" w:fill="B7B7B7"/>
-        </w:rPr>
-        <w:t>(GPT</w:t>
-      </w:r>
-      <w:r>
-        <w:rPr>
-          <w:rFonts w:ascii="Cambria Math" w:hAnsi="Cambria Math" w:cs="Cambria Math"/>
-          <w:b/>
-          <w:sz w:val="14"/>
-          <w:szCs w:val="14"/>
-          <w:shd w:val="clear" w:color="auto" w:fill="B7B7B7"/>
+          <w:rFonts w:ascii="Arial" w:eastAsia="Arial" w:hAnsi="Arial" w:cs="Arial"/>
+          <w:b/>
+          <w:color w:val="000000"/>
+          <w:sz w:val="18"/>
+          <w:highlight w:val="lightGray"/>
+        </w:rPr>
+        <w:t># Source: AI Source: Provided by: [Data Path</w:t>
+      </w:r>
+      <w:r>
+        <w:rPr>
+          <w:rFonts w:ascii="Arial" w:eastAsia="Arial" w:hAnsi="Arial" w:cs="Arial"/>
+          <w:color w:val="000000"/>
+          <w:sz w:val="18"/>
+          <w:highlight w:val="lightGray"/>
+        </w:rPr>
+        <w:t xml:space="preserve">: Persons Table -&gt; ID Column: 1, Name_En Column: Motasem Essam] -&gt; </w:t>
+      </w:r>
+      <w:r>
+        <w:rPr>
+          <w:rFonts w:ascii="Arial" w:eastAsia="Arial" w:hAnsi="Arial" w:cs="Arial"/>
+          <w:b/>
+          <w:color w:val="000000"/>
+          <w:sz w:val="18"/>
+          <w:highlight w:val="lightGray"/>
+        </w:rPr>
+        <w:t>From:</w:t>
+      </w:r>
+      <w:r>
+        <w:rPr>
+          <w:rFonts w:ascii="Arial" w:eastAsia="Arial" w:hAnsi="Arial" w:cs="Arial"/>
+          <w:color w:val="000000"/>
+          <w:sz w:val="18"/>
+          <w:highlight w:val="lightGray"/>
+        </w:rPr>
+        <w:t xml:space="preserve"> [Chatgpt (GPT</w:t>
+      </w:r>
+      <w:r>
+        <w:rPr>
+          <w:rFonts w:ascii="Arial" w:eastAsia="Arial" w:hAnsi="Arial" w:cs="Cambria Math"/>
+          <w:color w:val="000000"/>
+          <w:sz w:val="18"/>
+          <w:highlight w:val="lightGray"/>
         </w:rPr>
         <w:t>‑</w:t>
       </w:r>
       <w:r>
         <w:rPr>
-          <w:b/>
-          <w:sz w:val="14"/>
-          <w:szCs w:val="14"/>
-          <w:shd w:val="clear" w:color="auto" w:fill="B7B7B7"/>
-        </w:rPr>
-        <w:t>5 Mini) at [8/14/2025]</w:t>
+          <w:rFonts w:ascii="Arial" w:eastAsia="Arial" w:hAnsi="Arial" w:cs="Arial"/>
+          <w:color w:val="000000"/>
+          <w:sz w:val="18"/>
+          <w:highlight w:val="lightGray"/>
+        </w:rPr>
+        <w:t xml:space="preserve">5 Mini)] </w:t>
+      </w:r>
+      <w:r>
+        <w:rPr>
+          <w:rFonts w:ascii="Arial" w:eastAsia="Arial" w:hAnsi="Arial" w:cs="Arial"/>
+          <w:b/>
+          <w:color w:val="000000"/>
+          <w:sz w:val="18"/>
+          <w:highlight w:val="lightGray"/>
+        </w:rPr>
+        <w:t>on</w:t>
+      </w:r>
+      <w:r>
+        <w:rPr>
+          <w:rFonts w:ascii="Arial" w:eastAsia="Arial" w:hAnsi="Arial"/>
+          <w:sz w:val="18"/>
+          <w:highlight w:val="lightGray"/>
+        </w:rPr>
+        <w:t xml:space="preserve"> [8/14/2025]</w:t>
       </w:r>
     </w:p>
     <w:p>
@@ -222,7 +274,7 @@
           <w:ilvl w:val="0"/>
           <w:numId w:val="51"/>
         </w:numPr>
-        <w:spacing w:before="240"/>
+        <w:spacing w:before="240" w:after="0" w:line="276" w:lineRule="auto"/>
       </w:pPr>
       <w:r>
         <w:rPr>
@@ -263,6 +315,7 @@
           <w:ilvl w:val="0"/>
           <w:numId w:val="51"/>
         </w:numPr>
+        <w:spacing w:after="0" w:line="276" w:lineRule="auto"/>
         <w:rPr>
           <w:rFonts w:ascii="Roboto Mono" w:eastAsia="Roboto Mono" w:hAnsi="Roboto Mono" w:cs="Roboto Mono"/>
         </w:rPr>
@@ -286,6 +339,7 @@
           <w:ilvl w:val="1"/>
           <w:numId w:val="51"/>
         </w:numPr>
+        <w:spacing w:after="0" w:line="276" w:lineRule="auto"/>
       </w:pPr>
       <w:r>
         <w:rPr>
@@ -313,7 +367,7 @@
           <w:ilvl w:val="1"/>
           <w:numId w:val="51"/>
         </w:numPr>
-        <w:spacing w:after="240"/>
+        <w:spacing w:after="240" w:line="276" w:lineRule="auto"/>
       </w:pPr>
       <w:r>
         <w:rPr>
@@ -357,7 +411,7 @@
           <w:ilvl w:val="0"/>
           <w:numId w:val="24"/>
         </w:numPr>
-        <w:spacing w:before="240"/>
+        <w:spacing w:before="240" w:after="0" w:line="276" w:lineRule="auto"/>
       </w:pPr>
       <w:r>
         <w:rPr>
@@ -391,7 +445,7 @@
           <w:ilvl w:val="0"/>
           <w:numId w:val="24"/>
         </w:numPr>
-        <w:spacing w:after="240"/>
+        <w:spacing w:after="240" w:line="276" w:lineRule="auto"/>
       </w:pPr>
       <w:r>
         <w:rPr>
@@ -474,7 +528,6 @@
       <w:bookmarkStart w:id="3" w:name="_pjnsmq85k84k" w:colFirst="0" w:colLast="0"/>
       <w:bookmarkEnd w:id="3"/>
       <w:r>
-        <w:lastRenderedPageBreak/>
         <w:t>FULL EXAMPLES FOR Static Testing in Verification</w:t>
       </w:r>
     </w:p>
@@ -496,51 +549,77 @@
       </w:pPr>
       <w:r>
         <w:rPr>
-          <w:b/>
-          <w:shd w:val="clear" w:color="auto" w:fill="B7B7B7"/>
-        </w:rPr>
-        <w:t># Source</w:t>
-      </w:r>
-      <w:r>
-        <w:rPr>
-          <w:shd w:val="clear" w:color="auto" w:fill="B7B7B7"/>
-        </w:rPr>
-        <w:t xml:space="preserve">: </w:t>
-      </w:r>
-      <w:r>
-        <w:rPr>
-          <w:b/>
-          <w:shd w:val="clear" w:color="auto" w:fill="B7B7B7"/>
-        </w:rPr>
-        <w:t xml:space="preserve">Chatgpt </w:t>
-      </w:r>
-      <w:r>
-        <w:rPr>
-          <w:b/>
-          <w:sz w:val="14"/>
-          <w:szCs w:val="14"/>
-          <w:shd w:val="clear" w:color="auto" w:fill="B7B7B7"/>
-        </w:rPr>
-        <w:t>(GPT</w:t>
-      </w:r>
-      <w:r>
-        <w:rPr>
-          <w:rFonts w:ascii="Cambria Math" w:hAnsi="Cambria Math" w:cs="Cambria Math"/>
-          <w:b/>
-          <w:sz w:val="14"/>
-          <w:szCs w:val="14"/>
-          <w:shd w:val="clear" w:color="auto" w:fill="B7B7B7"/>
+          <w:rFonts w:ascii="Arial" w:eastAsia="Arial" w:hAnsi="Arial" w:cs="Arial"/>
+          <w:b/>
+          <w:color w:val="000000"/>
+          <w:sz w:val="18"/>
+          <w:highlight w:val="lightGray"/>
+        </w:rPr>
+        <w:t># Source: AI Source: Provided by: [Data Path</w:t>
+      </w:r>
+      <w:r>
+        <w:rPr>
+          <w:rFonts w:ascii="Arial" w:eastAsia="Arial" w:hAnsi="Arial" w:cs="Arial"/>
+          <w:color w:val="000000"/>
+          <w:sz w:val="18"/>
+          <w:highlight w:val="lightGray"/>
+        </w:rPr>
+        <w:t xml:space="preserve">: Persons Table -&gt; ID Column: 1, Name_En Column: Motasem Essam] -&gt; </w:t>
+      </w:r>
+      <w:r>
+        <w:rPr>
+          <w:rFonts w:ascii="Arial" w:eastAsia="Arial" w:hAnsi="Arial" w:cs="Arial"/>
+          <w:b/>
+          <w:color w:val="000000"/>
+          <w:sz w:val="18"/>
+          <w:highlight w:val="lightGray"/>
+        </w:rPr>
+        <w:t>From:</w:t>
+      </w:r>
+      <w:r>
+        <w:rPr>
+          <w:rFonts w:ascii="Arial" w:eastAsia="Arial" w:hAnsi="Arial" w:cs="Arial"/>
+          <w:color w:val="000000"/>
+          <w:sz w:val="18"/>
+          <w:highlight w:val="lightGray"/>
+        </w:rPr>
+        <w:t xml:space="preserve"> [Chatgpt (GPT</w:t>
+      </w:r>
+      <w:r>
+        <w:rPr>
+          <w:rFonts w:ascii="Arial" w:eastAsia="Arial" w:hAnsi="Arial" w:cs="Cambria Math"/>
+          <w:color w:val="000000"/>
+          <w:sz w:val="18"/>
+          <w:highlight w:val="lightGray"/>
         </w:rPr>
         <w:t>‑</w:t>
       </w:r>
       <w:r>
         <w:rPr>
-          <w:b/>
-          <w:sz w:val="14"/>
-          <w:szCs w:val="14"/>
-          <w:shd w:val="clear" w:color="auto" w:fill="B7B7B7"/>
-        </w:rPr>
-        <w:t>5 Mini) at [8/14/2025]</w:t>
+          <w:rFonts w:ascii="Arial" w:eastAsia="Arial" w:hAnsi="Arial" w:cs="Arial"/>
+          <w:color w:val="000000"/>
+          <w:sz w:val="18"/>
+          <w:highlight w:val="lightGray"/>
+        </w:rPr>
+        <w:t xml:space="preserve">5 Mini)] </w:t>
+      </w:r>
+      <w:r>
+        <w:rPr>
+          <w:rFonts w:ascii="Arial" w:eastAsia="Arial" w:hAnsi="Arial" w:cs="Arial"/>
+          <w:b/>
+          <w:color w:val="000000"/>
+          <w:sz w:val="18"/>
+          <w:highlight w:val="lightGray"/>
+        </w:rPr>
+        <w:t>on</w:t>
+      </w:r>
+      <w:r>
+        <w:rPr>
+          <w:rFonts w:ascii="Arial" w:eastAsia="Arial" w:hAnsi="Arial"/>
+          <w:sz w:val="18"/>
+          <w:highlight w:val="lightGray"/>
+        </w:rPr>
+        <w:t xml:space="preserve"> [8/14/2025]</w:t>
       </w:r>
     </w:p>
     <w:p>
@@ -637,7 +716,7 @@
           <w:ilvl w:val="0"/>
           <w:numId w:val="13"/>
         </w:numPr>
-        <w:spacing w:before="240"/>
+        <w:spacing w:before="240" w:after="0" w:line="276" w:lineRule="auto"/>
         <w:rPr>
           <w:rFonts w:ascii="Roboto Mono" w:eastAsia="Roboto Mono" w:hAnsi="Roboto Mono" w:cs="Roboto Mono"/>
         </w:rPr>
@@ -661,6 +740,7 @@
           <w:ilvl w:val="0"/>
           <w:numId w:val="13"/>
         </w:numPr>
+        <w:spacing w:after="0" w:line="276" w:lineRule="auto"/>
         <w:rPr>
           <w:rFonts w:ascii="Roboto Mono" w:eastAsia="Roboto Mono" w:hAnsi="Roboto Mono" w:cs="Roboto Mono"/>
         </w:rPr>
@@ -684,7 +764,7 @@
           <w:ilvl w:val="0"/>
           <w:numId w:val="13"/>
         </w:numPr>
-        <w:spacing w:after="240"/>
+        <w:spacing w:after="240" w:line="276" w:lineRule="auto"/>
         <w:rPr>
           <w:rFonts w:ascii="Roboto Mono" w:eastAsia="Roboto Mono" w:hAnsi="Roboto Mono" w:cs="Roboto Mono"/>
         </w:rPr>
@@ -768,51 +848,77 @@
       </w:pPr>
       <w:r>
         <w:rPr>
-          <w:b/>
-          <w:shd w:val="clear" w:color="auto" w:fill="B7B7B7"/>
-        </w:rPr>
-        <w:t># Source</w:t>
-      </w:r>
-      <w:r>
-        <w:rPr>
-          <w:shd w:val="clear" w:color="auto" w:fill="B7B7B7"/>
-        </w:rPr>
-        <w:t xml:space="preserve">: </w:t>
-      </w:r>
-      <w:r>
-        <w:rPr>
-          <w:b/>
-          <w:shd w:val="clear" w:color="auto" w:fill="B7B7B7"/>
-        </w:rPr>
-        <w:t xml:space="preserve">Chatgpt </w:t>
-      </w:r>
-      <w:r>
-        <w:rPr>
-          <w:b/>
-          <w:sz w:val="14"/>
-          <w:szCs w:val="14"/>
-          <w:shd w:val="clear" w:color="auto" w:fill="B7B7B7"/>
-        </w:rPr>
-        <w:t>(GPT</w:t>
-      </w:r>
-      <w:r>
-        <w:rPr>
-          <w:rFonts w:ascii="Cambria Math" w:hAnsi="Cambria Math" w:cs="Cambria Math"/>
-          <w:b/>
-          <w:sz w:val="14"/>
-          <w:szCs w:val="14"/>
-          <w:shd w:val="clear" w:color="auto" w:fill="B7B7B7"/>
+          <w:rFonts w:ascii="Arial" w:eastAsia="Arial" w:hAnsi="Arial" w:cs="Arial"/>
+          <w:b/>
+          <w:color w:val="000000"/>
+          <w:sz w:val="18"/>
+          <w:highlight w:val="lightGray"/>
+        </w:rPr>
+        <w:t># Source: AI Source: Provided by: [Data Path</w:t>
+      </w:r>
+      <w:r>
+        <w:rPr>
+          <w:rFonts w:ascii="Arial" w:eastAsia="Arial" w:hAnsi="Arial" w:cs="Arial"/>
+          <w:color w:val="000000"/>
+          <w:sz w:val="18"/>
+          <w:highlight w:val="lightGray"/>
+        </w:rPr>
+        <w:t xml:space="preserve">: Persons Table -&gt; ID Column: 1, Name_En Column: Motasem Essam] -&gt; </w:t>
+      </w:r>
+      <w:r>
+        <w:rPr>
+          <w:rFonts w:ascii="Arial" w:eastAsia="Arial" w:hAnsi="Arial" w:cs="Arial"/>
+          <w:b/>
+          <w:color w:val="000000"/>
+          <w:sz w:val="18"/>
+          <w:highlight w:val="lightGray"/>
+        </w:rPr>
+        <w:t>From:</w:t>
+      </w:r>
+      <w:r>
+        <w:rPr>
+          <w:rFonts w:ascii="Arial" w:eastAsia="Arial" w:hAnsi="Arial" w:cs="Arial"/>
+          <w:color w:val="000000"/>
+          <w:sz w:val="18"/>
+          <w:highlight w:val="lightGray"/>
+        </w:rPr>
+        <w:t xml:space="preserve"> [Chatgpt (GPT</w:t>
+      </w:r>
+      <w:r>
+        <w:rPr>
+          <w:rFonts w:ascii="Arial" w:eastAsia="Arial" w:hAnsi="Arial" w:cs="Cambria Math"/>
+          <w:color w:val="000000"/>
+          <w:sz w:val="18"/>
+          <w:highlight w:val="lightGray"/>
         </w:rPr>
         <w:t>‑</w:t>
       </w:r>
       <w:r>
         <w:rPr>
-          <w:b/>
-          <w:sz w:val="14"/>
-          <w:szCs w:val="14"/>
-          <w:shd w:val="clear" w:color="auto" w:fill="B7B7B7"/>
-        </w:rPr>
-        <w:t>5 Mini) at [8/14/2025]</w:t>
+          <w:rFonts w:ascii="Arial" w:eastAsia="Arial" w:hAnsi="Arial" w:cs="Arial"/>
+          <w:color w:val="000000"/>
+          <w:sz w:val="18"/>
+          <w:highlight w:val="lightGray"/>
+        </w:rPr>
+        <w:t xml:space="preserve">5 Mini)] </w:t>
+      </w:r>
+      <w:r>
+        <w:rPr>
+          <w:rFonts w:ascii="Arial" w:eastAsia="Arial" w:hAnsi="Arial" w:cs="Arial"/>
+          <w:b/>
+          <w:color w:val="000000"/>
+          <w:sz w:val="18"/>
+          <w:highlight w:val="lightGray"/>
+        </w:rPr>
+        <w:t>on</w:t>
+      </w:r>
+      <w:r>
+        <w:rPr>
+          <w:rFonts w:ascii="Arial" w:eastAsia="Arial" w:hAnsi="Arial"/>
+          <w:sz w:val="18"/>
+          <w:highlight w:val="lightGray"/>
+        </w:rPr>
+        <w:t xml:space="preserve"> [8/14/2025]</w:t>
       </w:r>
     </w:p>
     <w:p>
@@ -910,14 +1016,7 @@
           <w:rFonts w:ascii="Roboto Mono" w:eastAsia="Roboto Mono" w:hAnsi="Roboto Mono" w:cs="Roboto Mono"/>
         </w:rPr>
         <w:br/>
-        <w:t xml:space="preserve"> The login page will contain fields for username and </w:t>
-      </w:r>
-      <w:r>
-        <w:rPr>
-          <w:rFonts w:ascii="Roboto Mono" w:eastAsia="Roboto Mono" w:hAnsi="Roboto Mono" w:cs="Roboto Mono"/>
-        </w:rPr>
-        <w:lastRenderedPageBreak/>
-        <w:t>password, and a “Sign in” button.</w:t>
+        <w:t xml:space="preserve"> The login page will contain fields for username and password, and a “Sign in” button.</w:t>
       </w:r>
       <w:r>
         <w:rPr>
@@ -936,7 +1035,7 @@
     </w:p>
     <w:p>
       <w:r>
-        <w:pict w14:anchorId="3BD1C0FA">
+        <w:pict w14:anchorId="4289C6B0">
           <v:rect id="_x0000_i1026" style="width:0;height:1.5pt" o:hralign="center" o:hrstd="t" o:hr="t" fillcolor="#a0a0a0" stroked="f"/>
         </w:pict>
       </w:r>
@@ -965,7 +1064,7 @@
           <w:ilvl w:val="0"/>
           <w:numId w:val="1"/>
         </w:numPr>
-        <w:spacing w:before="240"/>
+        <w:spacing w:before="240" w:after="0" w:line="276" w:lineRule="auto"/>
         <w:rPr>
           <w:rFonts w:ascii="Roboto Mono" w:eastAsia="Roboto Mono" w:hAnsi="Roboto Mono" w:cs="Roboto Mono"/>
         </w:rPr>
@@ -991,6 +1090,7 @@
           <w:ilvl w:val="1"/>
           <w:numId w:val="1"/>
         </w:numPr>
+        <w:spacing w:after="0" w:line="276" w:lineRule="auto"/>
         <w:rPr>
           <w:rFonts w:ascii="Roboto Mono" w:eastAsia="Roboto Mono" w:hAnsi="Roboto Mono" w:cs="Roboto Mono"/>
         </w:rPr>
@@ -1021,6 +1121,7 @@
           <w:ilvl w:val="1"/>
           <w:numId w:val="1"/>
         </w:numPr>
+        <w:spacing w:after="0" w:line="276" w:lineRule="auto"/>
         <w:rPr>
           <w:rFonts w:ascii="Roboto Mono" w:eastAsia="Roboto Mono" w:hAnsi="Roboto Mono" w:cs="Roboto Mono"/>
         </w:rPr>
@@ -1076,6 +1177,7 @@
           <w:ilvl w:val="0"/>
           <w:numId w:val="1"/>
         </w:numPr>
+        <w:spacing w:after="0" w:line="276" w:lineRule="auto"/>
         <w:rPr>
           <w:rFonts w:ascii="Roboto Mono" w:eastAsia="Roboto Mono" w:hAnsi="Roboto Mono" w:cs="Roboto Mono"/>
         </w:rPr>
@@ -1101,6 +1203,7 @@
           <w:ilvl w:val="1"/>
           <w:numId w:val="1"/>
         </w:numPr>
+        <w:spacing w:after="0" w:line="276" w:lineRule="auto"/>
         <w:rPr>
           <w:rFonts w:ascii="Roboto Mono" w:eastAsia="Roboto Mono" w:hAnsi="Roboto Mono" w:cs="Roboto Mono"/>
         </w:rPr>
@@ -1131,6 +1234,7 @@
           <w:ilvl w:val="1"/>
           <w:numId w:val="1"/>
         </w:numPr>
+        <w:spacing w:after="0" w:line="276" w:lineRule="auto"/>
         <w:rPr>
           <w:rFonts w:ascii="Roboto Mono" w:eastAsia="Roboto Mono" w:hAnsi="Roboto Mono" w:cs="Roboto Mono"/>
         </w:rPr>
@@ -1186,6 +1290,7 @@
           <w:ilvl w:val="0"/>
           <w:numId w:val="1"/>
         </w:numPr>
+        <w:spacing w:after="0" w:line="276" w:lineRule="auto"/>
         <w:rPr>
           <w:rFonts w:ascii="Roboto Mono" w:eastAsia="Roboto Mono" w:hAnsi="Roboto Mono" w:cs="Roboto Mono"/>
         </w:rPr>
@@ -1211,6 +1316,7 @@
           <w:ilvl w:val="1"/>
           <w:numId w:val="1"/>
         </w:numPr>
+        <w:spacing w:after="0" w:line="276" w:lineRule="auto"/>
         <w:rPr>
           <w:rFonts w:ascii="Roboto Mono" w:eastAsia="Roboto Mono" w:hAnsi="Roboto Mono" w:cs="Roboto Mono"/>
         </w:rPr>
@@ -1220,7 +1326,6 @@
           <w:rFonts w:ascii="Roboto Mono" w:eastAsia="Roboto Mono" w:hAnsi="Roboto Mono" w:cs="Roboto Mono"/>
           <w:i/>
         </w:rPr>
-        <w:lastRenderedPageBreak/>
         <w:t>Issue:</w:t>
       </w:r>
       <w:r>
@@ -1242,6 +1347,7 @@
           <w:ilvl w:val="1"/>
           <w:numId w:val="1"/>
         </w:numPr>
+        <w:spacing w:after="0" w:line="276" w:lineRule="auto"/>
         <w:rPr>
           <w:rFonts w:ascii="Roboto Mono" w:eastAsia="Roboto Mono" w:hAnsi="Roboto Mono" w:cs="Roboto Mono"/>
         </w:rPr>
@@ -1272,6 +1378,7 @@
           <w:ilvl w:val="0"/>
           <w:numId w:val="1"/>
         </w:numPr>
+        <w:spacing w:after="0" w:line="276" w:lineRule="auto"/>
         <w:rPr>
           <w:rFonts w:ascii="Roboto Mono" w:eastAsia="Roboto Mono" w:hAnsi="Roboto Mono" w:cs="Roboto Mono"/>
         </w:rPr>
@@ -1297,6 +1404,7 @@
           <w:ilvl w:val="1"/>
           <w:numId w:val="1"/>
         </w:numPr>
+        <w:spacing w:after="0" w:line="276" w:lineRule="auto"/>
         <w:rPr>
           <w:rFonts w:ascii="Roboto Mono" w:eastAsia="Roboto Mono" w:hAnsi="Roboto Mono" w:cs="Roboto Mono"/>
         </w:rPr>
@@ -1327,7 +1435,7 @@
           <w:ilvl w:val="1"/>
           <w:numId w:val="1"/>
         </w:numPr>
-        <w:spacing w:after="240"/>
+        <w:spacing w:after="240" w:line="276" w:lineRule="auto"/>
         <w:rPr>
           <w:rFonts w:ascii="Roboto Mono" w:eastAsia="Roboto Mono" w:hAnsi="Roboto Mono" w:cs="Roboto Mono"/>
         </w:rPr>
@@ -1386,7 +1494,7 @@
         </w:rPr>
       </w:pPr>
       <w:r>
-        <w:pict w14:anchorId="78E4FAC7">
+        <w:pict w14:anchorId="3A981618">
           <v:rect id="_x0000_i1027" style="width:0;height:1.5pt" o:hralign="center" o:hrstd="t" o:hr="t" fillcolor="#a0a0a0" stroked="f"/>
         </w:pict>
       </w:r>
@@ -1433,7 +1541,7 @@
     </w:p>
     <w:p>
       <w:r>
-        <w:pict w14:anchorId="03759AD5">
+        <w:pict w14:anchorId="77946D7C">
           <v:rect id="_x0000_i1028" style="width:0;height:1.5pt" o:hralign="center" o:hrstd="t" o:hr="t" fillcolor="#a0a0a0" stroked="f"/>
         </w:pict>
       </w:r>
@@ -1457,51 +1565,77 @@
       </w:pPr>
       <w:r>
         <w:rPr>
-          <w:b/>
-          <w:shd w:val="clear" w:color="auto" w:fill="B7B7B7"/>
-        </w:rPr>
-        <w:t># Source</w:t>
-      </w:r>
-      <w:r>
-        <w:rPr>
-          <w:shd w:val="clear" w:color="auto" w:fill="B7B7B7"/>
-        </w:rPr>
-        <w:t xml:space="preserve">: </w:t>
-      </w:r>
-      <w:r>
-        <w:rPr>
-          <w:b/>
-          <w:shd w:val="clear" w:color="auto" w:fill="B7B7B7"/>
-        </w:rPr>
-        <w:t xml:space="preserve">Chatgpt </w:t>
-      </w:r>
-      <w:r>
-        <w:rPr>
-          <w:b/>
-          <w:sz w:val="14"/>
-          <w:szCs w:val="14"/>
-          <w:shd w:val="clear" w:color="auto" w:fill="B7B7B7"/>
-        </w:rPr>
-        <w:t>(GPT</w:t>
-      </w:r>
-      <w:r>
-        <w:rPr>
-          <w:rFonts w:ascii="Cambria Math" w:hAnsi="Cambria Math" w:cs="Cambria Math"/>
-          <w:b/>
-          <w:sz w:val="14"/>
-          <w:szCs w:val="14"/>
-          <w:shd w:val="clear" w:color="auto" w:fill="B7B7B7"/>
+          <w:rFonts w:ascii="Arial" w:eastAsia="Arial" w:hAnsi="Arial" w:cs="Arial"/>
+          <w:b/>
+          <w:color w:val="000000"/>
+          <w:sz w:val="18"/>
+          <w:highlight w:val="lightGray"/>
+        </w:rPr>
+        <w:t># Source: AI Source: Provided by: [Data Path</w:t>
+      </w:r>
+      <w:r>
+        <w:rPr>
+          <w:rFonts w:ascii="Arial" w:eastAsia="Arial" w:hAnsi="Arial" w:cs="Arial"/>
+          <w:color w:val="000000"/>
+          <w:sz w:val="18"/>
+          <w:highlight w:val="lightGray"/>
+        </w:rPr>
+        <w:t xml:space="preserve">: Persons Table -&gt; ID Column: 1, Name_En Column: Motasem Essam] -&gt; </w:t>
+      </w:r>
+      <w:r>
+        <w:rPr>
+          <w:rFonts w:ascii="Arial" w:eastAsia="Arial" w:hAnsi="Arial" w:cs="Arial"/>
+          <w:b/>
+          <w:color w:val="000000"/>
+          <w:sz w:val="18"/>
+          <w:highlight w:val="lightGray"/>
+        </w:rPr>
+        <w:t>From:</w:t>
+      </w:r>
+      <w:r>
+        <w:rPr>
+          <w:rFonts w:ascii="Arial" w:eastAsia="Arial" w:hAnsi="Arial" w:cs="Arial"/>
+          <w:color w:val="000000"/>
+          <w:sz w:val="18"/>
+          <w:highlight w:val="lightGray"/>
+        </w:rPr>
+        <w:t xml:space="preserve"> [Chatgpt (GPT</w:t>
+      </w:r>
+      <w:r>
+        <w:rPr>
+          <w:rFonts w:ascii="Arial" w:eastAsia="Arial" w:hAnsi="Arial" w:cs="Cambria Math"/>
+          <w:color w:val="000000"/>
+          <w:sz w:val="18"/>
+          <w:highlight w:val="lightGray"/>
         </w:rPr>
         <w:t>‑</w:t>
       </w:r>
       <w:r>
         <w:rPr>
-          <w:b/>
-          <w:sz w:val="14"/>
-          <w:szCs w:val="14"/>
-          <w:shd w:val="clear" w:color="auto" w:fill="B7B7B7"/>
-        </w:rPr>
-        <w:t>5 Mini) at [8/14/2025]</w:t>
+          <w:rFonts w:ascii="Arial" w:eastAsia="Arial" w:hAnsi="Arial" w:cs="Arial"/>
+          <w:color w:val="000000"/>
+          <w:sz w:val="18"/>
+          <w:highlight w:val="lightGray"/>
+        </w:rPr>
+        <w:t xml:space="preserve">5 Mini)] </w:t>
+      </w:r>
+      <w:r>
+        <w:rPr>
+          <w:rFonts w:ascii="Arial" w:eastAsia="Arial" w:hAnsi="Arial" w:cs="Arial"/>
+          <w:b/>
+          <w:color w:val="000000"/>
+          <w:sz w:val="18"/>
+          <w:highlight w:val="lightGray"/>
+        </w:rPr>
+        <w:t>on</w:t>
+      </w:r>
+      <w:r>
+        <w:rPr>
+          <w:rFonts w:ascii="Arial" w:eastAsia="Arial" w:hAnsi="Arial"/>
+          <w:sz w:val="18"/>
+          <w:highlight w:val="lightGray"/>
+        </w:rPr>
+        <w:t xml:space="preserve"> [8/14/2025]</w:t>
       </w:r>
     </w:p>
     <w:p>
@@ -1598,7 +1732,7 @@
           <w:ilvl w:val="0"/>
           <w:numId w:val="9"/>
         </w:numPr>
-        <w:spacing w:before="240"/>
+        <w:spacing w:before="240" w:after="0" w:line="276" w:lineRule="auto"/>
         <w:rPr>
           <w:rFonts w:ascii="Roboto Mono" w:eastAsia="Roboto Mono" w:hAnsi="Roboto Mono" w:cs="Roboto Mono"/>
         </w:rPr>
@@ -1622,15 +1756,15 @@
           <w:ilvl w:val="0"/>
           <w:numId w:val="9"/>
         </w:numPr>
-        <w:rPr>
-          <w:rFonts w:ascii="Roboto Mono" w:eastAsia="Roboto Mono" w:hAnsi="Roboto Mono" w:cs="Roboto Mono"/>
-        </w:rPr>
-      </w:pPr>
-      <w:r>
-        <w:rPr>
-          <w:rFonts w:ascii="Roboto Mono" w:eastAsia="Roboto Mono" w:hAnsi="Roboto Mono" w:cs="Roboto Mono"/>
-        </w:rPr>
-        <w:lastRenderedPageBreak/>
+        <w:spacing w:after="0" w:line="276" w:lineRule="auto"/>
+        <w:rPr>
+          <w:rFonts w:ascii="Roboto Mono" w:eastAsia="Roboto Mono" w:hAnsi="Roboto Mono" w:cs="Roboto Mono"/>
+        </w:rPr>
+      </w:pPr>
+      <w:r>
+        <w:rPr>
+          <w:rFonts w:ascii="Roboto Mono" w:eastAsia="Roboto Mono" w:hAnsi="Roboto Mono" w:cs="Roboto Mono"/>
+        </w:rPr>
         <w:t>Check that every function in the design has a corresponding requirement.</w:t>
       </w:r>
       <w:r>
@@ -1646,7 +1780,7 @@
           <w:ilvl w:val="0"/>
           <w:numId w:val="9"/>
         </w:numPr>
-        <w:spacing w:after="240"/>
+        <w:spacing w:after="240" w:line="276" w:lineRule="auto"/>
         <w:rPr>
           <w:rFonts w:ascii="Roboto Mono" w:eastAsia="Roboto Mono" w:hAnsi="Roboto Mono" w:cs="Roboto Mono"/>
         </w:rPr>
@@ -1708,51 +1842,77 @@
       </w:pPr>
       <w:r>
         <w:rPr>
-          <w:b/>
-          <w:shd w:val="clear" w:color="auto" w:fill="B7B7B7"/>
-        </w:rPr>
-        <w:t># Source</w:t>
-      </w:r>
-      <w:r>
-        <w:rPr>
-          <w:shd w:val="clear" w:color="auto" w:fill="B7B7B7"/>
-        </w:rPr>
-        <w:t xml:space="preserve">: </w:t>
-      </w:r>
-      <w:r>
-        <w:rPr>
-          <w:b/>
-          <w:shd w:val="clear" w:color="auto" w:fill="B7B7B7"/>
-        </w:rPr>
-        <w:t xml:space="preserve">Chatgpt </w:t>
-      </w:r>
-      <w:r>
-        <w:rPr>
-          <w:b/>
-          <w:sz w:val="14"/>
-          <w:szCs w:val="14"/>
-          <w:shd w:val="clear" w:color="auto" w:fill="B7B7B7"/>
-        </w:rPr>
-        <w:t>(GPT</w:t>
-      </w:r>
-      <w:r>
-        <w:rPr>
-          <w:rFonts w:ascii="Cambria Math" w:hAnsi="Cambria Math" w:cs="Cambria Math"/>
-          <w:b/>
-          <w:sz w:val="14"/>
-          <w:szCs w:val="14"/>
-          <w:shd w:val="clear" w:color="auto" w:fill="B7B7B7"/>
+          <w:rFonts w:ascii="Arial" w:eastAsia="Arial" w:hAnsi="Arial" w:cs="Arial"/>
+          <w:b/>
+          <w:color w:val="000000"/>
+          <w:sz w:val="18"/>
+          <w:highlight w:val="lightGray"/>
+        </w:rPr>
+        <w:t># Source: AI Source: Provided by: [Data Path</w:t>
+      </w:r>
+      <w:r>
+        <w:rPr>
+          <w:rFonts w:ascii="Arial" w:eastAsia="Arial" w:hAnsi="Arial" w:cs="Arial"/>
+          <w:color w:val="000000"/>
+          <w:sz w:val="18"/>
+          <w:highlight w:val="lightGray"/>
+        </w:rPr>
+        <w:t xml:space="preserve">: Persons Table -&gt; ID Column: 1, Name_En Column: Motasem Essam] -&gt; </w:t>
+      </w:r>
+      <w:r>
+        <w:rPr>
+          <w:rFonts w:ascii="Arial" w:eastAsia="Arial" w:hAnsi="Arial" w:cs="Arial"/>
+          <w:b/>
+          <w:color w:val="000000"/>
+          <w:sz w:val="18"/>
+          <w:highlight w:val="lightGray"/>
+        </w:rPr>
+        <w:t>From:</w:t>
+      </w:r>
+      <w:r>
+        <w:rPr>
+          <w:rFonts w:ascii="Arial" w:eastAsia="Arial" w:hAnsi="Arial" w:cs="Arial"/>
+          <w:color w:val="000000"/>
+          <w:sz w:val="18"/>
+          <w:highlight w:val="lightGray"/>
+        </w:rPr>
+        <w:t xml:space="preserve"> [Chatgpt (GPT</w:t>
+      </w:r>
+      <w:r>
+        <w:rPr>
+          <w:rFonts w:ascii="Arial" w:eastAsia="Arial" w:hAnsi="Arial" w:cs="Cambria Math"/>
+          <w:color w:val="000000"/>
+          <w:sz w:val="18"/>
+          <w:highlight w:val="lightGray"/>
         </w:rPr>
         <w:t>‑</w:t>
       </w:r>
       <w:r>
         <w:rPr>
-          <w:b/>
-          <w:sz w:val="14"/>
-          <w:szCs w:val="14"/>
-          <w:shd w:val="clear" w:color="auto" w:fill="B7B7B7"/>
-        </w:rPr>
-        <w:t>5 Mini) at [8/14/2025]</w:t>
+          <w:rFonts w:ascii="Arial" w:eastAsia="Arial" w:hAnsi="Arial" w:cs="Arial"/>
+          <w:color w:val="000000"/>
+          <w:sz w:val="18"/>
+          <w:highlight w:val="lightGray"/>
+        </w:rPr>
+        <w:t xml:space="preserve">5 Mini)] </w:t>
+      </w:r>
+      <w:r>
+        <w:rPr>
+          <w:rFonts w:ascii="Arial" w:eastAsia="Arial" w:hAnsi="Arial" w:cs="Arial"/>
+          <w:b/>
+          <w:color w:val="000000"/>
+          <w:sz w:val="18"/>
+          <w:highlight w:val="lightGray"/>
+        </w:rPr>
+        <w:t>on</w:t>
+      </w:r>
+      <w:r>
+        <w:rPr>
+          <w:rFonts w:ascii="Arial" w:eastAsia="Arial" w:hAnsi="Arial"/>
+          <w:sz w:val="18"/>
+          <w:highlight w:val="lightGray"/>
+        </w:rPr>
+        <w:t xml:space="preserve"> [8/14/2025]</w:t>
       </w:r>
     </w:p>
     <w:p>
@@ -1810,7 +1970,7 @@
     </w:p>
     <w:p>
       <w:r>
-        <w:pict w14:anchorId="51C19EA4">
+        <w:pict w14:anchorId="143914ED">
           <v:rect id="_x0000_i1029" style="width:0;height:1.5pt" o:hralign="center" o:hrstd="t" o:hr="t" fillcolor="#a0a0a0" stroked="f"/>
         </w:pict>
       </w:r>
@@ -1862,7 +2022,7 @@
           <w:ilvl w:val="0"/>
           <w:numId w:val="3"/>
         </w:numPr>
-        <w:spacing w:before="240"/>
+        <w:spacing w:before="240" w:after="0" w:line="276" w:lineRule="auto"/>
         <w:rPr>
           <w:rFonts w:ascii="Roboto Mono" w:eastAsia="Roboto Mono" w:hAnsi="Roboto Mono" w:cs="Roboto Mono"/>
         </w:rPr>
@@ -1886,6 +2046,7 @@
           <w:ilvl w:val="0"/>
           <w:numId w:val="3"/>
         </w:numPr>
+        <w:spacing w:after="0" w:line="276" w:lineRule="auto"/>
         <w:rPr>
           <w:rFonts w:ascii="Roboto Mono" w:eastAsia="Roboto Mono" w:hAnsi="Roboto Mono" w:cs="Roboto Mono"/>
         </w:rPr>
@@ -1909,6 +2070,7 @@
           <w:ilvl w:val="0"/>
           <w:numId w:val="3"/>
         </w:numPr>
+        <w:spacing w:after="0" w:line="276" w:lineRule="auto"/>
         <w:rPr>
           <w:rFonts w:ascii="Roboto Mono" w:eastAsia="Roboto Mono" w:hAnsi="Roboto Mono" w:cs="Roboto Mono"/>
         </w:rPr>
@@ -1932,6 +2094,7 @@
           <w:ilvl w:val="0"/>
           <w:numId w:val="3"/>
         </w:numPr>
+        <w:spacing w:after="0" w:line="276" w:lineRule="auto"/>
         <w:rPr>
           <w:rFonts w:ascii="Roboto Mono" w:eastAsia="Roboto Mono" w:hAnsi="Roboto Mono" w:cs="Roboto Mono"/>
         </w:rPr>
@@ -1955,6 +2118,7 @@
           <w:ilvl w:val="0"/>
           <w:numId w:val="3"/>
         </w:numPr>
+        <w:spacing w:after="0" w:line="276" w:lineRule="auto"/>
         <w:rPr>
           <w:rFonts w:ascii="Roboto Mono" w:eastAsia="Roboto Mono" w:hAnsi="Roboto Mono" w:cs="Roboto Mono"/>
         </w:rPr>
@@ -1978,7 +2142,7 @@
           <w:ilvl w:val="0"/>
           <w:numId w:val="3"/>
         </w:numPr>
-        <w:spacing w:after="240"/>
+        <w:spacing w:after="240" w:line="276" w:lineRule="auto"/>
         <w:rPr>
           <w:rFonts w:ascii="Roboto Mono" w:eastAsia="Roboto Mono" w:hAnsi="Roboto Mono" w:cs="Roboto Mono"/>
         </w:rPr>
@@ -1998,7 +2162,7 @@
     </w:p>
     <w:p>
       <w:r>
-        <w:pict w14:anchorId="0BEFDB70">
+        <w:pict w14:anchorId="6CE48AB5">
           <v:rect id="_x0000_i1030" style="width:0;height:1.5pt" o:hralign="center" o:hrstd="t" o:hr="t" fillcolor="#a0a0a0" stroked="f"/>
         </w:pict>
       </w:r>
@@ -2033,9 +2197,8 @@
           <w:b/>
           <w:noProof/>
         </w:rPr>
-        <w:lastRenderedPageBreak/>
         <w:drawing>
-          <wp:inline distT="114300" distB="114300" distL="114300" distR="114300" wp14:anchorId="01F47230" wp14:editId="19CD4CAB">
+          <wp:inline distT="114300" distB="114300" distL="114300" distR="114300" wp14:anchorId="60437903" wp14:editId="17864F6B">
             <wp:extent cx="5943600" cy="2590800"/>
             <wp:effectExtent l="0" t="0" r="0" b="0"/>
             <wp:docPr id="2" name="image1.png"/>
@@ -2211,7 +2374,7 @@
     <w:p/>
     <w:p>
       <w:r>
-        <w:pict w14:anchorId="0BC213B5">
+        <w:pict w14:anchorId="16AA2DF4">
           <v:rect id="_x0000_i1031" style="width:0;height:1.5pt" o:hralign="center" o:hrstd="t" o:hr="t" fillcolor="#a0a0a0" stroked="f"/>
         </w:pict>
       </w:r>
@@ -2240,7 +2403,7 @@
           <w:ilvl w:val="0"/>
           <w:numId w:val="54"/>
         </w:numPr>
-        <w:spacing w:before="240"/>
+        <w:spacing w:before="240" w:after="0" w:line="276" w:lineRule="auto"/>
         <w:rPr>
           <w:rFonts w:ascii="Roboto Mono" w:eastAsia="Roboto Mono" w:hAnsi="Roboto Mono" w:cs="Roboto Mono"/>
         </w:rPr>
@@ -2266,6 +2429,7 @@
           <w:ilvl w:val="1"/>
           <w:numId w:val="54"/>
         </w:numPr>
+        <w:spacing w:after="0" w:line="276" w:lineRule="auto"/>
         <w:rPr>
           <w:rFonts w:ascii="Roboto Mono" w:eastAsia="Roboto Mono" w:hAnsi="Roboto Mono" w:cs="Roboto Mono"/>
         </w:rPr>
@@ -2296,6 +2460,7 @@
           <w:ilvl w:val="1"/>
           <w:numId w:val="54"/>
         </w:numPr>
+        <w:spacing w:after="0" w:line="276" w:lineRule="auto"/>
         <w:rPr>
           <w:rFonts w:ascii="Roboto Mono" w:eastAsia="Roboto Mono" w:hAnsi="Roboto Mono" w:cs="Roboto Mono"/>
         </w:rPr>
@@ -2326,13 +2491,13 @@
           <w:ilvl w:val="1"/>
           <w:numId w:val="54"/>
         </w:numPr>
+        <w:spacing w:after="0" w:line="276" w:lineRule="auto"/>
       </w:pPr>
       <w:r>
         <w:rPr>
           <w:rFonts w:ascii="Roboto Mono" w:eastAsia="Roboto Mono" w:hAnsi="Roboto Mono" w:cs="Roboto Mono"/>
           <w:i/>
         </w:rPr>
-        <w:lastRenderedPageBreak/>
         <w:t>Recommendation:</w:t>
       </w:r>
       <w:r>
@@ -2367,6 +2532,7 @@
           <w:ilvl w:val="0"/>
           <w:numId w:val="54"/>
         </w:numPr>
+        <w:spacing w:after="0" w:line="276" w:lineRule="auto"/>
         <w:rPr>
           <w:rFonts w:ascii="Roboto Mono" w:eastAsia="Roboto Mono" w:hAnsi="Roboto Mono" w:cs="Roboto Mono"/>
         </w:rPr>
@@ -2392,6 +2558,7 @@
           <w:ilvl w:val="1"/>
           <w:numId w:val="54"/>
         </w:numPr>
+        <w:spacing w:after="0" w:line="276" w:lineRule="auto"/>
         <w:rPr>
           <w:rFonts w:ascii="Roboto Mono" w:eastAsia="Roboto Mono" w:hAnsi="Roboto Mono" w:cs="Roboto Mono"/>
         </w:rPr>
@@ -2422,6 +2589,7 @@
           <w:ilvl w:val="1"/>
           <w:numId w:val="54"/>
         </w:numPr>
+        <w:spacing w:after="0" w:line="276" w:lineRule="auto"/>
         <w:rPr>
           <w:rFonts w:ascii="Roboto Mono" w:eastAsia="Roboto Mono" w:hAnsi="Roboto Mono" w:cs="Roboto Mono"/>
         </w:rPr>
@@ -2452,6 +2620,7 @@
           <w:ilvl w:val="1"/>
           <w:numId w:val="54"/>
         </w:numPr>
+        <w:spacing w:after="0" w:line="276" w:lineRule="auto"/>
       </w:pPr>
       <w:r>
         <w:rPr>
@@ -2492,6 +2661,7 @@
           <w:ilvl w:val="0"/>
           <w:numId w:val="54"/>
         </w:numPr>
+        <w:spacing w:after="0" w:line="276" w:lineRule="auto"/>
         <w:rPr>
           <w:rFonts w:ascii="Roboto Mono" w:eastAsia="Roboto Mono" w:hAnsi="Roboto Mono" w:cs="Roboto Mono"/>
         </w:rPr>
@@ -2517,6 +2687,7 @@
           <w:ilvl w:val="1"/>
           <w:numId w:val="54"/>
         </w:numPr>
+        <w:spacing w:after="0" w:line="276" w:lineRule="auto"/>
       </w:pPr>
       <w:r>
         <w:rPr>
@@ -2583,6 +2754,7 @@
           <w:ilvl w:val="1"/>
           <w:numId w:val="54"/>
         </w:numPr>
+        <w:spacing w:after="0" w:line="276" w:lineRule="auto"/>
       </w:pPr>
       <w:r>
         <w:rPr>
@@ -2623,6 +2795,7 @@
           <w:ilvl w:val="1"/>
           <w:numId w:val="54"/>
         </w:numPr>
+        <w:spacing w:after="0" w:line="276" w:lineRule="auto"/>
       </w:pPr>
       <w:r>
         <w:rPr>
@@ -2663,6 +2836,7 @@
           <w:ilvl w:val="0"/>
           <w:numId w:val="54"/>
         </w:numPr>
+        <w:spacing w:after="0" w:line="276" w:lineRule="auto"/>
         <w:rPr>
           <w:rFonts w:ascii="Roboto Mono" w:eastAsia="Roboto Mono" w:hAnsi="Roboto Mono" w:cs="Roboto Mono"/>
         </w:rPr>
@@ -2688,6 +2862,7 @@
           <w:ilvl w:val="1"/>
           <w:numId w:val="54"/>
         </w:numPr>
+        <w:spacing w:after="0" w:line="276" w:lineRule="auto"/>
         <w:rPr>
           <w:rFonts w:ascii="Roboto Mono" w:eastAsia="Roboto Mono" w:hAnsi="Roboto Mono" w:cs="Roboto Mono"/>
         </w:rPr>
@@ -2718,6 +2893,7 @@
           <w:ilvl w:val="1"/>
           <w:numId w:val="54"/>
         </w:numPr>
+        <w:spacing w:after="0" w:line="276" w:lineRule="auto"/>
         <w:rPr>
           <w:rFonts w:ascii="Roboto Mono" w:eastAsia="Roboto Mono" w:hAnsi="Roboto Mono" w:cs="Roboto Mono"/>
         </w:rPr>
@@ -2748,7 +2924,7 @@
           <w:ilvl w:val="1"/>
           <w:numId w:val="54"/>
         </w:numPr>
-        <w:spacing w:after="240"/>
+        <w:spacing w:after="240" w:line="276" w:lineRule="auto"/>
       </w:pPr>
       <w:r>
         <w:rPr>
@@ -2801,8 +2977,7 @@
     </w:p>
     <w:p>
       <w:r>
-        <w:lastRenderedPageBreak/>
-        <w:pict w14:anchorId="2F7ACD30">
+        <w:pict w14:anchorId="19B1A835">
           <v:rect id="_x0000_i1032" style="width:0;height:1.5pt" o:hralign="center" o:hrstd="t" o:hr="t" fillcolor="#a0a0a0" stroked="f"/>
         </w:pict>
       </w:r>
@@ -2835,7 +3010,7 @@
           <w:ilvl w:val="0"/>
           <w:numId w:val="33"/>
         </w:numPr>
-        <w:spacing w:before="240"/>
+        <w:spacing w:before="240" w:after="0" w:line="276" w:lineRule="auto"/>
       </w:pPr>
       <w:r>
         <w:rPr>
@@ -2863,6 +3038,7 @@
           <w:ilvl w:val="0"/>
           <w:numId w:val="33"/>
         </w:numPr>
+        <w:spacing w:after="0" w:line="276" w:lineRule="auto"/>
       </w:pPr>
       <w:r>
         <w:rPr>
@@ -2890,7 +3066,7 @@
           <w:ilvl w:val="0"/>
           <w:numId w:val="33"/>
         </w:numPr>
-        <w:spacing w:after="240"/>
+        <w:spacing w:after="240" w:line="276" w:lineRule="auto"/>
       </w:pPr>
       <w:r>
         <w:rPr>
@@ -2911,7 +3087,7 @@
     </w:p>
     <w:p>
       <w:r>
-        <w:pict w14:anchorId="151E7A64">
+        <w:pict w14:anchorId="4F8EC66E">
           <v:rect id="_x0000_i1033" style="width:0;height:1.5pt" o:hralign="center" o:hrstd="t" o:hr="t" fillcolor="#a0a0a0" stroked="f"/>
         </w:pict>
       </w:r>
@@ -2935,51 +3111,77 @@
       </w:pPr>
       <w:r>
         <w:rPr>
-          <w:b/>
-          <w:shd w:val="clear" w:color="auto" w:fill="B7B7B7"/>
-        </w:rPr>
-        <w:t># Source</w:t>
-      </w:r>
-      <w:r>
-        <w:rPr>
-          <w:shd w:val="clear" w:color="auto" w:fill="B7B7B7"/>
-        </w:rPr>
-        <w:t xml:space="preserve">: </w:t>
-      </w:r>
-      <w:r>
-        <w:rPr>
-          <w:b/>
-          <w:shd w:val="clear" w:color="auto" w:fill="B7B7B7"/>
-        </w:rPr>
-        <w:t xml:space="preserve">Chatgpt </w:t>
-      </w:r>
-      <w:r>
-        <w:rPr>
-          <w:b/>
-          <w:sz w:val="14"/>
-          <w:szCs w:val="14"/>
-          <w:shd w:val="clear" w:color="auto" w:fill="B7B7B7"/>
-        </w:rPr>
-        <w:t>(GPT</w:t>
-      </w:r>
-      <w:r>
-        <w:rPr>
-          <w:rFonts w:ascii="Cambria Math" w:hAnsi="Cambria Math" w:cs="Cambria Math"/>
-          <w:b/>
-          <w:sz w:val="14"/>
-          <w:szCs w:val="14"/>
-          <w:shd w:val="clear" w:color="auto" w:fill="B7B7B7"/>
+          <w:rFonts w:ascii="Arial" w:eastAsia="Arial" w:hAnsi="Arial" w:cs="Arial"/>
+          <w:b/>
+          <w:color w:val="000000"/>
+          <w:sz w:val="18"/>
+          <w:highlight w:val="lightGray"/>
+        </w:rPr>
+        <w:t># Source: AI Source: Provided by: [Data Path</w:t>
+      </w:r>
+      <w:r>
+        <w:rPr>
+          <w:rFonts w:ascii="Arial" w:eastAsia="Arial" w:hAnsi="Arial" w:cs="Arial"/>
+          <w:color w:val="000000"/>
+          <w:sz w:val="18"/>
+          <w:highlight w:val="lightGray"/>
+        </w:rPr>
+        <w:t xml:space="preserve">: Persons Table -&gt; ID Column: 1, Name_En Column: Motasem Essam] -&gt; </w:t>
+      </w:r>
+      <w:r>
+        <w:rPr>
+          <w:rFonts w:ascii="Arial" w:eastAsia="Arial" w:hAnsi="Arial" w:cs="Arial"/>
+          <w:b/>
+          <w:color w:val="000000"/>
+          <w:sz w:val="18"/>
+          <w:highlight w:val="lightGray"/>
+        </w:rPr>
+        <w:t>From:</w:t>
+      </w:r>
+      <w:r>
+        <w:rPr>
+          <w:rFonts w:ascii="Arial" w:eastAsia="Arial" w:hAnsi="Arial" w:cs="Arial"/>
+          <w:color w:val="000000"/>
+          <w:sz w:val="18"/>
+          <w:highlight w:val="lightGray"/>
+        </w:rPr>
+        <w:t xml:space="preserve"> [Chatgpt (GPT</w:t>
+      </w:r>
+      <w:r>
+        <w:rPr>
+          <w:rFonts w:ascii="Arial" w:eastAsia="Arial" w:hAnsi="Arial" w:cs="Cambria Math"/>
+          <w:color w:val="000000"/>
+          <w:sz w:val="18"/>
+          <w:highlight w:val="lightGray"/>
         </w:rPr>
         <w:t>‑</w:t>
       </w:r>
       <w:r>
         <w:rPr>
-          <w:b/>
-          <w:sz w:val="14"/>
-          <w:szCs w:val="14"/>
-          <w:shd w:val="clear" w:color="auto" w:fill="B7B7B7"/>
-        </w:rPr>
-        <w:t>5 Mini) at [8/14/2025]</w:t>
+          <w:rFonts w:ascii="Arial" w:eastAsia="Arial" w:hAnsi="Arial" w:cs="Arial"/>
+          <w:color w:val="000000"/>
+          <w:sz w:val="18"/>
+          <w:highlight w:val="lightGray"/>
+        </w:rPr>
+        <w:t xml:space="preserve">5 Mini)] </w:t>
+      </w:r>
+      <w:r>
+        <w:rPr>
+          <w:rFonts w:ascii="Arial" w:eastAsia="Arial" w:hAnsi="Arial" w:cs="Arial"/>
+          <w:b/>
+          <w:color w:val="000000"/>
+          <w:sz w:val="18"/>
+          <w:highlight w:val="lightGray"/>
+        </w:rPr>
+        <w:t>on</w:t>
+      </w:r>
+      <w:r>
+        <w:rPr>
+          <w:rFonts w:ascii="Arial" w:eastAsia="Arial" w:hAnsi="Arial"/>
+          <w:sz w:val="18"/>
+          <w:highlight w:val="lightGray"/>
+        </w:rPr>
+        <w:t xml:space="preserve"> [8/14/2025]</w:t>
       </w:r>
     </w:p>
     <w:p>
@@ -3076,7 +3278,7 @@
           <w:ilvl w:val="0"/>
           <w:numId w:val="39"/>
         </w:numPr>
-        <w:spacing w:before="240"/>
+        <w:spacing w:before="240" w:after="0" w:line="276" w:lineRule="auto"/>
       </w:pPr>
       <w:r>
         <w:rPr>
@@ -3110,6 +3312,7 @@
           <w:ilvl w:val="1"/>
           <w:numId w:val="39"/>
         </w:numPr>
+        <w:spacing w:after="0" w:line="276" w:lineRule="auto"/>
         <w:rPr>
           <w:rFonts w:ascii="Roboto Mono" w:eastAsia="Roboto Mono" w:hAnsi="Roboto Mono" w:cs="Roboto Mono"/>
         </w:rPr>
@@ -3133,6 +3336,7 @@
           <w:ilvl w:val="1"/>
           <w:numId w:val="39"/>
         </w:numPr>
+        <w:spacing w:after="0" w:line="276" w:lineRule="auto"/>
         <w:rPr>
           <w:rFonts w:ascii="Roboto Mono" w:eastAsia="Roboto Mono" w:hAnsi="Roboto Mono" w:cs="Roboto Mono"/>
         </w:rPr>
@@ -3156,6 +3360,7 @@
           <w:ilvl w:val="1"/>
           <w:numId w:val="39"/>
         </w:numPr>
+        <w:spacing w:after="0" w:line="276" w:lineRule="auto"/>
         <w:rPr>
           <w:rFonts w:ascii="Roboto Mono" w:eastAsia="Roboto Mono" w:hAnsi="Roboto Mono" w:cs="Roboto Mono"/>
         </w:rPr>
@@ -3179,7 +3384,7 @@
           <w:ilvl w:val="0"/>
           <w:numId w:val="39"/>
         </w:numPr>
-        <w:spacing w:after="240"/>
+        <w:spacing w:after="240" w:line="276" w:lineRule="auto"/>
         <w:rPr>
           <w:rFonts w:ascii="Roboto Mono" w:eastAsia="Roboto Mono" w:hAnsi="Roboto Mono" w:cs="Roboto Mono"/>
         </w:rPr>
@@ -3247,176 +3452,227 @@
       </w:pPr>
       <w:r>
         <w:rPr>
-          <w:b/>
-          <w:shd w:val="clear" w:color="auto" w:fill="B7B7B7"/>
-        </w:rPr>
-        <w:t># Source</w:t>
-      </w:r>
-      <w:r>
-        <w:rPr>
-          <w:shd w:val="clear" w:color="auto" w:fill="B7B7B7"/>
-        </w:rPr>
-        <w:t xml:space="preserve">: </w:t>
-      </w:r>
-      <w:r>
-        <w:rPr>
-          <w:b/>
-          <w:shd w:val="clear" w:color="auto" w:fill="B7B7B7"/>
-        </w:rPr>
-        <w:t xml:space="preserve">Chatgpt </w:t>
-      </w:r>
-      <w:r>
+          <w:rFonts w:ascii="Arial" w:eastAsia="Arial" w:hAnsi="Arial" w:cs="Arial"/>
+          <w:b/>
+          <w:color w:val="000000"/>
+          <w:sz w:val="18"/>
+          <w:highlight w:val="lightGray"/>
+        </w:rPr>
+        <w:t># Source: AI Source: Provided by: [Data Path</w:t>
+      </w:r>
+      <w:r>
+        <w:rPr>
+          <w:rFonts w:ascii="Arial" w:eastAsia="Arial" w:hAnsi="Arial" w:cs="Arial"/>
+          <w:color w:val="000000"/>
+          <w:sz w:val="18"/>
+          <w:highlight w:val="lightGray"/>
+        </w:rPr>
+        <w:t xml:space="preserve">: Persons Table -&gt; ID Column: 1, Name_En Column: Motasem Essam] -&gt; </w:t>
+      </w:r>
+      <w:r>
+        <w:rPr>
+          <w:rFonts w:ascii="Arial" w:eastAsia="Arial" w:hAnsi="Arial" w:cs="Arial"/>
+          <w:b/>
+          <w:color w:val="000000"/>
+          <w:sz w:val="18"/>
+          <w:highlight w:val="lightGray"/>
+        </w:rPr>
+        <w:t>From:</w:t>
+      </w:r>
+      <w:r>
+        <w:rPr>
+          <w:rFonts w:ascii="Arial" w:eastAsia="Arial" w:hAnsi="Arial" w:cs="Arial"/>
+          <w:color w:val="000000"/>
+          <w:sz w:val="18"/>
+          <w:highlight w:val="lightGray"/>
+        </w:rPr>
+        <w:t xml:space="preserve"> [Chatgpt (GPT</w:t>
+      </w:r>
+      <w:r>
+        <w:rPr>
+          <w:rFonts w:ascii="Arial" w:eastAsia="Arial" w:hAnsi="Arial" w:cs="Cambria Math"/>
+          <w:color w:val="000000"/>
+          <w:sz w:val="18"/>
+          <w:highlight w:val="lightGray"/>
+        </w:rPr>
+        <w:t>‑</w:t>
+      </w:r>
+      <w:r>
+        <w:rPr>
+          <w:rFonts w:ascii="Arial" w:eastAsia="Arial" w:hAnsi="Arial" w:cs="Arial"/>
+          <w:color w:val="000000"/>
+          <w:sz w:val="18"/>
+          <w:highlight w:val="lightGray"/>
+        </w:rPr>
+        <w:t xml:space="preserve">5 Mini)] </w:t>
+      </w:r>
+      <w:r>
+        <w:rPr>
+          <w:rFonts w:ascii="Arial" w:eastAsia="Arial" w:hAnsi="Arial" w:cs="Arial"/>
+          <w:b/>
+          <w:color w:val="000000"/>
+          <w:sz w:val="18"/>
+          <w:highlight w:val="lightGray"/>
+        </w:rPr>
+        <w:t>on</w:t>
+      </w:r>
+      <w:r>
+        <w:rPr>
+          <w:rFonts w:ascii="Arial" w:eastAsia="Arial" w:hAnsi="Arial"/>
+          <w:sz w:val="18"/>
+          <w:highlight w:val="lightGray"/>
+        </w:rPr>
+        <w:t xml:space="preserve"> [8/14/2025]</w:t>
+      </w:r>
+    </w:p>
+    <w:p>
+      <w:pPr>
+        <w:spacing w:before="240" w:after="240"/>
+        <w:rPr>
+          <w:rFonts w:ascii="Roboto Mono" w:eastAsia="Roboto Mono" w:hAnsi="Roboto Mono" w:cs="Roboto Mono"/>
+        </w:rPr>
+      </w:pPr>
+      <w:r>
+        <w:rPr>
+          <w:rFonts w:ascii="Roboto Mono" w:eastAsia="Roboto Mono" w:hAnsi="Roboto Mono" w:cs="Roboto Mono"/>
+        </w:rPr>
+        <w:t xml:space="preserve">Alright — here’s a </w:t>
+      </w:r>
+      <w:r>
+        <w:rPr>
+          <w:rFonts w:ascii="Roboto Mono" w:eastAsia="Roboto Mono" w:hAnsi="Roboto Mono" w:cs="Roboto Mono"/>
+          <w:b/>
+        </w:rPr>
+        <w:t>real-world static testing example</w:t>
+      </w:r>
+      <w:r>
+        <w:rPr>
+          <w:rFonts w:ascii="Roboto Mono" w:eastAsia="Roboto Mono" w:hAnsi="Roboto Mono" w:cs="Roboto Mono"/>
+        </w:rPr>
+        <w:t xml:space="preserve"> for </w:t>
+      </w:r>
+      <w:r>
+        <w:rPr>
+          <w:rFonts w:ascii="Roboto Mono" w:eastAsia="Roboto Mono" w:hAnsi="Roboto Mono" w:cs="Roboto Mono"/>
+          <w:b/>
+        </w:rPr>
+        <w:t>source code</w:t>
+      </w:r>
+      <w:r>
+        <w:rPr>
+          <w:rFonts w:ascii="Roboto Mono" w:eastAsia="Roboto Mono" w:hAnsi="Roboto Mono" w:cs="Roboto Mono"/>
+        </w:rPr>
+        <w:t xml:space="preserve"> using both automated analysis and manual review.</w:t>
+      </w:r>
+    </w:p>
+    <w:p>
+      <w:r>
+        <w:pict w14:anchorId="335F473F">
+          <v:rect id="_x0000_i1034" style="width:0;height:1.5pt" o:hralign="center" o:hrstd="t" o:hr="t" fillcolor="#a0a0a0" stroked="f"/>
+        </w:pict>
+      </w:r>
+    </w:p>
+    <w:p>
+      <w:pPr>
+        <w:spacing w:after="80"/>
+        <w:rPr>
+          <w:b/>
+          <w:sz w:val="30"/>
+          <w:szCs w:val="30"/>
+        </w:rPr>
+      </w:pPr>
+      <w:r>
+        <w:rPr>
+          <w:b/>
+          <w:sz w:val="30"/>
+          <w:szCs w:val="30"/>
+        </w:rPr>
+        <w:t>Sample Source Code – Login Function (Java)</w:t>
+      </w:r>
+    </w:p>
+    <w:p>
+      <w:pPr>
+        <w:spacing w:before="240" w:after="240"/>
         <w:rPr>
           <w:b/>
           <w:sz w:val="14"/>
           <w:szCs w:val="14"/>
           <w:shd w:val="clear" w:color="auto" w:fill="B7B7B7"/>
         </w:rPr>
-        <w:t>(GPT</w:t>
-      </w:r>
-      <w:r>
-        <w:rPr>
-          <w:rFonts w:ascii="Cambria Math" w:hAnsi="Cambria Math" w:cs="Cambria Math"/>
-          <w:b/>
-          <w:sz w:val="14"/>
-          <w:szCs w:val="14"/>
-          <w:shd w:val="clear" w:color="auto" w:fill="B7B7B7"/>
+      </w:pPr>
+      <w:r>
+        <w:rPr>
+          <w:rFonts w:ascii="Arial" w:eastAsia="Arial" w:hAnsi="Arial" w:cs="Arial"/>
+          <w:b/>
+          <w:color w:val="000000"/>
+          <w:sz w:val="18"/>
+          <w:highlight w:val="lightGray"/>
+        </w:rPr>
+        <w:t># Source: AI Source: Provided by: [Data Path</w:t>
+      </w:r>
+      <w:r>
+        <w:rPr>
+          <w:rFonts w:ascii="Arial" w:eastAsia="Arial" w:hAnsi="Arial" w:cs="Arial"/>
+          <w:color w:val="000000"/>
+          <w:sz w:val="18"/>
+          <w:highlight w:val="lightGray"/>
+        </w:rPr>
+        <w:t xml:space="preserve">: Persons Table -&gt; ID Column: 1, Name_En Column: Motasem Essam] -&gt; </w:t>
+      </w:r>
+      <w:r>
+        <w:rPr>
+          <w:rFonts w:ascii="Arial" w:eastAsia="Arial" w:hAnsi="Arial" w:cs="Arial"/>
+          <w:b/>
+          <w:color w:val="000000"/>
+          <w:sz w:val="18"/>
+          <w:highlight w:val="lightGray"/>
+        </w:rPr>
+        <w:t>From:</w:t>
+      </w:r>
+      <w:r>
+        <w:rPr>
+          <w:rFonts w:ascii="Arial" w:eastAsia="Arial" w:hAnsi="Arial" w:cs="Arial"/>
+          <w:color w:val="000000"/>
+          <w:sz w:val="18"/>
+          <w:highlight w:val="lightGray"/>
+        </w:rPr>
+        <w:t xml:space="preserve"> [Chatgpt (GPT</w:t>
+      </w:r>
+      <w:r>
+        <w:rPr>
+          <w:rFonts w:ascii="Arial" w:eastAsia="Arial" w:hAnsi="Arial" w:cs="Cambria Math"/>
+          <w:color w:val="000000"/>
+          <w:sz w:val="18"/>
+          <w:highlight w:val="lightGray"/>
         </w:rPr>
         <w:t>‑</w:t>
       </w:r>
       <w:r>
         <w:rPr>
-          <w:b/>
-          <w:sz w:val="14"/>
-          <w:szCs w:val="14"/>
-          <w:shd w:val="clear" w:color="auto" w:fill="B7B7B7"/>
-        </w:rPr>
-        <w:t>5 Mini) at [8/14/2025]</w:t>
-      </w:r>
-    </w:p>
-    <w:p>
-      <w:pPr>
-        <w:spacing w:before="240" w:after="240"/>
-        <w:rPr>
-          <w:rFonts w:ascii="Roboto Mono" w:eastAsia="Roboto Mono" w:hAnsi="Roboto Mono" w:cs="Roboto Mono"/>
-        </w:rPr>
-      </w:pPr>
-      <w:r>
-        <w:rPr>
-          <w:rFonts w:ascii="Roboto Mono" w:eastAsia="Roboto Mono" w:hAnsi="Roboto Mono" w:cs="Roboto Mono"/>
-        </w:rPr>
-        <w:lastRenderedPageBreak/>
-        <w:t xml:space="preserve">Alright — here’s a </w:t>
-      </w:r>
-      <w:r>
-        <w:rPr>
-          <w:rFonts w:ascii="Roboto Mono" w:eastAsia="Roboto Mono" w:hAnsi="Roboto Mono" w:cs="Roboto Mono"/>
-          <w:b/>
-        </w:rPr>
-        <w:t>real-world static testing example</w:t>
-      </w:r>
-      <w:r>
-        <w:rPr>
-          <w:rFonts w:ascii="Roboto Mono" w:eastAsia="Roboto Mono" w:hAnsi="Roboto Mono" w:cs="Roboto Mono"/>
-        </w:rPr>
-        <w:t xml:space="preserve"> for </w:t>
-      </w:r>
-      <w:r>
-        <w:rPr>
-          <w:rFonts w:ascii="Roboto Mono" w:eastAsia="Roboto Mono" w:hAnsi="Roboto Mono" w:cs="Roboto Mono"/>
-          <w:b/>
-        </w:rPr>
-        <w:t>source code</w:t>
-      </w:r>
-      <w:r>
-        <w:rPr>
-          <w:rFonts w:ascii="Roboto Mono" w:eastAsia="Roboto Mono" w:hAnsi="Roboto Mono" w:cs="Roboto Mono"/>
-        </w:rPr>
-        <w:t xml:space="preserve"> using both automated analysis and manual review.</w:t>
-      </w:r>
-    </w:p>
-    <w:p>
-      <w:r>
-        <w:pict w14:anchorId="4D49FA89">
-          <v:rect id="_x0000_i1034" style="width:0;height:1.5pt" o:hralign="center" o:hrstd="t" o:hr="t" fillcolor="#a0a0a0" stroked="f"/>
-        </w:pict>
-      </w:r>
-    </w:p>
-    <w:p>
-      <w:pPr>
-        <w:spacing w:after="80"/>
-        <w:rPr>
-          <w:b/>
-          <w:sz w:val="30"/>
-          <w:szCs w:val="30"/>
-        </w:rPr>
-      </w:pPr>
-      <w:r>
-        <w:rPr>
-          <w:b/>
-          <w:sz w:val="30"/>
-          <w:szCs w:val="30"/>
-        </w:rPr>
-        <w:t>Sample Source Code – Login Function (Java)</w:t>
-      </w:r>
-    </w:p>
-    <w:p>
-      <w:pPr>
-        <w:spacing w:before="240" w:after="240"/>
-        <w:rPr>
-          <w:b/>
-          <w:sz w:val="14"/>
-          <w:szCs w:val="14"/>
-          <w:shd w:val="clear" w:color="auto" w:fill="B7B7B7"/>
-        </w:rPr>
-      </w:pPr>
-      <w:r>
-        <w:rPr>
-          <w:b/>
-          <w:shd w:val="clear" w:color="auto" w:fill="B7B7B7"/>
-        </w:rPr>
-        <w:t># Source</w:t>
-      </w:r>
-      <w:r>
-        <w:rPr>
-          <w:shd w:val="clear" w:color="auto" w:fill="B7B7B7"/>
-        </w:rPr>
-        <w:t xml:space="preserve">: </w:t>
-      </w:r>
-      <w:r>
-        <w:rPr>
-          <w:b/>
-          <w:shd w:val="clear" w:color="auto" w:fill="B7B7B7"/>
-        </w:rPr>
-        <w:t xml:space="preserve">Chatgpt </w:t>
-      </w:r>
-      <w:r>
-        <w:rPr>
-          <w:b/>
-          <w:sz w:val="14"/>
-          <w:szCs w:val="14"/>
-          <w:shd w:val="clear" w:color="auto" w:fill="B7B7B7"/>
-        </w:rPr>
-        <w:t>(GPT</w:t>
-      </w:r>
-      <w:r>
-        <w:rPr>
-          <w:rFonts w:ascii="Cambria Math" w:hAnsi="Cambria Math" w:cs="Cambria Math"/>
-          <w:b/>
-          <w:sz w:val="14"/>
-          <w:szCs w:val="14"/>
-          <w:shd w:val="clear" w:color="auto" w:fill="B7B7B7"/>
-        </w:rPr>
-        <w:t>‑</w:t>
-      </w:r>
-      <w:r>
-        <w:rPr>
-          <w:b/>
-          <w:sz w:val="14"/>
-          <w:szCs w:val="14"/>
-          <w:shd w:val="clear" w:color="auto" w:fill="B7B7B7"/>
-        </w:rPr>
-        <w:t>5 Mini) at [8/14/2025]</w:t>
+          <w:rFonts w:ascii="Arial" w:eastAsia="Arial" w:hAnsi="Arial" w:cs="Arial"/>
+          <w:color w:val="000000"/>
+          <w:sz w:val="18"/>
+          <w:highlight w:val="lightGray"/>
+        </w:rPr>
+        <w:t xml:space="preserve">5 Mini)] </w:t>
+      </w:r>
+      <w:r>
+        <w:rPr>
+          <w:rFonts w:ascii="Arial" w:eastAsia="Arial" w:hAnsi="Arial" w:cs="Arial"/>
+          <w:b/>
+          <w:color w:val="000000"/>
+          <w:sz w:val="18"/>
+          <w:highlight w:val="lightGray"/>
+        </w:rPr>
+        <w:t>on</w:t>
+      </w:r>
+      <w:r>
+        <w:rPr>
+          <w:rFonts w:ascii="Arial" w:eastAsia="Arial" w:hAnsi="Arial"/>
+          <w:sz w:val="18"/>
+          <w:highlight w:val="lightGray"/>
+        </w:rPr>
+        <w:t xml:space="preserve"> [8/14/2025]</w:t>
       </w:r>
     </w:p>
     <w:p>
@@ -3425,7 +3681,7 @@
           <w:noProof/>
         </w:rPr>
         <w:drawing>
-          <wp:inline distT="114300" distB="114300" distL="114300" distR="114300" wp14:anchorId="7402FC8F" wp14:editId="319FF2E2">
+          <wp:inline distT="114300" distB="114300" distL="114300" distR="114300" wp14:anchorId="16A181DB" wp14:editId="4CFF7B0F">
             <wp:extent cx="5943600" cy="3975100"/>
             <wp:effectExtent l="0" t="0" r="0" b="0"/>
             <wp:docPr id="6" name="image4.png"/>
@@ -3687,7 +3943,7 @@
     <w:p/>
     <w:p>
       <w:r>
-        <w:pict w14:anchorId="2A1D3A0E">
+        <w:pict w14:anchorId="693D1B31">
           <v:rect id="_x0000_i1035" style="width:0;height:1.5pt" o:hralign="center" o:hrstd="t" o:hr="t" fillcolor="#a0a0a0" stroked="f"/>
         </w:pict>
       </w:r>
@@ -3734,7 +3990,7 @@
           <w:ilvl w:val="0"/>
           <w:numId w:val="27"/>
         </w:numPr>
-        <w:spacing w:before="240"/>
+        <w:spacing w:before="240" w:after="0" w:line="276" w:lineRule="auto"/>
         <w:rPr>
           <w:rFonts w:ascii="Roboto Mono" w:eastAsia="Roboto Mono" w:hAnsi="Roboto Mono" w:cs="Roboto Mono"/>
         </w:rPr>
@@ -3760,7 +4016,7 @@
           <w:ilvl w:val="1"/>
           <w:numId w:val="27"/>
         </w:numPr>
-        <w:spacing w:after="240"/>
+        <w:spacing w:after="240" w:line="276" w:lineRule="auto"/>
       </w:pPr>
       <w:r>
         <w:rPr>
@@ -3822,7 +4078,7 @@
           <w:noProof/>
         </w:rPr>
         <w:drawing>
-          <wp:inline distT="114300" distB="114300" distL="114300" distR="114300" wp14:anchorId="6035A888" wp14:editId="058F60D9">
+          <wp:inline distT="114300" distB="114300" distL="114300" distR="114300" wp14:anchorId="0020D9C0" wp14:editId="074E526D">
             <wp:extent cx="5943600" cy="800100"/>
             <wp:effectExtent l="0" t="0" r="0" b="0"/>
             <wp:docPr id="1" name="image7.png"/>
@@ -3877,7 +4133,7 @@
           <w:ilvl w:val="1"/>
           <w:numId w:val="27"/>
         </w:numPr>
-        <w:spacing w:before="240"/>
+        <w:spacing w:before="240" w:after="0" w:line="276" w:lineRule="auto"/>
         <w:rPr>
           <w:rFonts w:ascii="Roboto Mono" w:eastAsia="Roboto Mono" w:hAnsi="Roboto Mono" w:cs="Roboto Mono"/>
         </w:rPr>
@@ -3889,6 +4145,7 @@
           <w:ilvl w:val="0"/>
           <w:numId w:val="27"/>
         </w:numPr>
+        <w:spacing w:after="0" w:line="276" w:lineRule="auto"/>
         <w:rPr>
           <w:rFonts w:ascii="Roboto Mono" w:eastAsia="Roboto Mono" w:hAnsi="Roboto Mono" w:cs="Roboto Mono"/>
         </w:rPr>
@@ -3914,6 +4171,7 @@
           <w:ilvl w:val="1"/>
           <w:numId w:val="27"/>
         </w:numPr>
+        <w:spacing w:after="0" w:line="276" w:lineRule="auto"/>
       </w:pPr>
       <w:r>
         <w:rPr>
@@ -3949,6 +4207,7 @@
           <w:ilvl w:val="1"/>
           <w:numId w:val="27"/>
         </w:numPr>
+        <w:spacing w:after="0" w:line="276" w:lineRule="auto"/>
       </w:pPr>
       <w:r>
         <w:rPr>
@@ -3976,6 +4235,7 @@
           <w:ilvl w:val="0"/>
           <w:numId w:val="27"/>
         </w:numPr>
+        <w:spacing w:after="0" w:line="276" w:lineRule="auto"/>
         <w:rPr>
           <w:rFonts w:ascii="Roboto Mono" w:eastAsia="Roboto Mono" w:hAnsi="Roboto Mono" w:cs="Roboto Mono"/>
         </w:rPr>
@@ -4001,13 +4261,13 @@
           <w:ilvl w:val="1"/>
           <w:numId w:val="27"/>
         </w:numPr>
-      </w:pPr>
-      <w:r>
-        <w:rPr>
-          <w:rFonts w:ascii="Roboto Mono" w:eastAsia="Roboto Mono" w:hAnsi="Roboto Mono" w:cs="Roboto Mono"/>
-          <w:b/>
-        </w:rPr>
-        <w:lastRenderedPageBreak/>
+        <w:spacing w:after="0" w:line="276" w:lineRule="auto"/>
+      </w:pPr>
+      <w:r>
+        <w:rPr>
+          <w:rFonts w:ascii="Roboto Mono" w:eastAsia="Roboto Mono" w:hAnsi="Roboto Mono" w:cs="Roboto Mono"/>
+          <w:b/>
+        </w:rPr>
         <w:t>Tool output:</w:t>
       </w:r>
       <w:r>
@@ -4037,6 +4297,7 @@
           <w:ilvl w:val="1"/>
           <w:numId w:val="27"/>
         </w:numPr>
+        <w:spacing w:after="0" w:line="276" w:lineRule="auto"/>
       </w:pPr>
       <w:r>
         <w:rPr>
@@ -4064,6 +4325,7 @@
           <w:ilvl w:val="0"/>
           <w:numId w:val="27"/>
         </w:numPr>
+        <w:spacing w:after="0" w:line="276" w:lineRule="auto"/>
         <w:rPr>
           <w:rFonts w:ascii="Roboto Mono" w:eastAsia="Roboto Mono" w:hAnsi="Roboto Mono" w:cs="Roboto Mono"/>
         </w:rPr>
@@ -4089,7 +4351,7 @@
           <w:ilvl w:val="1"/>
           <w:numId w:val="27"/>
         </w:numPr>
-        <w:spacing w:after="240"/>
+        <w:spacing w:after="240" w:line="276" w:lineRule="auto"/>
       </w:pPr>
       <w:r>
         <w:rPr>
@@ -4126,7 +4388,7 @@
     </w:p>
     <w:p>
       <w:r>
-        <w:pict w14:anchorId="3E48EE39">
+        <w:pict w14:anchorId="684928CD">
           <v:rect id="_x0000_i1036" style="width:0;height:1.5pt" o:hralign="center" o:hrstd="t" o:hr="t" fillcolor="#a0a0a0" stroked="f"/>
         </w:pict>
       </w:r>
@@ -4155,7 +4417,7 @@
           <w:ilvl w:val="0"/>
           <w:numId w:val="2"/>
         </w:numPr>
-        <w:spacing w:before="240"/>
+        <w:spacing w:before="240" w:after="0" w:line="276" w:lineRule="auto"/>
         <w:rPr>
           <w:rFonts w:ascii="Roboto Mono" w:eastAsia="Roboto Mono" w:hAnsi="Roboto Mono" w:cs="Roboto Mono"/>
         </w:rPr>
@@ -4181,6 +4443,7 @@
           <w:ilvl w:val="1"/>
           <w:numId w:val="2"/>
         </w:numPr>
+        <w:spacing w:after="0" w:line="276" w:lineRule="auto"/>
       </w:pPr>
       <w:r>
         <w:rPr>
@@ -4227,6 +4490,7 @@
           <w:ilvl w:val="1"/>
           <w:numId w:val="2"/>
         </w:numPr>
+        <w:spacing w:after="0" w:line="276" w:lineRule="auto"/>
       </w:pPr>
       <w:r>
         <w:rPr>
@@ -4260,6 +4524,7 @@
           <w:ilvl w:val="0"/>
           <w:numId w:val="2"/>
         </w:numPr>
+        <w:spacing w:after="0" w:line="276" w:lineRule="auto"/>
         <w:rPr>
           <w:rFonts w:ascii="Roboto Mono" w:eastAsia="Roboto Mono" w:hAnsi="Roboto Mono" w:cs="Roboto Mono"/>
         </w:rPr>
@@ -4285,6 +4550,7 @@
           <w:ilvl w:val="1"/>
           <w:numId w:val="2"/>
         </w:numPr>
+        <w:spacing w:after="0" w:line="276" w:lineRule="auto"/>
         <w:rPr>
           <w:rFonts w:ascii="Roboto Mono" w:eastAsia="Roboto Mono" w:hAnsi="Roboto Mono" w:cs="Roboto Mono"/>
         </w:rPr>
@@ -4308,6 +4574,7 @@
           <w:ilvl w:val="1"/>
           <w:numId w:val="2"/>
         </w:numPr>
+        <w:spacing w:after="0" w:line="276" w:lineRule="auto"/>
         <w:rPr>
           <w:rFonts w:ascii="Roboto Mono" w:eastAsia="Roboto Mono" w:hAnsi="Roboto Mono" w:cs="Roboto Mono"/>
         </w:rPr>
@@ -4331,6 +4598,7 @@
           <w:ilvl w:val="0"/>
           <w:numId w:val="2"/>
         </w:numPr>
+        <w:spacing w:after="0" w:line="276" w:lineRule="auto"/>
         <w:rPr>
           <w:rFonts w:ascii="Roboto Mono" w:eastAsia="Roboto Mono" w:hAnsi="Roboto Mono" w:cs="Roboto Mono"/>
         </w:rPr>
@@ -4356,6 +4624,7 @@
           <w:ilvl w:val="1"/>
           <w:numId w:val="2"/>
         </w:numPr>
+        <w:spacing w:after="0" w:line="276" w:lineRule="auto"/>
         <w:rPr>
           <w:rFonts w:ascii="Roboto Mono" w:eastAsia="Roboto Mono" w:hAnsi="Roboto Mono" w:cs="Roboto Mono"/>
         </w:rPr>
@@ -4379,6 +4648,7 @@
           <w:ilvl w:val="1"/>
           <w:numId w:val="2"/>
         </w:numPr>
+        <w:spacing w:after="0" w:line="276" w:lineRule="auto"/>
         <w:rPr>
           <w:rFonts w:ascii="Roboto Mono" w:eastAsia="Roboto Mono" w:hAnsi="Roboto Mono" w:cs="Roboto Mono"/>
         </w:rPr>
@@ -4402,6 +4672,7 @@
           <w:ilvl w:val="0"/>
           <w:numId w:val="2"/>
         </w:numPr>
+        <w:spacing w:after="0" w:line="276" w:lineRule="auto"/>
         <w:rPr>
           <w:rFonts w:ascii="Roboto Mono" w:eastAsia="Roboto Mono" w:hAnsi="Roboto Mono" w:cs="Roboto Mono"/>
         </w:rPr>
@@ -4427,13 +4698,12 @@
           <w:ilvl w:val="1"/>
           <w:numId w:val="2"/>
         </w:numPr>
-        <w:spacing w:after="240"/>
-      </w:pPr>
-      <w:r>
-        <w:rPr>
-          <w:rFonts w:ascii="Roboto Mono" w:eastAsia="Roboto Mono" w:hAnsi="Roboto Mono" w:cs="Roboto Mono"/>
-        </w:rPr>
-        <w:lastRenderedPageBreak/>
+        <w:spacing w:after="240" w:line="276" w:lineRule="auto"/>
+      </w:pPr>
+      <w:r>
+        <w:rPr>
+          <w:rFonts w:ascii="Roboto Mono" w:eastAsia="Roboto Mono" w:hAnsi="Roboto Mono" w:cs="Roboto Mono"/>
+        </w:rPr>
         <w:t xml:space="preserve">Method just returns </w:t>
       </w:r>
       <w:r>
@@ -4458,7 +4728,7 @@
     </w:p>
     <w:p>
       <w:r>
-        <w:pict w14:anchorId="0EE7D0F5">
+        <w:pict w14:anchorId="59AF1FEE">
           <v:rect id="_x0000_i1037" style="width:0;height:1.5pt" o:hralign="center" o:hrstd="t" o:hr="t" fillcolor="#a0a0a0" stroked="f"/>
         </w:pict>
       </w:r>
@@ -4491,7 +4761,7 @@
           <w:ilvl w:val="0"/>
           <w:numId w:val="44"/>
         </w:numPr>
-        <w:spacing w:before="240"/>
+        <w:spacing w:before="240" w:after="0" w:line="276" w:lineRule="auto"/>
       </w:pPr>
       <w:r>
         <w:rPr>
@@ -4519,6 +4789,7 @@
           <w:ilvl w:val="0"/>
           <w:numId w:val="44"/>
         </w:numPr>
+        <w:spacing w:after="0" w:line="276" w:lineRule="auto"/>
       </w:pPr>
       <w:r>
         <w:rPr>
@@ -4546,6 +4817,7 @@
           <w:ilvl w:val="0"/>
           <w:numId w:val="44"/>
         </w:numPr>
+        <w:spacing w:after="0" w:line="276" w:lineRule="auto"/>
       </w:pPr>
       <w:r>
         <w:rPr>
@@ -4573,7 +4845,7 @@
           <w:ilvl w:val="0"/>
           <w:numId w:val="44"/>
         </w:numPr>
-        <w:spacing w:after="240"/>
+        <w:spacing w:after="240" w:line="276" w:lineRule="auto"/>
       </w:pPr>
       <w:r>
         <w:rPr>
@@ -4597,7 +4869,7 @@
     </w:p>
     <w:p>
       <w:r>
-        <w:pict w14:anchorId="6E480F15">
+        <w:pict w14:anchorId="2E68D709">
           <v:rect id="_x0000_i1038" style="width:0;height:1.5pt" o:hralign="center" o:hrstd="t" o:hr="t" fillcolor="#a0a0a0" stroked="f"/>
         </w:pict>
       </w:r>
@@ -4621,51 +4893,77 @@
       </w:pPr>
       <w:r>
         <w:rPr>
-          <w:b/>
-          <w:shd w:val="clear" w:color="auto" w:fill="B7B7B7"/>
-        </w:rPr>
-        <w:t># Source</w:t>
-      </w:r>
-      <w:r>
-        <w:rPr>
-          <w:shd w:val="clear" w:color="auto" w:fill="B7B7B7"/>
-        </w:rPr>
-        <w:t xml:space="preserve">: </w:t>
-      </w:r>
-      <w:r>
-        <w:rPr>
-          <w:b/>
-          <w:shd w:val="clear" w:color="auto" w:fill="B7B7B7"/>
-        </w:rPr>
-        <w:t xml:space="preserve">Chatgpt </w:t>
-      </w:r>
-      <w:r>
-        <w:rPr>
-          <w:b/>
-          <w:sz w:val="14"/>
-          <w:szCs w:val="14"/>
-          <w:shd w:val="clear" w:color="auto" w:fill="B7B7B7"/>
-        </w:rPr>
-        <w:t>(GPT</w:t>
-      </w:r>
-      <w:r>
-        <w:rPr>
-          <w:rFonts w:ascii="Cambria Math" w:hAnsi="Cambria Math" w:cs="Cambria Math"/>
-          <w:b/>
-          <w:sz w:val="14"/>
-          <w:szCs w:val="14"/>
-          <w:shd w:val="clear" w:color="auto" w:fill="B7B7B7"/>
+          <w:rFonts w:ascii="Arial" w:eastAsia="Arial" w:hAnsi="Arial" w:cs="Arial"/>
+          <w:b/>
+          <w:color w:val="000000"/>
+          <w:sz w:val="18"/>
+          <w:highlight w:val="lightGray"/>
+        </w:rPr>
+        <w:t># Source: AI Source: Provided by: [Data Path</w:t>
+      </w:r>
+      <w:r>
+        <w:rPr>
+          <w:rFonts w:ascii="Arial" w:eastAsia="Arial" w:hAnsi="Arial" w:cs="Arial"/>
+          <w:color w:val="000000"/>
+          <w:sz w:val="18"/>
+          <w:highlight w:val="lightGray"/>
+        </w:rPr>
+        <w:t xml:space="preserve">: Persons Table -&gt; ID Column: 1, Name_En Column: Motasem Essam] -&gt; </w:t>
+      </w:r>
+      <w:r>
+        <w:rPr>
+          <w:rFonts w:ascii="Arial" w:eastAsia="Arial" w:hAnsi="Arial" w:cs="Arial"/>
+          <w:b/>
+          <w:color w:val="000000"/>
+          <w:sz w:val="18"/>
+          <w:highlight w:val="lightGray"/>
+        </w:rPr>
+        <w:t>From:</w:t>
+      </w:r>
+      <w:r>
+        <w:rPr>
+          <w:rFonts w:ascii="Arial" w:eastAsia="Arial" w:hAnsi="Arial" w:cs="Arial"/>
+          <w:color w:val="000000"/>
+          <w:sz w:val="18"/>
+          <w:highlight w:val="lightGray"/>
+        </w:rPr>
+        <w:t xml:space="preserve"> [Chatgpt (GPT</w:t>
+      </w:r>
+      <w:r>
+        <w:rPr>
+          <w:rFonts w:ascii="Arial" w:eastAsia="Arial" w:hAnsi="Arial" w:cs="Cambria Math"/>
+          <w:color w:val="000000"/>
+          <w:sz w:val="18"/>
+          <w:highlight w:val="lightGray"/>
         </w:rPr>
         <w:t>‑</w:t>
       </w:r>
       <w:r>
         <w:rPr>
-          <w:b/>
-          <w:sz w:val="14"/>
-          <w:szCs w:val="14"/>
-          <w:shd w:val="clear" w:color="auto" w:fill="B7B7B7"/>
-        </w:rPr>
-        <w:t>5 Mini) at [8/14/2025]</w:t>
+          <w:rFonts w:ascii="Arial" w:eastAsia="Arial" w:hAnsi="Arial" w:cs="Arial"/>
+          <w:color w:val="000000"/>
+          <w:sz w:val="18"/>
+          <w:highlight w:val="lightGray"/>
+        </w:rPr>
+        <w:t xml:space="preserve">5 Mini)] </w:t>
+      </w:r>
+      <w:r>
+        <w:rPr>
+          <w:rFonts w:ascii="Arial" w:eastAsia="Arial" w:hAnsi="Arial" w:cs="Arial"/>
+          <w:b/>
+          <w:color w:val="000000"/>
+          <w:sz w:val="18"/>
+          <w:highlight w:val="lightGray"/>
+        </w:rPr>
+        <w:t>on</w:t>
+      </w:r>
+      <w:r>
+        <w:rPr>
+          <w:rFonts w:ascii="Arial" w:eastAsia="Arial" w:hAnsi="Arial"/>
+          <w:sz w:val="18"/>
+          <w:highlight w:val="lightGray"/>
+        </w:rPr>
+        <w:t xml:space="preserve"> [8/14/2025]</w:t>
       </w:r>
     </w:p>
     <w:p>
@@ -4762,7 +5060,7 @@
           <w:ilvl w:val="0"/>
           <w:numId w:val="45"/>
         </w:numPr>
-        <w:spacing w:before="240"/>
+        <w:spacing w:before="240" w:after="0" w:line="276" w:lineRule="auto"/>
         <w:rPr>
           <w:rFonts w:ascii="Roboto Mono" w:eastAsia="Roboto Mono" w:hAnsi="Roboto Mono" w:cs="Roboto Mono"/>
         </w:rPr>
@@ -4786,6 +5084,7 @@
           <w:ilvl w:val="0"/>
           <w:numId w:val="45"/>
         </w:numPr>
+        <w:spacing w:after="0" w:line="276" w:lineRule="auto"/>
         <w:rPr>
           <w:rFonts w:ascii="Roboto Mono" w:eastAsia="Roboto Mono" w:hAnsi="Roboto Mono" w:cs="Roboto Mono"/>
         </w:rPr>
@@ -4809,7 +5108,7 @@
           <w:ilvl w:val="0"/>
           <w:numId w:val="45"/>
         </w:numPr>
-        <w:spacing w:after="240"/>
+        <w:spacing w:after="240" w:line="276" w:lineRule="auto"/>
         <w:rPr>
           <w:rFonts w:ascii="Roboto Mono" w:eastAsia="Roboto Mono" w:hAnsi="Roboto Mono" w:cs="Roboto Mono"/>
         </w:rPr>
@@ -4862,7 +5161,6 @@
       <w:bookmarkStart w:id="11" w:name="_1gghnwru6em" w:colFirst="0" w:colLast="0"/>
       <w:bookmarkEnd w:id="11"/>
       <w:r>
-        <w:lastRenderedPageBreak/>
         <w:t>Real-world example</w:t>
       </w:r>
     </w:p>
@@ -4878,51 +5176,77 @@
       </w:pPr>
       <w:r>
         <w:rPr>
-          <w:b/>
-          <w:shd w:val="clear" w:color="auto" w:fill="B7B7B7"/>
-        </w:rPr>
-        <w:t># Source</w:t>
-      </w:r>
-      <w:r>
-        <w:rPr>
-          <w:shd w:val="clear" w:color="auto" w:fill="B7B7B7"/>
-        </w:rPr>
-        <w:t xml:space="preserve">: </w:t>
-      </w:r>
-      <w:r>
-        <w:rPr>
-          <w:b/>
-          <w:shd w:val="clear" w:color="auto" w:fill="B7B7B7"/>
-        </w:rPr>
-        <w:t xml:space="preserve">Chatgpt </w:t>
-      </w:r>
-      <w:r>
-        <w:rPr>
-          <w:b/>
-          <w:sz w:val="14"/>
-          <w:szCs w:val="14"/>
-          <w:shd w:val="clear" w:color="auto" w:fill="B7B7B7"/>
-        </w:rPr>
-        <w:t>(GPT</w:t>
-      </w:r>
-      <w:r>
-        <w:rPr>
-          <w:rFonts w:ascii="Cambria Math" w:hAnsi="Cambria Math" w:cs="Cambria Math"/>
-          <w:b/>
-          <w:sz w:val="14"/>
-          <w:szCs w:val="14"/>
-          <w:shd w:val="clear" w:color="auto" w:fill="B7B7B7"/>
+          <w:rFonts w:ascii="Arial" w:eastAsia="Arial" w:hAnsi="Arial" w:cs="Arial"/>
+          <w:b/>
+          <w:color w:val="000000"/>
+          <w:sz w:val="18"/>
+          <w:highlight w:val="lightGray"/>
+        </w:rPr>
+        <w:t># Source: AI Source: Provided by: [Data Path</w:t>
+      </w:r>
+      <w:r>
+        <w:rPr>
+          <w:rFonts w:ascii="Arial" w:eastAsia="Arial" w:hAnsi="Arial" w:cs="Arial"/>
+          <w:color w:val="000000"/>
+          <w:sz w:val="18"/>
+          <w:highlight w:val="lightGray"/>
+        </w:rPr>
+        <w:t xml:space="preserve">: Persons Table -&gt; ID Column: 1, Name_En Column: Motasem Essam] -&gt; </w:t>
+      </w:r>
+      <w:r>
+        <w:rPr>
+          <w:rFonts w:ascii="Arial" w:eastAsia="Arial" w:hAnsi="Arial" w:cs="Arial"/>
+          <w:b/>
+          <w:color w:val="000000"/>
+          <w:sz w:val="18"/>
+          <w:highlight w:val="lightGray"/>
+        </w:rPr>
+        <w:t>From:</w:t>
+      </w:r>
+      <w:r>
+        <w:rPr>
+          <w:rFonts w:ascii="Arial" w:eastAsia="Arial" w:hAnsi="Arial" w:cs="Arial"/>
+          <w:color w:val="000000"/>
+          <w:sz w:val="18"/>
+          <w:highlight w:val="lightGray"/>
+        </w:rPr>
+        <w:t xml:space="preserve"> [Chatgpt (GPT</w:t>
+      </w:r>
+      <w:r>
+        <w:rPr>
+          <w:rFonts w:ascii="Arial" w:eastAsia="Arial" w:hAnsi="Arial" w:cs="Cambria Math"/>
+          <w:color w:val="000000"/>
+          <w:sz w:val="18"/>
+          <w:highlight w:val="lightGray"/>
         </w:rPr>
         <w:t>‑</w:t>
       </w:r>
       <w:r>
         <w:rPr>
-          <w:b/>
-          <w:sz w:val="14"/>
-          <w:szCs w:val="14"/>
-          <w:shd w:val="clear" w:color="auto" w:fill="B7B7B7"/>
-        </w:rPr>
-        <w:t>5 Mini) at [8/14/2025]</w:t>
+          <w:rFonts w:ascii="Arial" w:eastAsia="Arial" w:hAnsi="Arial" w:cs="Arial"/>
+          <w:color w:val="000000"/>
+          <w:sz w:val="18"/>
+          <w:highlight w:val="lightGray"/>
+        </w:rPr>
+        <w:t xml:space="preserve">5 Mini)] </w:t>
+      </w:r>
+      <w:r>
+        <w:rPr>
+          <w:rFonts w:ascii="Arial" w:eastAsia="Arial" w:hAnsi="Arial" w:cs="Arial"/>
+          <w:b/>
+          <w:color w:val="000000"/>
+          <w:sz w:val="18"/>
+          <w:highlight w:val="lightGray"/>
+        </w:rPr>
+        <w:t>on</w:t>
+      </w:r>
+      <w:r>
+        <w:rPr>
+          <w:rFonts w:ascii="Arial" w:eastAsia="Arial" w:hAnsi="Arial"/>
+          <w:sz w:val="18"/>
+          <w:highlight w:val="lightGray"/>
+        </w:rPr>
+        <w:t xml:space="preserve"> [8/14/2025]</w:t>
       </w:r>
     </w:p>
     <w:p>
@@ -4967,7 +5291,7 @@
     </w:p>
     <w:p>
       <w:r>
-        <w:pict w14:anchorId="5D778ECA">
+        <w:pict w14:anchorId="070E4B7D">
           <v:rect id="_x0000_i1039" style="width:0;height:1.5pt" o:hralign="center" o:hrstd="t" o:hr="t" fillcolor="#a0a0a0" stroked="f"/>
         </w:pict>
       </w:r>
@@ -5002,7 +5326,7 @@
     </w:p>
     <w:p>
       <w:r>
-        <w:pict w14:anchorId="4EADC674">
+        <w:pict w14:anchorId="4A72BE5F">
           <v:rect id="_x0000_i1040" style="width:0;height:1.5pt" o:hralign="center" o:hrstd="t" o:hr="t" fillcolor="#a0a0a0" stroked="f"/>
         </w:pict>
       </w:r>
@@ -5067,7 +5391,7 @@
           <w:ilvl w:val="0"/>
           <w:numId w:val="57"/>
         </w:numPr>
-        <w:spacing w:before="240"/>
+        <w:spacing w:before="240" w:after="0" w:line="276" w:lineRule="auto"/>
         <w:rPr>
           <w:rFonts w:ascii="Roboto Mono" w:eastAsia="Roboto Mono" w:hAnsi="Roboto Mono" w:cs="Roboto Mono"/>
         </w:rPr>
@@ -5091,6 +5415,7 @@
           <w:ilvl w:val="0"/>
           <w:numId w:val="57"/>
         </w:numPr>
+        <w:spacing w:after="0" w:line="276" w:lineRule="auto"/>
         <w:rPr>
           <w:rFonts w:ascii="Roboto Mono" w:eastAsia="Roboto Mono" w:hAnsi="Roboto Mono" w:cs="Roboto Mono"/>
         </w:rPr>
@@ -5114,6 +5439,7 @@
           <w:ilvl w:val="0"/>
           <w:numId w:val="57"/>
         </w:numPr>
+        <w:spacing w:after="0" w:line="276" w:lineRule="auto"/>
         <w:rPr>
           <w:rFonts w:ascii="Roboto Mono" w:eastAsia="Roboto Mono" w:hAnsi="Roboto Mono" w:cs="Roboto Mono"/>
         </w:rPr>
@@ -5137,7 +5463,7 @@
           <w:ilvl w:val="0"/>
           <w:numId w:val="57"/>
         </w:numPr>
-        <w:spacing w:after="240"/>
+        <w:spacing w:after="240" w:line="276" w:lineRule="auto"/>
         <w:rPr>
           <w:rFonts w:ascii="Roboto Mono" w:eastAsia="Roboto Mono" w:hAnsi="Roboto Mono" w:cs="Roboto Mono"/>
         </w:rPr>
@@ -5157,7 +5483,7 @@
     </w:p>
     <w:p>
       <w:r>
-        <w:pict w14:anchorId="7BA33FA1">
+        <w:pict w14:anchorId="2EFE12B0">
           <v:rect id="_x0000_i1041" style="width:0;height:1.5pt" o:hralign="center" o:hrstd="t" o:hr="t" fillcolor="#a0a0a0" stroked="f"/>
         </w:pict>
       </w:r>
@@ -5262,7 +5588,7 @@
           <w:ilvl w:val="0"/>
           <w:numId w:val="42"/>
         </w:numPr>
-        <w:spacing w:before="240"/>
+        <w:spacing w:before="240" w:after="0" w:line="276" w:lineRule="auto"/>
         <w:rPr>
           <w:rFonts w:ascii="Roboto Mono" w:eastAsia="Roboto Mono" w:hAnsi="Roboto Mono" w:cs="Roboto Mono"/>
         </w:rPr>
@@ -5286,6 +5612,7 @@
           <w:ilvl w:val="0"/>
           <w:numId w:val="42"/>
         </w:numPr>
+        <w:spacing w:after="0" w:line="276" w:lineRule="auto"/>
         <w:rPr>
           <w:rFonts w:ascii="Roboto Mono" w:eastAsia="Roboto Mono" w:hAnsi="Roboto Mono" w:cs="Roboto Mono"/>
         </w:rPr>
@@ -5309,15 +5636,15 @@
           <w:ilvl w:val="0"/>
           <w:numId w:val="42"/>
         </w:numPr>
-        <w:rPr>
-          <w:rFonts w:ascii="Roboto Mono" w:eastAsia="Roboto Mono" w:hAnsi="Roboto Mono" w:cs="Roboto Mono"/>
-        </w:rPr>
-      </w:pPr>
-      <w:r>
-        <w:rPr>
-          <w:rFonts w:ascii="Roboto Mono" w:eastAsia="Roboto Mono" w:hAnsi="Roboto Mono" w:cs="Roboto Mono"/>
-        </w:rPr>
-        <w:lastRenderedPageBreak/>
+        <w:spacing w:after="0" w:line="276" w:lineRule="auto"/>
+        <w:rPr>
+          <w:rFonts w:ascii="Roboto Mono" w:eastAsia="Roboto Mono" w:hAnsi="Roboto Mono" w:cs="Roboto Mono"/>
+        </w:rPr>
+      </w:pPr>
+      <w:r>
+        <w:rPr>
+          <w:rFonts w:ascii="Roboto Mono" w:eastAsia="Roboto Mono" w:hAnsi="Roboto Mono" w:cs="Roboto Mono"/>
+        </w:rPr>
         <w:t>Enter payment details.</w:t>
       </w:r>
       <w:r>
@@ -5333,7 +5660,7 @@
           <w:ilvl w:val="0"/>
           <w:numId w:val="42"/>
         </w:numPr>
-        <w:spacing w:after="240"/>
+        <w:spacing w:after="240" w:line="276" w:lineRule="auto"/>
         <w:rPr>
           <w:rFonts w:ascii="Roboto Mono" w:eastAsia="Roboto Mono" w:hAnsi="Roboto Mono" w:cs="Roboto Mono"/>
         </w:rPr>
@@ -5374,7 +5701,7 @@
     </w:p>
     <w:p>
       <w:r>
-        <w:pict w14:anchorId="40CD0E7B">
+        <w:pict w14:anchorId="641FAB0C">
           <v:rect id="_x0000_i1042" style="width:0;height:1.5pt" o:hralign="center" o:hrstd="t" o:hr="t" fillcolor="#a0a0a0" stroked="f"/>
         </w:pict>
       </w:r>
@@ -5425,7 +5752,7 @@
           <w:ilvl w:val="0"/>
           <w:numId w:val="35"/>
         </w:numPr>
-        <w:spacing w:before="240"/>
+        <w:spacing w:before="240" w:after="0" w:line="276" w:lineRule="auto"/>
       </w:pPr>
       <w:r>
         <w:rPr>
@@ -5466,7 +5793,7 @@
           <w:ilvl w:val="0"/>
           <w:numId w:val="35"/>
         </w:numPr>
-        <w:spacing w:after="240"/>
+        <w:spacing w:after="240" w:line="276" w:lineRule="auto"/>
       </w:pPr>
       <w:r>
         <w:rPr>
@@ -5490,7 +5817,7 @@
     </w:p>
     <w:p>
       <w:r>
-        <w:pict w14:anchorId="15B15C6D">
+        <w:pict w14:anchorId="2DF1E5A5">
           <v:rect id="_x0000_i1043" style="width:0;height:1.5pt" o:hralign="center" o:hrstd="t" o:hr="t" fillcolor="#a0a0a0" stroked="f"/>
         </w:pict>
       </w:r>
@@ -5521,7 +5848,7 @@
           <w:ilvl w:val="0"/>
           <w:numId w:val="37"/>
         </w:numPr>
-        <w:spacing w:before="240"/>
+        <w:spacing w:before="240" w:after="0" w:line="276" w:lineRule="auto"/>
       </w:pPr>
       <w:r>
         <w:rPr>
@@ -5549,6 +5876,7 @@
           <w:ilvl w:val="0"/>
           <w:numId w:val="37"/>
         </w:numPr>
+        <w:spacing w:after="0" w:line="276" w:lineRule="auto"/>
         <w:rPr>
           <w:rFonts w:ascii="Roboto Mono" w:eastAsia="Roboto Mono" w:hAnsi="Roboto Mono" w:cs="Roboto Mono"/>
         </w:rPr>
@@ -5574,6 +5902,7 @@
           <w:ilvl w:val="1"/>
           <w:numId w:val="37"/>
         </w:numPr>
+        <w:spacing w:after="0" w:line="276" w:lineRule="auto"/>
         <w:rPr>
           <w:rFonts w:ascii="Roboto Mono" w:eastAsia="Roboto Mono" w:hAnsi="Roboto Mono" w:cs="Roboto Mono"/>
         </w:rPr>
@@ -5597,6 +5926,7 @@
           <w:ilvl w:val="1"/>
           <w:numId w:val="37"/>
         </w:numPr>
+        <w:spacing w:after="0" w:line="276" w:lineRule="auto"/>
         <w:rPr>
           <w:rFonts w:ascii="Roboto Mono" w:eastAsia="Roboto Mono" w:hAnsi="Roboto Mono" w:cs="Roboto Mono"/>
         </w:rPr>
@@ -5620,6 +5950,7 @@
           <w:ilvl w:val="1"/>
           <w:numId w:val="37"/>
         </w:numPr>
+        <w:spacing w:after="0" w:line="276" w:lineRule="auto"/>
         <w:rPr>
           <w:rFonts w:ascii="Roboto Mono" w:eastAsia="Roboto Mono" w:hAnsi="Roboto Mono" w:cs="Roboto Mono"/>
         </w:rPr>
@@ -5643,7 +5974,7 @@
           <w:ilvl w:val="1"/>
           <w:numId w:val="37"/>
         </w:numPr>
-        <w:spacing w:after="240"/>
+        <w:spacing w:after="240" w:line="276" w:lineRule="auto"/>
       </w:pPr>
       <w:r>
         <w:rPr>
@@ -5657,7 +5988,7 @@
     </w:p>
     <w:p>
       <w:r>
-        <w:pict w14:anchorId="50338FF9">
+        <w:pict w14:anchorId="3403AF34">
           <v:rect id="_x0000_i1044" style="width:0;height:1.5pt" o:hralign="center" o:hrstd="t" o:hr="t" fillcolor="#a0a0a0" stroked="f"/>
         </w:pict>
       </w:r>
@@ -5679,7 +6010,6 @@
           <w:sz w:val="28"/>
           <w:szCs w:val="28"/>
         </w:rPr>
-        <w:lastRenderedPageBreak/>
         <w:t>3. Missing Requirement Coverage</w:t>
       </w:r>
     </w:p>
@@ -5689,26 +6019,18 @@
           <w:ilvl w:val="0"/>
           <w:numId w:val="26"/>
         </w:numPr>
-        <w:spacing w:before="240"/>
-        <w:rPr>
-          <w:sz w:val="24"/>
-          <w:szCs w:val="24"/>
-        </w:rPr>
-      </w:pPr>
-      <w:r>
-        <w:rPr>
-          <w:rFonts w:ascii="Roboto Mono" w:eastAsia="Roboto Mono" w:hAnsi="Roboto Mono" w:cs="Roboto Mono"/>
-          <w:b/>
-          <w:sz w:val="24"/>
-          <w:szCs w:val="24"/>
+        <w:spacing w:before="240" w:after="0" w:line="276" w:lineRule="auto"/>
+      </w:pPr>
+      <w:r>
+        <w:rPr>
+          <w:rFonts w:ascii="Roboto Mono" w:eastAsia="Roboto Mono" w:hAnsi="Roboto Mono" w:cs="Roboto Mono"/>
+          <w:b/>
         </w:rPr>
         <w:t>Traceability Matrix Check:</w:t>
       </w:r>
       <w:r>
         <w:rPr>
           <w:rFonts w:ascii="Roboto Mono" w:eastAsia="Roboto Mono" w:hAnsi="Roboto Mono" w:cs="Roboto Mono"/>
-          <w:sz w:val="24"/>
-          <w:szCs w:val="24"/>
         </w:rPr>
         <w:t xml:space="preserve"> Requirement </w:t>
       </w:r>
@@ -5716,16 +6038,12 @@
         <w:rPr>
           <w:rFonts w:ascii="Roboto Mono" w:eastAsia="Roboto Mono" w:hAnsi="Roboto Mono" w:cs="Roboto Mono"/>
           <w:i/>
-          <w:sz w:val="24"/>
-          <w:szCs w:val="24"/>
         </w:rPr>
         <w:t>REQ-CHK-003</w:t>
       </w:r>
       <w:r>
         <w:rPr>
           <w:rFonts w:ascii="Roboto Mono" w:eastAsia="Roboto Mono" w:hAnsi="Roboto Mono" w:cs="Roboto Mono"/>
-          <w:sz w:val="24"/>
-          <w:szCs w:val="24"/>
         </w:rPr>
         <w:t xml:space="preserve"> — </w:t>
       </w:r>
@@ -5733,24 +6051,18 @@
         <w:rPr>
           <w:rFonts w:ascii="Roboto Mono" w:eastAsia="Roboto Mono" w:hAnsi="Roboto Mono" w:cs="Roboto Mono"/>
           <w:i/>
-          <w:sz w:val="24"/>
-          <w:szCs w:val="24"/>
         </w:rPr>
         <w:t>"System must apply valid discount codes during checkout"</w:t>
       </w:r>
       <w:r>
         <w:rPr>
           <w:rFonts w:ascii="Roboto Mono" w:eastAsia="Roboto Mono" w:hAnsi="Roboto Mono" w:cs="Roboto Mono"/>
-          <w:sz w:val="24"/>
-          <w:szCs w:val="24"/>
         </w:rPr>
         <w:t xml:space="preserve"> — has no corresponding test case.</w:t>
       </w:r>
       <w:r>
         <w:rPr>
           <w:rFonts w:ascii="Roboto Mono" w:eastAsia="Roboto Mono" w:hAnsi="Roboto Mono" w:cs="Roboto Mono"/>
-          <w:sz w:val="24"/>
-          <w:szCs w:val="24"/>
         </w:rPr>
         <w:br/>
       </w:r>
@@ -5761,26 +6073,18 @@
           <w:ilvl w:val="0"/>
           <w:numId w:val="26"/>
         </w:numPr>
-        <w:spacing w:after="240"/>
-        <w:rPr>
-          <w:sz w:val="24"/>
-          <w:szCs w:val="24"/>
-        </w:rPr>
-      </w:pPr>
-      <w:r>
-        <w:rPr>
-          <w:rFonts w:ascii="Roboto Mono" w:eastAsia="Roboto Mono" w:hAnsi="Roboto Mono" w:cs="Roboto Mono"/>
-          <w:b/>
-          <w:sz w:val="24"/>
-          <w:szCs w:val="24"/>
+        <w:spacing w:after="240" w:line="276" w:lineRule="auto"/>
+      </w:pPr>
+      <w:r>
+        <w:rPr>
+          <w:rFonts w:ascii="Roboto Mono" w:eastAsia="Roboto Mono" w:hAnsi="Roboto Mono" w:cs="Roboto Mono"/>
+          <w:b/>
         </w:rPr>
         <w:t>Correction:</w:t>
       </w:r>
       <w:r>
         <w:rPr>
           <w:rFonts w:ascii="Roboto Mono" w:eastAsia="Roboto Mono" w:hAnsi="Roboto Mono" w:cs="Roboto Mono"/>
-          <w:sz w:val="24"/>
-          <w:szCs w:val="24"/>
         </w:rPr>
         <w:t xml:space="preserve"> Add a new test case </w:t>
       </w:r>
@@ -5788,31 +6092,25 @@
         <w:rPr>
           <w:rFonts w:ascii="Roboto Mono" w:eastAsia="Roboto Mono" w:hAnsi="Roboto Mono" w:cs="Roboto Mono"/>
           <w:b/>
-          <w:sz w:val="24"/>
-          <w:szCs w:val="24"/>
         </w:rPr>
         <w:t>TC-CHK-010</w:t>
       </w:r>
       <w:r>
         <w:rPr>
           <w:rFonts w:ascii="Roboto Mono" w:eastAsia="Roboto Mono" w:hAnsi="Roboto Mono" w:cs="Roboto Mono"/>
-          <w:sz w:val="24"/>
-          <w:szCs w:val="24"/>
         </w:rPr>
         <w:t xml:space="preserve"> for “Checkout with valid discount code.”</w:t>
       </w:r>
       <w:r>
         <w:rPr>
           <w:rFonts w:ascii="Roboto Mono" w:eastAsia="Roboto Mono" w:hAnsi="Roboto Mono" w:cs="Roboto Mono"/>
-          <w:sz w:val="24"/>
-          <w:szCs w:val="24"/>
-        </w:rPr>
-        <w:br/>
-      </w:r>
-    </w:p>
-    <w:p>
-      <w:r>
-        <w:pict w14:anchorId="65271D25">
+        </w:rPr>
+        <w:br/>
+      </w:r>
+    </w:p>
+    <w:p>
+      <w:r>
+        <w:pict w14:anchorId="0C652394">
           <v:rect id="_x0000_i1045" style="width:0;height:1.5pt" o:hralign="center" o:hrstd="t" o:hr="t" fillcolor="#a0a0a0" stroked="f"/>
         </w:pict>
       </w:r>
@@ -5841,7 +6139,7 @@
           <w:ilvl w:val="0"/>
           <w:numId w:val="36"/>
         </w:numPr>
-        <w:spacing w:before="240"/>
+        <w:spacing w:before="240" w:after="0" w:line="276" w:lineRule="auto"/>
         <w:rPr>
           <w:rFonts w:ascii="Roboto Mono" w:eastAsia="Roboto Mono" w:hAnsi="Roboto Mono" w:cs="Roboto Mono"/>
         </w:rPr>
@@ -5865,6 +6163,7 @@
           <w:ilvl w:val="1"/>
           <w:numId w:val="36"/>
         </w:numPr>
+        <w:spacing w:after="0" w:line="276" w:lineRule="auto"/>
         <w:rPr>
           <w:rFonts w:ascii="Roboto Mono" w:eastAsia="Roboto Mono" w:hAnsi="Roboto Mono" w:cs="Roboto Mono"/>
         </w:rPr>
@@ -5888,6 +6187,7 @@
           <w:ilvl w:val="1"/>
           <w:numId w:val="36"/>
         </w:numPr>
+        <w:spacing w:after="0" w:line="276" w:lineRule="auto"/>
         <w:rPr>
           <w:rFonts w:ascii="Roboto Mono" w:eastAsia="Roboto Mono" w:hAnsi="Roboto Mono" w:cs="Roboto Mono"/>
         </w:rPr>
@@ -5911,6 +6211,7 @@
           <w:ilvl w:val="1"/>
           <w:numId w:val="36"/>
         </w:numPr>
+        <w:spacing w:after="0" w:line="276" w:lineRule="auto"/>
         <w:rPr>
           <w:rFonts w:ascii="Roboto Mono" w:eastAsia="Roboto Mono" w:hAnsi="Roboto Mono" w:cs="Roboto Mono"/>
         </w:rPr>
@@ -5934,7 +6235,7 @@
           <w:ilvl w:val="0"/>
           <w:numId w:val="36"/>
         </w:numPr>
-        <w:spacing w:after="240"/>
+        <w:spacing w:after="240" w:line="276" w:lineRule="auto"/>
       </w:pPr>
       <w:r>
         <w:rPr>
@@ -5994,7 +6295,7 @@
     </w:p>
     <w:p>
       <w:r>
-        <w:pict w14:anchorId="2895FE8B">
+        <w:pict w14:anchorId="1F129565">
           <v:rect id="_x0000_i1046" style="width:0;height:1.5pt" o:hralign="center" o:hrstd="t" o:hr="t" fillcolor="#a0a0a0" stroked="f"/>
         </w:pict>
       </w:r>
@@ -6044,7 +6345,7 @@
           <w:noProof/>
         </w:rPr>
         <w:drawing>
-          <wp:inline distT="114300" distB="114300" distL="114300" distR="114300" wp14:anchorId="68830679" wp14:editId="059C3F28">
+          <wp:inline distT="114300" distB="114300" distL="114300" distR="114300" wp14:anchorId="62BCD180" wp14:editId="00BE02AC">
             <wp:extent cx="5943600" cy="685800"/>
             <wp:effectExtent l="0" t="0" r="0" b="0"/>
             <wp:docPr id="7" name="image2.png"/>
@@ -6125,9 +6426,8 @@
           <w:b/>
           <w:noProof/>
         </w:rPr>
-        <w:lastRenderedPageBreak/>
         <w:drawing>
-          <wp:inline distT="114300" distB="114300" distL="114300" distR="114300" wp14:anchorId="562F83EC" wp14:editId="77E4DCE2">
+          <wp:inline distT="114300" distB="114300" distL="114300" distR="114300" wp14:anchorId="14792940" wp14:editId="0730288A">
             <wp:extent cx="5943600" cy="914400"/>
             <wp:effectExtent l="0" t="0" r="0" b="0"/>
             <wp:docPr id="4" name="image3.png"/>
@@ -6176,7 +6476,7 @@
     <w:p/>
     <w:p>
       <w:r>
-        <w:pict w14:anchorId="1D52D5C4">
+        <w:pict w14:anchorId="26FA191D">
           <v:rect id="_x0000_i1047" style="width:0;height:1.5pt" o:hralign="center" o:hrstd="t" o:hr="t" fillcolor="#a0a0a0" stroked="f"/>
         </w:pict>
       </w:r>
@@ -6204,7 +6504,7 @@
           <w:ilvl w:val="0"/>
           <w:numId w:val="19"/>
         </w:numPr>
-        <w:spacing w:before="240"/>
+        <w:spacing w:before="240" w:after="0" w:line="276" w:lineRule="auto"/>
       </w:pPr>
       <w:r>
         <w:rPr>
@@ -6225,7 +6525,7 @@
           <w:ilvl w:val="0"/>
           <w:numId w:val="19"/>
         </w:numPr>
-        <w:spacing w:after="240"/>
+        <w:spacing w:after="240" w:line="276" w:lineRule="auto"/>
       </w:pPr>
       <w:r>
         <w:rPr>
@@ -6242,7 +6542,7 @@
     </w:p>
     <w:p>
       <w:r>
-        <w:pict w14:anchorId="0DDF8DAF">
+        <w:pict w14:anchorId="63A223B5">
           <v:rect id="_x0000_i1048" style="width:0;height:1.5pt" o:hralign="center" o:hrstd="t" o:hr="t" fillcolor="#a0a0a0" stroked="f"/>
         </w:pict>
       </w:r>
@@ -6265,51 +6565,77 @@
       </w:pPr>
       <w:r>
         <w:rPr>
-          <w:b/>
-          <w:shd w:val="clear" w:color="auto" w:fill="B7B7B7"/>
-        </w:rPr>
-        <w:t># Source</w:t>
-      </w:r>
-      <w:r>
-        <w:rPr>
-          <w:shd w:val="clear" w:color="auto" w:fill="B7B7B7"/>
-        </w:rPr>
-        <w:t xml:space="preserve">: </w:t>
-      </w:r>
-      <w:r>
-        <w:rPr>
-          <w:b/>
-          <w:shd w:val="clear" w:color="auto" w:fill="B7B7B7"/>
-        </w:rPr>
-        <w:t xml:space="preserve">Chatgpt </w:t>
-      </w:r>
-      <w:r>
-        <w:rPr>
-          <w:b/>
-          <w:sz w:val="14"/>
-          <w:szCs w:val="14"/>
-          <w:shd w:val="clear" w:color="auto" w:fill="B7B7B7"/>
-        </w:rPr>
-        <w:t>(GPT</w:t>
-      </w:r>
-      <w:r>
-        <w:rPr>
-          <w:rFonts w:ascii="Cambria Math" w:hAnsi="Cambria Math" w:cs="Cambria Math"/>
-          <w:b/>
-          <w:sz w:val="14"/>
-          <w:szCs w:val="14"/>
-          <w:shd w:val="clear" w:color="auto" w:fill="B7B7B7"/>
+          <w:rFonts w:ascii="Arial" w:eastAsia="Arial" w:hAnsi="Arial" w:cs="Arial"/>
+          <w:b/>
+          <w:color w:val="000000"/>
+          <w:sz w:val="18"/>
+          <w:highlight w:val="lightGray"/>
+        </w:rPr>
+        <w:t># Source: AI Source: Provided by: [Data Path</w:t>
+      </w:r>
+      <w:r>
+        <w:rPr>
+          <w:rFonts w:ascii="Arial" w:eastAsia="Arial" w:hAnsi="Arial" w:cs="Arial"/>
+          <w:color w:val="000000"/>
+          <w:sz w:val="18"/>
+          <w:highlight w:val="lightGray"/>
+        </w:rPr>
+        <w:t xml:space="preserve">: Persons Table -&gt; ID Column: 1, Name_En Column: Motasem Essam] -&gt; </w:t>
+      </w:r>
+      <w:r>
+        <w:rPr>
+          <w:rFonts w:ascii="Arial" w:eastAsia="Arial" w:hAnsi="Arial" w:cs="Arial"/>
+          <w:b/>
+          <w:color w:val="000000"/>
+          <w:sz w:val="18"/>
+          <w:highlight w:val="lightGray"/>
+        </w:rPr>
+        <w:t>From:</w:t>
+      </w:r>
+      <w:r>
+        <w:rPr>
+          <w:rFonts w:ascii="Arial" w:eastAsia="Arial" w:hAnsi="Arial" w:cs="Arial"/>
+          <w:color w:val="000000"/>
+          <w:sz w:val="18"/>
+          <w:highlight w:val="lightGray"/>
+        </w:rPr>
+        <w:t xml:space="preserve"> [Chatgpt (GPT</w:t>
+      </w:r>
+      <w:r>
+        <w:rPr>
+          <w:rFonts w:ascii="Arial" w:eastAsia="Arial" w:hAnsi="Arial" w:cs="Cambria Math"/>
+          <w:color w:val="000000"/>
+          <w:sz w:val="18"/>
+          <w:highlight w:val="lightGray"/>
         </w:rPr>
         <w:t>‑</w:t>
       </w:r>
       <w:r>
         <w:rPr>
-          <w:b/>
-          <w:sz w:val="14"/>
-          <w:szCs w:val="14"/>
-          <w:shd w:val="clear" w:color="auto" w:fill="B7B7B7"/>
-        </w:rPr>
-        <w:t>5 Mini) at [8/14/2025]</w:t>
+          <w:rFonts w:ascii="Arial" w:eastAsia="Arial" w:hAnsi="Arial" w:cs="Arial"/>
+          <w:color w:val="000000"/>
+          <w:sz w:val="18"/>
+          <w:highlight w:val="lightGray"/>
+        </w:rPr>
+        <w:t xml:space="preserve">5 Mini)] </w:t>
+      </w:r>
+      <w:r>
+        <w:rPr>
+          <w:rFonts w:ascii="Arial" w:eastAsia="Arial" w:hAnsi="Arial" w:cs="Arial"/>
+          <w:b/>
+          <w:color w:val="000000"/>
+          <w:sz w:val="18"/>
+          <w:highlight w:val="lightGray"/>
+        </w:rPr>
+        <w:t>on</w:t>
+      </w:r>
+      <w:r>
+        <w:rPr>
+          <w:rFonts w:ascii="Arial" w:eastAsia="Arial" w:hAnsi="Arial"/>
+          <w:sz w:val="18"/>
+          <w:highlight w:val="lightGray"/>
+        </w:rPr>
+        <w:t xml:space="preserve"> [8/14/2025]</w:t>
       </w:r>
     </w:p>
     <w:p>
@@ -6406,7 +6732,7 @@
           <w:ilvl w:val="0"/>
           <w:numId w:val="22"/>
         </w:numPr>
-        <w:spacing w:before="240"/>
+        <w:spacing w:before="240" w:after="0" w:line="276" w:lineRule="auto"/>
       </w:pPr>
       <w:r>
         <w:rPr>
@@ -6440,6 +6766,7 @@
           <w:ilvl w:val="0"/>
           <w:numId w:val="22"/>
         </w:numPr>
+        <w:spacing w:after="0" w:line="276" w:lineRule="auto"/>
         <w:rPr>
           <w:rFonts w:ascii="Roboto Mono" w:eastAsia="Roboto Mono" w:hAnsi="Roboto Mono" w:cs="Roboto Mono"/>
         </w:rPr>
@@ -6463,7 +6790,7 @@
           <w:ilvl w:val="0"/>
           <w:numId w:val="22"/>
         </w:numPr>
-        <w:spacing w:after="240"/>
+        <w:spacing w:after="240" w:line="276" w:lineRule="auto"/>
         <w:rPr>
           <w:rFonts w:ascii="Roboto Mono" w:eastAsia="Roboto Mono" w:hAnsi="Roboto Mono" w:cs="Roboto Mono"/>
         </w:rPr>
@@ -6525,51 +6852,77 @@
       </w:pPr>
       <w:r>
         <w:rPr>
-          <w:b/>
-          <w:shd w:val="clear" w:color="auto" w:fill="B7B7B7"/>
-        </w:rPr>
-        <w:t># Source</w:t>
-      </w:r>
-      <w:r>
-        <w:rPr>
-          <w:shd w:val="clear" w:color="auto" w:fill="B7B7B7"/>
-        </w:rPr>
-        <w:t xml:space="preserve">: </w:t>
-      </w:r>
-      <w:r>
-        <w:rPr>
-          <w:b/>
-          <w:shd w:val="clear" w:color="auto" w:fill="B7B7B7"/>
-        </w:rPr>
-        <w:t xml:space="preserve">Chatgpt </w:t>
-      </w:r>
-      <w:r>
-        <w:rPr>
-          <w:b/>
-          <w:sz w:val="14"/>
-          <w:szCs w:val="14"/>
-          <w:shd w:val="clear" w:color="auto" w:fill="B7B7B7"/>
-        </w:rPr>
-        <w:t>(GPT</w:t>
-      </w:r>
-      <w:r>
-        <w:rPr>
-          <w:rFonts w:ascii="Cambria Math" w:hAnsi="Cambria Math" w:cs="Cambria Math"/>
-          <w:b/>
-          <w:sz w:val="14"/>
-          <w:szCs w:val="14"/>
-          <w:shd w:val="clear" w:color="auto" w:fill="B7B7B7"/>
+          <w:rFonts w:ascii="Arial" w:eastAsia="Arial" w:hAnsi="Arial" w:cs="Arial"/>
+          <w:b/>
+          <w:color w:val="000000"/>
+          <w:sz w:val="18"/>
+          <w:highlight w:val="lightGray"/>
+        </w:rPr>
+        <w:t># Source: AI Source: Provided by: [Data Path</w:t>
+      </w:r>
+      <w:r>
+        <w:rPr>
+          <w:rFonts w:ascii="Arial" w:eastAsia="Arial" w:hAnsi="Arial" w:cs="Arial"/>
+          <w:color w:val="000000"/>
+          <w:sz w:val="18"/>
+          <w:highlight w:val="lightGray"/>
+        </w:rPr>
+        <w:t xml:space="preserve">: Persons Table -&gt; ID Column: 1, Name_En Column: Motasem Essam] -&gt; </w:t>
+      </w:r>
+      <w:r>
+        <w:rPr>
+          <w:rFonts w:ascii="Arial" w:eastAsia="Arial" w:hAnsi="Arial" w:cs="Arial"/>
+          <w:b/>
+          <w:color w:val="000000"/>
+          <w:sz w:val="18"/>
+          <w:highlight w:val="lightGray"/>
+        </w:rPr>
+        <w:t>From:</w:t>
+      </w:r>
+      <w:r>
+        <w:rPr>
+          <w:rFonts w:ascii="Arial" w:eastAsia="Arial" w:hAnsi="Arial" w:cs="Arial"/>
+          <w:color w:val="000000"/>
+          <w:sz w:val="18"/>
+          <w:highlight w:val="lightGray"/>
+        </w:rPr>
+        <w:t xml:space="preserve"> [Chatgpt (GPT</w:t>
+      </w:r>
+      <w:r>
+        <w:rPr>
+          <w:rFonts w:ascii="Arial" w:eastAsia="Arial" w:hAnsi="Arial" w:cs="Cambria Math"/>
+          <w:color w:val="000000"/>
+          <w:sz w:val="18"/>
+          <w:highlight w:val="lightGray"/>
         </w:rPr>
         <w:t>‑</w:t>
       </w:r>
       <w:r>
         <w:rPr>
-          <w:b/>
-          <w:sz w:val="14"/>
-          <w:szCs w:val="14"/>
-          <w:shd w:val="clear" w:color="auto" w:fill="B7B7B7"/>
-        </w:rPr>
-        <w:t>5 Mini) at [8/14/2025]</w:t>
+          <w:rFonts w:ascii="Arial" w:eastAsia="Arial" w:hAnsi="Arial" w:cs="Arial"/>
+          <w:color w:val="000000"/>
+          <w:sz w:val="18"/>
+          <w:highlight w:val="lightGray"/>
+        </w:rPr>
+        <w:t xml:space="preserve">5 Mini)] </w:t>
+      </w:r>
+      <w:r>
+        <w:rPr>
+          <w:rFonts w:ascii="Arial" w:eastAsia="Arial" w:hAnsi="Arial" w:cs="Arial"/>
+          <w:b/>
+          <w:color w:val="000000"/>
+          <w:sz w:val="18"/>
+          <w:highlight w:val="lightGray"/>
+        </w:rPr>
+        <w:t>on</w:t>
+      </w:r>
+      <w:r>
+        <w:rPr>
+          <w:rFonts w:ascii="Arial" w:eastAsia="Arial" w:hAnsi="Arial"/>
+          <w:sz w:val="18"/>
+          <w:highlight w:val="lightGray"/>
+        </w:rPr>
+        <w:t xml:space="preserve"> [8/14/2025]</w:t>
       </w:r>
     </w:p>
     <w:p>
@@ -6632,8 +6985,7 @@
         </w:rPr>
       </w:pPr>
       <w:r>
-        <w:lastRenderedPageBreak/>
-        <w:pict w14:anchorId="544B1F01">
+        <w:pict w14:anchorId="5E40BD1B">
           <v:rect id="_x0000_i1049" style="width:0;height:1.5pt" o:hralign="center" o:hrstd="t" o:hr="t" fillcolor="#a0a0a0" stroked="f"/>
         </w:pict>
       </w:r>
@@ -6676,7 +7028,7 @@
         </w:rPr>
       </w:pPr>
       <w:r>
-        <w:pict w14:anchorId="60F15E8D">
+        <w:pict w14:anchorId="74A3934A">
           <v:rect id="_x0000_i1050" style="width:0;height:1.5pt" o:hralign="center" o:hrstd="t" o:hr="t" fillcolor="#a0a0a0" stroked="f"/>
         </w:pict>
       </w:r>
@@ -6708,7 +7060,7 @@
         </w:rPr>
       </w:pPr>
       <w:r>
-        <w:pict w14:anchorId="26C5245C">
+        <w:pict w14:anchorId="42567FF5">
           <v:rect id="_x0000_i1051" style="width:0;height:1.5pt" o:hralign="center" o:hrstd="t" o:hr="t" fillcolor="#a0a0a0" stroked="f"/>
         </w:pict>
       </w:r>
@@ -6776,7 +7128,7 @@
           <w:ilvl w:val="0"/>
           <w:numId w:val="7"/>
         </w:numPr>
-        <w:spacing w:before="240"/>
+        <w:spacing w:before="240" w:after="0" w:line="276" w:lineRule="auto"/>
       </w:pPr>
       <w:r>
         <w:rPr>
@@ -6812,6 +7164,7 @@
           <w:ilvl w:val="0"/>
           <w:numId w:val="7"/>
         </w:numPr>
+        <w:spacing w:after="0" w:line="276" w:lineRule="auto"/>
       </w:pPr>
       <w:r>
         <w:rPr>
@@ -6852,7 +7205,7 @@
           <w:ilvl w:val="0"/>
           <w:numId w:val="7"/>
         </w:numPr>
-        <w:spacing w:after="240"/>
+        <w:spacing w:after="240" w:line="276" w:lineRule="auto"/>
         <w:rPr>
           <w:rFonts w:ascii="Roboto Mono" w:eastAsia="Roboto Mono" w:hAnsi="Roboto Mono" w:cs="Roboto Mono"/>
         </w:rPr>
@@ -6887,7 +7240,7 @@
           <w:noProof/>
         </w:rPr>
         <w:drawing>
-          <wp:inline distT="114300" distB="114300" distL="114300" distR="114300" wp14:anchorId="21FAB660" wp14:editId="2A33467C">
+          <wp:inline distT="114300" distB="114300" distL="114300" distR="114300" wp14:anchorId="5D8FDC28" wp14:editId="72FDDE8E">
             <wp:extent cx="5943600" cy="762000"/>
             <wp:effectExtent l="0" t="0" r="0" b="0"/>
             <wp:docPr id="3" name="image5.png"/>
@@ -6949,39 +7302,55 @@
           <w:ilvl w:val="0"/>
           <w:numId w:val="14"/>
         </w:numPr>
+        <w:spacing w:before="240" w:after="240" w:line="276" w:lineRule="auto"/>
+      </w:pPr>
+      <w:r>
+        <w:rPr>
+          <w:rFonts w:ascii="Roboto Mono" w:eastAsia="Roboto Mono" w:hAnsi="Roboto Mono" w:cs="Roboto Mono"/>
+          <w:b/>
+        </w:rPr>
+        <w:t>Risk:</w:t>
+      </w:r>
+      <w:r>
+        <w:rPr>
+          <w:rFonts w:ascii="Roboto Mono" w:eastAsia="Roboto Mono" w:hAnsi="Roboto Mono" w:cs="Roboto Mono"/>
+        </w:rPr>
+        <w:t xml:space="preserve"> User-provided </w:t>
+      </w:r>
+      <w:r>
+        <w:rPr>
+          <w:rFonts w:ascii="Roboto Mono" w:eastAsia="Roboto Mono" w:hAnsi="Roboto Mono" w:cs="Roboto Mono"/>
+          <w:color w:val="188038"/>
+        </w:rPr>
+        <w:t>userInput</w:t>
+      </w:r>
+      <w:r>
+        <w:rPr>
+          <w:rFonts w:ascii="Roboto Mono" w:eastAsia="Roboto Mono" w:hAnsi="Roboto Mono" w:cs="Roboto Mono"/>
+        </w:rPr>
+        <w:t xml:space="preserve"> is concatenated directly into SQL query without parameterization.</w:t>
+      </w:r>
+      <w:r>
+        <w:rPr>
+          <w:rFonts w:ascii="Roboto Mono" w:eastAsia="Roboto Mono" w:hAnsi="Roboto Mono" w:cs="Roboto Mono"/>
+        </w:rPr>
+        <w:br/>
+      </w:r>
+    </w:p>
+    <w:p>
+      <w:pPr>
         <w:spacing w:before="240" w:after="240"/>
-      </w:pPr>
-      <w:r>
-        <w:rPr>
-          <w:rFonts w:ascii="Roboto Mono" w:eastAsia="Roboto Mono" w:hAnsi="Roboto Mono" w:cs="Roboto Mono"/>
-          <w:b/>
-        </w:rPr>
-        <w:t>Risk:</w:t>
-      </w:r>
-      <w:r>
-        <w:rPr>
-          <w:rFonts w:ascii="Roboto Mono" w:eastAsia="Roboto Mono" w:hAnsi="Roboto Mono" w:cs="Roboto Mono"/>
-        </w:rPr>
-        <w:t xml:space="preserve"> User-provided </w:t>
-      </w:r>
-      <w:r>
-        <w:rPr>
-          <w:rFonts w:ascii="Roboto Mono" w:eastAsia="Roboto Mono" w:hAnsi="Roboto Mono" w:cs="Roboto Mono"/>
-          <w:color w:val="188038"/>
-        </w:rPr>
-        <w:t>userInput</w:t>
-      </w:r>
-      <w:r>
-        <w:rPr>
-          <w:rFonts w:ascii="Roboto Mono" w:eastAsia="Roboto Mono" w:hAnsi="Roboto Mono" w:cs="Roboto Mono"/>
-        </w:rPr>
-        <w:t xml:space="preserve"> is concatenated directly into SQL query without parameterization.</w:t>
-      </w:r>
-      <w:r>
-        <w:rPr>
-          <w:rFonts w:ascii="Roboto Mono" w:eastAsia="Roboto Mono" w:hAnsi="Roboto Mono" w:cs="Roboto Mono"/>
-        </w:rPr>
-        <w:br/>
+        <w:rPr>
+          <w:rFonts w:ascii="Roboto Mono" w:eastAsia="Roboto Mono" w:hAnsi="Roboto Mono" w:cs="Roboto Mono"/>
+          <w:b/>
+        </w:rPr>
+      </w:pPr>
+      <w:r>
+        <w:rPr>
+          <w:rFonts w:ascii="Roboto Mono" w:eastAsia="Roboto Mono" w:hAnsi="Roboto Mono" w:cs="Roboto Mono"/>
+          <w:b/>
+        </w:rPr>
+        <w:t>Correction:</w:t>
       </w:r>
     </w:p>
     <w:p>
@@ -6996,27 +7365,10 @@
         <w:rPr>
           <w:rFonts w:ascii="Roboto Mono" w:eastAsia="Roboto Mono" w:hAnsi="Roboto Mono" w:cs="Roboto Mono"/>
           <w:b/>
-        </w:rPr>
-        <w:t>Correction:</w:t>
-      </w:r>
-    </w:p>
-    <w:p>
-      <w:pPr>
-        <w:spacing w:before="240" w:after="240"/>
-        <w:rPr>
-          <w:rFonts w:ascii="Roboto Mono" w:eastAsia="Roboto Mono" w:hAnsi="Roboto Mono" w:cs="Roboto Mono"/>
-          <w:b/>
-        </w:rPr>
-      </w:pPr>
-      <w:r>
-        <w:rPr>
-          <w:rFonts w:ascii="Roboto Mono" w:eastAsia="Roboto Mono" w:hAnsi="Roboto Mono" w:cs="Roboto Mono"/>
-          <w:b/>
           <w:noProof/>
         </w:rPr>
-        <w:lastRenderedPageBreak/>
         <w:drawing>
-          <wp:inline distT="114300" distB="114300" distL="114300" distR="114300" wp14:anchorId="0C23D313" wp14:editId="55653314">
+          <wp:inline distT="114300" distB="114300" distL="114300" distR="114300" wp14:anchorId="104FE506" wp14:editId="6411DF55">
             <wp:extent cx="5943600" cy="1117600"/>
             <wp:effectExtent l="0" t="0" r="0" b="0"/>
             <wp:docPr id="9" name="image9.png"/>
@@ -7094,7 +7446,7 @@
     <w:p/>
     <w:p>
       <w:r>
-        <w:pict w14:anchorId="7410AECB">
+        <w:pict w14:anchorId="0B77C06F">
           <v:rect id="_x0000_i1052" style="width:0;height:1.5pt" o:hralign="center" o:hrstd="t" o:hr="t" fillcolor="#a0a0a0" stroked="f"/>
         </w:pict>
       </w:r>
@@ -7162,7 +7514,7 @@
           <w:ilvl w:val="0"/>
           <w:numId w:val="38"/>
         </w:numPr>
-        <w:spacing w:before="240"/>
+        <w:spacing w:before="240" w:after="0" w:line="276" w:lineRule="auto"/>
       </w:pPr>
       <w:r>
         <w:rPr>
@@ -7191,6 +7543,7 @@
           <w:ilvl w:val="0"/>
           <w:numId w:val="38"/>
         </w:numPr>
+        <w:spacing w:after="0" w:line="276" w:lineRule="auto"/>
         <w:rPr>
           <w:rFonts w:ascii="Roboto Mono" w:eastAsia="Roboto Mono" w:hAnsi="Roboto Mono" w:cs="Roboto Mono"/>
         </w:rPr>
@@ -7214,6 +7567,7 @@
           <w:ilvl w:val="0"/>
           <w:numId w:val="38"/>
         </w:numPr>
+        <w:spacing w:after="0" w:line="276" w:lineRule="auto"/>
       </w:pPr>
       <w:r>
         <w:rPr>
@@ -7242,7 +7596,7 @@
           <w:ilvl w:val="0"/>
           <w:numId w:val="38"/>
         </w:numPr>
-        <w:spacing w:after="240"/>
+        <w:spacing w:after="240" w:line="276" w:lineRule="auto"/>
         <w:rPr>
           <w:rFonts w:ascii="Roboto Mono" w:eastAsia="Roboto Mono" w:hAnsi="Roboto Mono" w:cs="Roboto Mono"/>
         </w:rPr>
@@ -7282,7 +7636,7 @@
           <w:ilvl w:val="0"/>
           <w:numId w:val="5"/>
         </w:numPr>
-        <w:spacing w:before="240" w:after="240"/>
+        <w:spacing w:before="240" w:after="240" w:line="276" w:lineRule="auto"/>
       </w:pPr>
       <w:r>
         <w:rPr>
@@ -7309,7 +7663,7 @@
     </w:p>
     <w:p>
       <w:r>
-        <w:pict w14:anchorId="3F0E85A0">
+        <w:pict w14:anchorId="0C1E216B">
           <v:rect id="_x0000_i1053" style="width:0;height:1.5pt" o:hralign="center" o:hrstd="t" o:hr="t" fillcolor="#a0a0a0" stroked="f"/>
         </w:pict>
       </w:r>
@@ -7373,14 +7727,13 @@
           <w:ilvl w:val="0"/>
           <w:numId w:val="32"/>
         </w:numPr>
-        <w:spacing w:before="240"/>
-      </w:pPr>
-      <w:r>
-        <w:rPr>
-          <w:rFonts w:ascii="Roboto Mono" w:eastAsia="Roboto Mono" w:hAnsi="Roboto Mono" w:cs="Roboto Mono"/>
-          <w:b/>
-        </w:rPr>
-        <w:lastRenderedPageBreak/>
+        <w:spacing w:before="240" w:after="0" w:line="276" w:lineRule="auto"/>
+      </w:pPr>
+      <w:r>
+        <w:rPr>
+          <w:rFonts w:ascii="Roboto Mono" w:eastAsia="Roboto Mono" w:hAnsi="Roboto Mono" w:cs="Roboto Mono"/>
+          <w:b/>
+        </w:rPr>
         <w:t>Violation:</w:t>
       </w:r>
       <w:r>
@@ -7410,7 +7763,7 @@
           <w:ilvl w:val="0"/>
           <w:numId w:val="32"/>
         </w:numPr>
-        <w:spacing w:after="240"/>
+        <w:spacing w:after="240" w:line="276" w:lineRule="auto"/>
         <w:rPr>
           <w:rFonts w:ascii="Roboto Mono" w:eastAsia="Roboto Mono" w:hAnsi="Roboto Mono" w:cs="Roboto Mono"/>
         </w:rPr>
@@ -7445,7 +7798,7 @@
           <w:noProof/>
         </w:rPr>
         <w:drawing>
-          <wp:inline distT="114300" distB="114300" distL="114300" distR="114300" wp14:anchorId="2665626E" wp14:editId="1A7DD979">
+          <wp:inline distT="114300" distB="114300" distL="114300" distR="114300" wp14:anchorId="1CB1BD03" wp14:editId="69ACDC9A">
             <wp:extent cx="5943600" cy="1054100"/>
             <wp:effectExtent l="0" t="0" r="0" b="0"/>
             <wp:docPr id="5" name="image6.png"/>
@@ -7533,7 +7886,7 @@
           <w:ilvl w:val="0"/>
           <w:numId w:val="25"/>
         </w:numPr>
-        <w:spacing w:before="240" w:after="240"/>
+        <w:spacing w:before="240" w:after="240" w:line="276" w:lineRule="auto"/>
       </w:pPr>
       <w:r>
         <w:rPr>
@@ -7557,7 +7910,7 @@
     </w:p>
     <w:p>
       <w:r>
-        <w:pict w14:anchorId="2B2929E9">
+        <w:pict w14:anchorId="7AF4B719">
           <v:rect id="_x0000_i1054" style="width:0;height:1.5pt" o:hralign="center" o:hrstd="t" o:hr="t" fillcolor="#a0a0a0" stroked="f"/>
         </w:pict>
       </w:r>
@@ -7623,7 +7976,7 @@
           <w:ilvl w:val="0"/>
           <w:numId w:val="46"/>
         </w:numPr>
-        <w:spacing w:before="240"/>
+        <w:spacing w:before="240" w:after="0" w:line="276" w:lineRule="auto"/>
         <w:rPr>
           <w:rFonts w:ascii="Roboto Mono" w:eastAsia="Roboto Mono" w:hAnsi="Roboto Mono" w:cs="Roboto Mono"/>
         </w:rPr>
@@ -7660,7 +8013,7 @@
           <w:ilvl w:val="0"/>
           <w:numId w:val="46"/>
         </w:numPr>
-        <w:spacing w:after="240"/>
+        <w:spacing w:after="240" w:line="276" w:lineRule="auto"/>
         <w:rPr>
           <w:rFonts w:ascii="Roboto Mono" w:eastAsia="Roboto Mono" w:hAnsi="Roboto Mono" w:cs="Roboto Mono"/>
         </w:rPr>
@@ -7713,7 +8066,7 @@
           <w:ilvl w:val="0"/>
           <w:numId w:val="16"/>
         </w:numPr>
-        <w:spacing w:before="240"/>
+        <w:spacing w:before="240" w:after="0" w:line="276" w:lineRule="auto"/>
         <w:rPr>
           <w:rFonts w:ascii="Roboto Mono" w:eastAsia="Roboto Mono" w:hAnsi="Roboto Mono" w:cs="Roboto Mono"/>
         </w:rPr>
@@ -7737,7 +8090,7 @@
           <w:ilvl w:val="0"/>
           <w:numId w:val="16"/>
         </w:numPr>
-        <w:spacing w:after="240"/>
+        <w:spacing w:after="240" w:line="276" w:lineRule="auto"/>
         <w:rPr>
           <w:rFonts w:ascii="Roboto Mono" w:eastAsia="Roboto Mono" w:hAnsi="Roboto Mono" w:cs="Roboto Mono"/>
         </w:rPr>
@@ -7762,8 +8115,7 @@
         </w:rPr>
       </w:pPr>
       <w:r>
-        <w:lastRenderedPageBreak/>
-        <w:pict w14:anchorId="6539A0DD">
+        <w:pict w14:anchorId="192120E3">
           <v:rect id="_x0000_i1055" style="width:0;height:1.5pt" o:hralign="center" o:hrstd="t" o:hr="t" fillcolor="#a0a0a0" stroked="f"/>
         </w:pict>
       </w:r>
@@ -7796,7 +8148,7 @@
           <w:ilvl w:val="0"/>
           <w:numId w:val="30"/>
         </w:numPr>
-        <w:spacing w:before="240"/>
+        <w:spacing w:before="240" w:after="0" w:line="276" w:lineRule="auto"/>
       </w:pPr>
       <w:r>
         <w:rPr>
@@ -7824,6 +8176,7 @@
           <w:ilvl w:val="0"/>
           <w:numId w:val="30"/>
         </w:numPr>
+        <w:spacing w:after="0" w:line="276" w:lineRule="auto"/>
       </w:pPr>
       <w:r>
         <w:rPr>
@@ -7851,6 +8204,7 @@
           <w:ilvl w:val="0"/>
           <w:numId w:val="30"/>
         </w:numPr>
+        <w:spacing w:after="0" w:line="276" w:lineRule="auto"/>
       </w:pPr>
       <w:r>
         <w:rPr>
@@ -7878,7 +8232,7 @@
           <w:ilvl w:val="0"/>
           <w:numId w:val="30"/>
         </w:numPr>
-        <w:spacing w:after="240"/>
+        <w:spacing w:after="240" w:line="276" w:lineRule="auto"/>
       </w:pPr>
       <w:r>
         <w:rPr>
@@ -7903,7 +8257,7 @@
     <w:p/>
     <w:p>
       <w:r>
-        <w:pict w14:anchorId="6EDD3A97">
+        <w:pict w14:anchorId="26F76009">
           <v:rect id="_x0000_i1056" style="width:0;height:1.5pt" o:hralign="center" o:hrstd="t" o:hr="t" fillcolor="#a0a0a0" stroked="f"/>
         </w:pict>
       </w:r>
@@ -7927,51 +8281,77 @@
       </w:pPr>
       <w:r>
         <w:rPr>
-          <w:b/>
-          <w:shd w:val="clear" w:color="auto" w:fill="B7B7B7"/>
-        </w:rPr>
-        <w:t># Source</w:t>
-      </w:r>
-      <w:r>
-        <w:rPr>
-          <w:shd w:val="clear" w:color="auto" w:fill="B7B7B7"/>
-        </w:rPr>
-        <w:t xml:space="preserve">: </w:t>
-      </w:r>
-      <w:r>
-        <w:rPr>
-          <w:b/>
-          <w:shd w:val="clear" w:color="auto" w:fill="B7B7B7"/>
-        </w:rPr>
-        <w:t xml:space="preserve">Chatgpt </w:t>
-      </w:r>
-      <w:r>
-        <w:rPr>
-          <w:b/>
-          <w:sz w:val="14"/>
-          <w:szCs w:val="14"/>
-          <w:shd w:val="clear" w:color="auto" w:fill="B7B7B7"/>
-        </w:rPr>
-        <w:t>(GPT</w:t>
-      </w:r>
-      <w:r>
-        <w:rPr>
-          <w:rFonts w:ascii="Cambria Math" w:hAnsi="Cambria Math" w:cs="Cambria Math"/>
-          <w:b/>
-          <w:sz w:val="14"/>
-          <w:szCs w:val="14"/>
-          <w:shd w:val="clear" w:color="auto" w:fill="B7B7B7"/>
+          <w:rFonts w:ascii="Arial" w:eastAsia="Arial" w:hAnsi="Arial" w:cs="Arial"/>
+          <w:b/>
+          <w:color w:val="000000"/>
+          <w:sz w:val="18"/>
+          <w:highlight w:val="lightGray"/>
+        </w:rPr>
+        <w:t># Source: AI Source: Provided by: [Data Path</w:t>
+      </w:r>
+      <w:r>
+        <w:rPr>
+          <w:rFonts w:ascii="Arial" w:eastAsia="Arial" w:hAnsi="Arial" w:cs="Arial"/>
+          <w:color w:val="000000"/>
+          <w:sz w:val="18"/>
+          <w:highlight w:val="lightGray"/>
+        </w:rPr>
+        <w:t xml:space="preserve">: Persons Table -&gt; ID Column: 1, Name_En Column: Motasem Essam] -&gt; </w:t>
+      </w:r>
+      <w:r>
+        <w:rPr>
+          <w:rFonts w:ascii="Arial" w:eastAsia="Arial" w:hAnsi="Arial" w:cs="Arial"/>
+          <w:b/>
+          <w:color w:val="000000"/>
+          <w:sz w:val="18"/>
+          <w:highlight w:val="lightGray"/>
+        </w:rPr>
+        <w:t>From:</w:t>
+      </w:r>
+      <w:r>
+        <w:rPr>
+          <w:rFonts w:ascii="Arial" w:eastAsia="Arial" w:hAnsi="Arial" w:cs="Arial"/>
+          <w:color w:val="000000"/>
+          <w:sz w:val="18"/>
+          <w:highlight w:val="lightGray"/>
+        </w:rPr>
+        <w:t xml:space="preserve"> [Chatgpt (GPT</w:t>
+      </w:r>
+      <w:r>
+        <w:rPr>
+          <w:rFonts w:ascii="Arial" w:eastAsia="Arial" w:hAnsi="Arial" w:cs="Cambria Math"/>
+          <w:color w:val="000000"/>
+          <w:sz w:val="18"/>
+          <w:highlight w:val="lightGray"/>
         </w:rPr>
         <w:t>‑</w:t>
       </w:r>
       <w:r>
         <w:rPr>
-          <w:b/>
-          <w:sz w:val="14"/>
-          <w:szCs w:val="14"/>
-          <w:shd w:val="clear" w:color="auto" w:fill="B7B7B7"/>
-        </w:rPr>
-        <w:t>5 Mini) at [8/14/2025]</w:t>
+          <w:rFonts w:ascii="Arial" w:eastAsia="Arial" w:hAnsi="Arial" w:cs="Arial"/>
+          <w:color w:val="000000"/>
+          <w:sz w:val="18"/>
+          <w:highlight w:val="lightGray"/>
+        </w:rPr>
+        <w:t xml:space="preserve">5 Mini)] </w:t>
+      </w:r>
+      <w:r>
+        <w:rPr>
+          <w:rFonts w:ascii="Arial" w:eastAsia="Arial" w:hAnsi="Arial" w:cs="Arial"/>
+          <w:b/>
+          <w:color w:val="000000"/>
+          <w:sz w:val="18"/>
+          <w:highlight w:val="lightGray"/>
+        </w:rPr>
+        <w:t>on</w:t>
+      </w:r>
+      <w:r>
+        <w:rPr>
+          <w:rFonts w:ascii="Arial" w:eastAsia="Arial" w:hAnsi="Arial"/>
+          <w:sz w:val="18"/>
+          <w:highlight w:val="lightGray"/>
+        </w:rPr>
+        <w:t xml:space="preserve"> [8/14/2025]</w:t>
       </w:r>
     </w:p>
     <w:p>
@@ -7994,7 +8374,7 @@
           <w:ilvl w:val="0"/>
           <w:numId w:val="50"/>
         </w:numPr>
-        <w:spacing w:before="240"/>
+        <w:spacing w:before="240" w:after="0" w:line="276" w:lineRule="auto"/>
       </w:pPr>
       <w:r>
         <w:rPr>
@@ -8028,6 +8408,7 @@
           <w:ilvl w:val="0"/>
           <w:numId w:val="50"/>
         </w:numPr>
+        <w:spacing w:after="0" w:line="276" w:lineRule="auto"/>
       </w:pPr>
       <w:r>
         <w:rPr>
@@ -8061,7 +8442,7 @@
           <w:ilvl w:val="0"/>
           <w:numId w:val="50"/>
         </w:numPr>
-        <w:spacing w:after="240"/>
+        <w:spacing w:after="240" w:line="276" w:lineRule="auto"/>
       </w:pPr>
       <w:r>
         <w:rPr>
@@ -8086,7 +8467,7 @@
     <w:p/>
     <w:p>
       <w:r>
-        <w:pict w14:anchorId="381D99CF">
+        <w:pict w14:anchorId="7B2BFC41">
           <v:rect id="_x0000_i1057" style="width:0;height:1.5pt" o:hralign="center" o:hrstd="t" o:hr="t" fillcolor="#a0a0a0" stroked="f"/>
         </w:pict>
       </w:r>
@@ -8109,51 +8490,77 @@
       </w:pPr>
       <w:r>
         <w:rPr>
-          <w:b/>
-          <w:shd w:val="clear" w:color="auto" w:fill="B7B7B7"/>
-        </w:rPr>
-        <w:t># Source</w:t>
-      </w:r>
-      <w:r>
-        <w:rPr>
-          <w:shd w:val="clear" w:color="auto" w:fill="B7B7B7"/>
-        </w:rPr>
-        <w:t xml:space="preserve">: </w:t>
-      </w:r>
-      <w:r>
-        <w:rPr>
-          <w:b/>
-          <w:shd w:val="clear" w:color="auto" w:fill="B7B7B7"/>
-        </w:rPr>
-        <w:t xml:space="preserve">Chatgpt </w:t>
-      </w:r>
-      <w:r>
-        <w:rPr>
-          <w:b/>
-          <w:sz w:val="14"/>
-          <w:szCs w:val="14"/>
-          <w:shd w:val="clear" w:color="auto" w:fill="B7B7B7"/>
-        </w:rPr>
-        <w:t>(GPT</w:t>
-      </w:r>
-      <w:r>
-        <w:rPr>
-          <w:rFonts w:ascii="Cambria Math" w:hAnsi="Cambria Math" w:cs="Cambria Math"/>
-          <w:b/>
-          <w:sz w:val="14"/>
-          <w:szCs w:val="14"/>
-          <w:shd w:val="clear" w:color="auto" w:fill="B7B7B7"/>
+          <w:rFonts w:ascii="Arial" w:eastAsia="Arial" w:hAnsi="Arial" w:cs="Arial"/>
+          <w:b/>
+          <w:color w:val="000000"/>
+          <w:sz w:val="18"/>
+          <w:highlight w:val="lightGray"/>
+        </w:rPr>
+        <w:t># Source: AI Source: Provided by: [Data Path</w:t>
+      </w:r>
+      <w:r>
+        <w:rPr>
+          <w:rFonts w:ascii="Arial" w:eastAsia="Arial" w:hAnsi="Arial" w:cs="Arial"/>
+          <w:color w:val="000000"/>
+          <w:sz w:val="18"/>
+          <w:highlight w:val="lightGray"/>
+        </w:rPr>
+        <w:t xml:space="preserve">: Persons Table -&gt; ID Column: 1, Name_En Column: Motasem Essam] -&gt; </w:t>
+      </w:r>
+      <w:r>
+        <w:rPr>
+          <w:rFonts w:ascii="Arial" w:eastAsia="Arial" w:hAnsi="Arial" w:cs="Arial"/>
+          <w:b/>
+          <w:color w:val="000000"/>
+          <w:sz w:val="18"/>
+          <w:highlight w:val="lightGray"/>
+        </w:rPr>
+        <w:t>From:</w:t>
+      </w:r>
+      <w:r>
+        <w:rPr>
+          <w:rFonts w:ascii="Arial" w:eastAsia="Arial" w:hAnsi="Arial" w:cs="Arial"/>
+          <w:color w:val="000000"/>
+          <w:sz w:val="18"/>
+          <w:highlight w:val="lightGray"/>
+        </w:rPr>
+        <w:t xml:space="preserve"> [Chatgpt (GPT</w:t>
+      </w:r>
+      <w:r>
+        <w:rPr>
+          <w:rFonts w:ascii="Arial" w:eastAsia="Arial" w:hAnsi="Arial" w:cs="Cambria Math"/>
+          <w:color w:val="000000"/>
+          <w:sz w:val="18"/>
+          <w:highlight w:val="lightGray"/>
         </w:rPr>
         <w:t>‑</w:t>
       </w:r>
       <w:r>
         <w:rPr>
-          <w:b/>
-          <w:sz w:val="14"/>
-          <w:szCs w:val="14"/>
-          <w:shd w:val="clear" w:color="auto" w:fill="B7B7B7"/>
-        </w:rPr>
-        <w:t>5 Mini) at [8/14/2025]</w:t>
+          <w:rFonts w:ascii="Arial" w:eastAsia="Arial" w:hAnsi="Arial" w:cs="Arial"/>
+          <w:color w:val="000000"/>
+          <w:sz w:val="18"/>
+          <w:highlight w:val="lightGray"/>
+        </w:rPr>
+        <w:t xml:space="preserve">5 Mini)] </w:t>
+      </w:r>
+      <w:r>
+        <w:rPr>
+          <w:rFonts w:ascii="Arial" w:eastAsia="Arial" w:hAnsi="Arial" w:cs="Arial"/>
+          <w:b/>
+          <w:color w:val="000000"/>
+          <w:sz w:val="18"/>
+          <w:highlight w:val="lightGray"/>
+        </w:rPr>
+        <w:t>on</w:t>
+      </w:r>
+      <w:r>
+        <w:rPr>
+          <w:rFonts w:ascii="Arial" w:eastAsia="Arial" w:hAnsi="Arial"/>
+          <w:sz w:val="18"/>
+          <w:highlight w:val="lightGray"/>
+        </w:rPr>
+        <w:t xml:space="preserve"> [8/14/2025]</w:t>
       </w:r>
     </w:p>
     <w:p>
@@ -8191,23 +8598,16 @@
           <w:ilvl w:val="0"/>
           <w:numId w:val="8"/>
         </w:numPr>
-        <w:spacing w:before="240"/>
-        <w:rPr>
-          <w:rFonts w:ascii="Roboto Mono" w:eastAsia="Roboto Mono" w:hAnsi="Roboto Mono" w:cs="Roboto Mono"/>
-        </w:rPr>
-      </w:pPr>
-      <w:r>
-        <w:rPr>
-          <w:rFonts w:ascii="Roboto Mono" w:eastAsia="Roboto Mono" w:hAnsi="Roboto Mono" w:cs="Roboto Mono"/>
-        </w:rPr>
-        <w:t xml:space="preserve">Static Testing supports validation indirectly by checking if artifacts reflect what the customer actually needs — before </w:t>
-      </w:r>
-      <w:r>
-        <w:rPr>
-          <w:rFonts w:ascii="Roboto Mono" w:eastAsia="Roboto Mono" w:hAnsi="Roboto Mono" w:cs="Roboto Mono"/>
-        </w:rPr>
-        <w:lastRenderedPageBreak/>
-        <w:t>implementation.</w:t>
+        <w:spacing w:before="240" w:after="0" w:line="276" w:lineRule="auto"/>
+        <w:rPr>
+          <w:rFonts w:ascii="Roboto Mono" w:eastAsia="Roboto Mono" w:hAnsi="Roboto Mono" w:cs="Roboto Mono"/>
+        </w:rPr>
+      </w:pPr>
+      <w:r>
+        <w:rPr>
+          <w:rFonts w:ascii="Roboto Mono" w:eastAsia="Roboto Mono" w:hAnsi="Roboto Mono" w:cs="Roboto Mono"/>
+        </w:rPr>
+        <w:t>Static Testing supports validation indirectly by checking if artifacts reflect what the customer actually needs — before implementation.</w:t>
       </w:r>
       <w:r>
         <w:rPr>
@@ -8222,6 +8622,7 @@
           <w:ilvl w:val="0"/>
           <w:numId w:val="8"/>
         </w:numPr>
+        <w:spacing w:after="0" w:line="276" w:lineRule="auto"/>
         <w:rPr>
           <w:rFonts w:ascii="Roboto Mono" w:eastAsia="Roboto Mono" w:hAnsi="Roboto Mono" w:cs="Roboto Mono"/>
         </w:rPr>
@@ -8245,6 +8646,7 @@
           <w:ilvl w:val="1"/>
           <w:numId w:val="8"/>
         </w:numPr>
+        <w:spacing w:after="0" w:line="276" w:lineRule="auto"/>
       </w:pPr>
       <w:r>
         <w:rPr>
@@ -8272,7 +8674,7 @@
           <w:ilvl w:val="1"/>
           <w:numId w:val="8"/>
         </w:numPr>
-        <w:spacing w:after="240"/>
+        <w:spacing w:after="240" w:line="276" w:lineRule="auto"/>
       </w:pPr>
       <w:r>
         <w:rPr>
@@ -8316,7 +8718,7 @@
           <w:ilvl w:val="0"/>
           <w:numId w:val="21"/>
         </w:numPr>
-        <w:spacing w:before="240"/>
+        <w:spacing w:before="240" w:after="0" w:line="276" w:lineRule="auto"/>
       </w:pPr>
       <w:r>
         <w:rPr>
@@ -8350,7 +8752,7 @@
           <w:ilvl w:val="0"/>
           <w:numId w:val="21"/>
         </w:numPr>
-        <w:spacing w:after="240"/>
+        <w:spacing w:after="240" w:line="276" w:lineRule="auto"/>
       </w:pPr>
       <w:r>
         <w:rPr>
@@ -8431,7 +8833,7 @@
           <w:ilvl w:val="0"/>
           <w:numId w:val="12"/>
         </w:numPr>
-        <w:spacing w:before="240"/>
+        <w:spacing w:before="240" w:after="0" w:line="276" w:lineRule="auto"/>
       </w:pPr>
       <w:r>
         <w:rPr>
@@ -8472,6 +8874,7 @@
           <w:ilvl w:val="0"/>
           <w:numId w:val="12"/>
         </w:numPr>
+        <w:spacing w:after="0" w:line="276" w:lineRule="auto"/>
       </w:pPr>
       <w:r>
         <w:rPr>
@@ -8512,7 +8915,7 @@
           <w:ilvl w:val="0"/>
           <w:numId w:val="12"/>
         </w:numPr>
-        <w:spacing w:after="240"/>
+        <w:spacing w:after="240" w:line="276" w:lineRule="auto"/>
       </w:pPr>
       <w:r>
         <w:rPr>
@@ -8559,7 +8962,7 @@
     </w:p>
     <w:p>
       <w:r>
-        <w:pict w14:anchorId="62A263DA">
+        <w:pict w14:anchorId="61793249">
           <v:rect id="_x0000_i1058" style="width:0;height:1.5pt" o:hralign="center" o:hrstd="t" o:hr="t" fillcolor="#a0a0a0" stroked="f"/>
         </w:pict>
       </w:r>
@@ -8582,51 +8985,77 @@
       </w:pPr>
       <w:r>
         <w:rPr>
-          <w:b/>
-          <w:shd w:val="clear" w:color="auto" w:fill="B7B7B7"/>
-        </w:rPr>
-        <w:t># Source</w:t>
-      </w:r>
-      <w:r>
-        <w:rPr>
-          <w:shd w:val="clear" w:color="auto" w:fill="B7B7B7"/>
-        </w:rPr>
-        <w:t xml:space="preserve">: </w:t>
-      </w:r>
-      <w:r>
-        <w:rPr>
-          <w:b/>
-          <w:shd w:val="clear" w:color="auto" w:fill="B7B7B7"/>
-        </w:rPr>
-        <w:t xml:space="preserve">Chatgpt </w:t>
-      </w:r>
-      <w:r>
-        <w:rPr>
-          <w:b/>
-          <w:sz w:val="14"/>
-          <w:szCs w:val="14"/>
-          <w:shd w:val="clear" w:color="auto" w:fill="B7B7B7"/>
-        </w:rPr>
-        <w:t>(GPT</w:t>
-      </w:r>
-      <w:r>
-        <w:rPr>
-          <w:rFonts w:ascii="Cambria Math" w:hAnsi="Cambria Math" w:cs="Cambria Math"/>
-          <w:b/>
-          <w:sz w:val="14"/>
-          <w:szCs w:val="14"/>
-          <w:shd w:val="clear" w:color="auto" w:fill="B7B7B7"/>
+          <w:rFonts w:ascii="Arial" w:eastAsia="Arial" w:hAnsi="Arial" w:cs="Arial"/>
+          <w:b/>
+          <w:color w:val="000000"/>
+          <w:sz w:val="18"/>
+          <w:highlight w:val="lightGray"/>
+        </w:rPr>
+        <w:t># Source: AI Source: Provided by: [Data Path</w:t>
+      </w:r>
+      <w:r>
+        <w:rPr>
+          <w:rFonts w:ascii="Arial" w:eastAsia="Arial" w:hAnsi="Arial" w:cs="Arial"/>
+          <w:color w:val="000000"/>
+          <w:sz w:val="18"/>
+          <w:highlight w:val="lightGray"/>
+        </w:rPr>
+        <w:t xml:space="preserve">: Persons Table -&gt; ID Column: 1, Name_En Column: Motasem Essam] -&gt; </w:t>
+      </w:r>
+      <w:r>
+        <w:rPr>
+          <w:rFonts w:ascii="Arial" w:eastAsia="Arial" w:hAnsi="Arial" w:cs="Arial"/>
+          <w:b/>
+          <w:color w:val="000000"/>
+          <w:sz w:val="18"/>
+          <w:highlight w:val="lightGray"/>
+        </w:rPr>
+        <w:t>From:</w:t>
+      </w:r>
+      <w:r>
+        <w:rPr>
+          <w:rFonts w:ascii="Arial" w:eastAsia="Arial" w:hAnsi="Arial" w:cs="Arial"/>
+          <w:color w:val="000000"/>
+          <w:sz w:val="18"/>
+          <w:highlight w:val="lightGray"/>
+        </w:rPr>
+        <w:t xml:space="preserve"> [Chatgpt (GPT</w:t>
+      </w:r>
+      <w:r>
+        <w:rPr>
+          <w:rFonts w:ascii="Arial" w:eastAsia="Arial" w:hAnsi="Arial" w:cs="Cambria Math"/>
+          <w:color w:val="000000"/>
+          <w:sz w:val="18"/>
+          <w:highlight w:val="lightGray"/>
         </w:rPr>
         <w:t>‑</w:t>
       </w:r>
       <w:r>
         <w:rPr>
-          <w:b/>
-          <w:sz w:val="14"/>
-          <w:szCs w:val="14"/>
-          <w:shd w:val="clear" w:color="auto" w:fill="B7B7B7"/>
-        </w:rPr>
-        <w:t>5 Mini) at [8/14/2025]</w:t>
+          <w:rFonts w:ascii="Arial" w:eastAsia="Arial" w:hAnsi="Arial" w:cs="Arial"/>
+          <w:color w:val="000000"/>
+          <w:sz w:val="18"/>
+          <w:highlight w:val="lightGray"/>
+        </w:rPr>
+        <w:t xml:space="preserve">5 Mini)] </w:t>
+      </w:r>
+      <w:r>
+        <w:rPr>
+          <w:rFonts w:ascii="Arial" w:eastAsia="Arial" w:hAnsi="Arial" w:cs="Arial"/>
+          <w:b/>
+          <w:color w:val="000000"/>
+          <w:sz w:val="18"/>
+          <w:highlight w:val="lightGray"/>
+        </w:rPr>
+        <w:t>on</w:t>
+      </w:r>
+      <w:r>
+        <w:rPr>
+          <w:rFonts w:ascii="Arial" w:eastAsia="Arial" w:hAnsi="Arial"/>
+          <w:sz w:val="18"/>
+          <w:highlight w:val="lightGray"/>
+        </w:rPr>
+        <w:t xml:space="preserve"> [8/14/2025]</w:t>
       </w:r>
     </w:p>
     <w:p>
@@ -8642,7 +9071,6 @@
           <w:rFonts w:ascii="Roboto Mono" w:eastAsia="Roboto Mono" w:hAnsi="Roboto Mono" w:cs="Roboto Mono"/>
           <w:b/>
         </w:rPr>
-        <w:lastRenderedPageBreak/>
         <w:t>Artifact:</w:t>
       </w:r>
       <w:r>
@@ -8715,7 +9143,7 @@
           <w:ilvl w:val="0"/>
           <w:numId w:val="40"/>
         </w:numPr>
-        <w:spacing w:before="240"/>
+        <w:spacing w:before="240" w:after="0" w:line="276" w:lineRule="auto"/>
         <w:rPr>
           <w:rFonts w:ascii="Roboto Mono" w:eastAsia="Roboto Mono" w:hAnsi="Roboto Mono" w:cs="Roboto Mono"/>
         </w:rPr>
@@ -8764,7 +9192,7 @@
           <w:ilvl w:val="0"/>
           <w:numId w:val="40"/>
         </w:numPr>
-        <w:spacing w:after="240"/>
+        <w:spacing w:after="240" w:line="276" w:lineRule="auto"/>
       </w:pPr>
       <w:r>
         <w:rPr>
@@ -8827,7 +9255,7 @@
           <w:ilvl w:val="0"/>
           <w:numId w:val="15"/>
         </w:numPr>
-        <w:spacing w:before="240" w:after="240"/>
+        <w:spacing w:before="240" w:after="240" w:line="276" w:lineRule="auto"/>
         <w:rPr>
           <w:rFonts w:ascii="Roboto Mono" w:eastAsia="Roboto Mono" w:hAnsi="Roboto Mono" w:cs="Roboto Mono"/>
         </w:rPr>
@@ -8914,51 +9342,77 @@
       </w:pPr>
       <w:r>
         <w:rPr>
-          <w:b/>
-          <w:shd w:val="clear" w:color="auto" w:fill="B7B7B7"/>
-        </w:rPr>
-        <w:t># Source</w:t>
-      </w:r>
-      <w:r>
-        <w:rPr>
-          <w:shd w:val="clear" w:color="auto" w:fill="B7B7B7"/>
-        </w:rPr>
-        <w:t xml:space="preserve">: </w:t>
-      </w:r>
-      <w:r>
-        <w:rPr>
-          <w:b/>
-          <w:shd w:val="clear" w:color="auto" w:fill="B7B7B7"/>
-        </w:rPr>
-        <w:t xml:space="preserve">Chatgpt </w:t>
-      </w:r>
-      <w:r>
-        <w:rPr>
-          <w:b/>
-          <w:sz w:val="14"/>
-          <w:szCs w:val="14"/>
-          <w:shd w:val="clear" w:color="auto" w:fill="B7B7B7"/>
-        </w:rPr>
-        <w:t>(GPT</w:t>
-      </w:r>
-      <w:r>
-        <w:rPr>
-          <w:rFonts w:ascii="Cambria Math" w:hAnsi="Cambria Math" w:cs="Cambria Math"/>
-          <w:b/>
-          <w:sz w:val="14"/>
-          <w:szCs w:val="14"/>
-          <w:shd w:val="clear" w:color="auto" w:fill="B7B7B7"/>
+          <w:rFonts w:ascii="Arial" w:eastAsia="Arial" w:hAnsi="Arial" w:cs="Arial"/>
+          <w:b/>
+          <w:color w:val="000000"/>
+          <w:sz w:val="18"/>
+          <w:highlight w:val="lightGray"/>
+        </w:rPr>
+        <w:t># Source: AI Source: Provided by: [Data Path</w:t>
+      </w:r>
+      <w:r>
+        <w:rPr>
+          <w:rFonts w:ascii="Arial" w:eastAsia="Arial" w:hAnsi="Arial" w:cs="Arial"/>
+          <w:color w:val="000000"/>
+          <w:sz w:val="18"/>
+          <w:highlight w:val="lightGray"/>
+        </w:rPr>
+        <w:t xml:space="preserve">: Persons Table -&gt; ID Column: 1, Name_En Column: Motasem Essam] -&gt; </w:t>
+      </w:r>
+      <w:r>
+        <w:rPr>
+          <w:rFonts w:ascii="Arial" w:eastAsia="Arial" w:hAnsi="Arial" w:cs="Arial"/>
+          <w:b/>
+          <w:color w:val="000000"/>
+          <w:sz w:val="18"/>
+          <w:highlight w:val="lightGray"/>
+        </w:rPr>
+        <w:t>From:</w:t>
+      </w:r>
+      <w:r>
+        <w:rPr>
+          <w:rFonts w:ascii="Arial" w:eastAsia="Arial" w:hAnsi="Arial" w:cs="Arial"/>
+          <w:color w:val="000000"/>
+          <w:sz w:val="18"/>
+          <w:highlight w:val="lightGray"/>
+        </w:rPr>
+        <w:t xml:space="preserve"> [Chatgpt (GPT</w:t>
+      </w:r>
+      <w:r>
+        <w:rPr>
+          <w:rFonts w:ascii="Arial" w:eastAsia="Arial" w:hAnsi="Arial" w:cs="Cambria Math"/>
+          <w:color w:val="000000"/>
+          <w:sz w:val="18"/>
+          <w:highlight w:val="lightGray"/>
         </w:rPr>
         <w:t>‑</w:t>
       </w:r>
       <w:r>
         <w:rPr>
-          <w:b/>
-          <w:sz w:val="14"/>
-          <w:szCs w:val="14"/>
-          <w:shd w:val="clear" w:color="auto" w:fill="B7B7B7"/>
-        </w:rPr>
-        <w:t>5 Mini) at [8/14/2025]</w:t>
+          <w:rFonts w:ascii="Arial" w:eastAsia="Arial" w:hAnsi="Arial" w:cs="Arial"/>
+          <w:color w:val="000000"/>
+          <w:sz w:val="18"/>
+          <w:highlight w:val="lightGray"/>
+        </w:rPr>
+        <w:t xml:space="preserve">5 Mini)] </w:t>
+      </w:r>
+      <w:r>
+        <w:rPr>
+          <w:rFonts w:ascii="Arial" w:eastAsia="Arial" w:hAnsi="Arial" w:cs="Arial"/>
+          <w:b/>
+          <w:color w:val="000000"/>
+          <w:sz w:val="18"/>
+          <w:highlight w:val="lightGray"/>
+        </w:rPr>
+        <w:t>on</w:t>
+      </w:r>
+      <w:r>
+        <w:rPr>
+          <w:rFonts w:ascii="Arial" w:eastAsia="Arial" w:hAnsi="Arial"/>
+          <w:sz w:val="18"/>
+          <w:highlight w:val="lightGray"/>
+        </w:rPr>
+        <w:t xml:space="preserve"> [8/14/2025]</w:t>
       </w:r>
     </w:p>
     <w:p>
@@ -8990,7 +9444,7 @@
     </w:p>
     <w:p>
       <w:r>
-        <w:pict w14:anchorId="0ADD913E">
+        <w:pict w14:anchorId="018B1149">
           <v:rect id="_x0000_i1059" style="width:0;height:1.5pt" o:hralign="center" o:hrstd="t" o:hr="t" fillcolor="#a0a0a0" stroked="f"/>
         </w:pict>
       </w:r>
@@ -9049,7 +9503,6 @@
           <w:rFonts w:ascii="Roboto Mono" w:eastAsia="Roboto Mono" w:hAnsi="Roboto Mono" w:cs="Roboto Mono"/>
           <w:b/>
         </w:rPr>
-        <w:lastRenderedPageBreak/>
         <w:t>🔍 Static Testing Activity:</w:t>
       </w:r>
       <w:r>
@@ -9081,7 +9534,7 @@
           <w:ilvl w:val="0"/>
           <w:numId w:val="28"/>
         </w:numPr>
-        <w:spacing w:before="240"/>
+        <w:spacing w:before="240" w:after="0" w:line="276" w:lineRule="auto"/>
         <w:rPr>
           <w:rFonts w:ascii="Roboto Mono" w:eastAsia="Roboto Mono" w:hAnsi="Roboto Mono" w:cs="Roboto Mono"/>
         </w:rPr>
@@ -9139,7 +9592,7 @@
           <w:ilvl w:val="0"/>
           <w:numId w:val="28"/>
         </w:numPr>
-        <w:spacing w:after="240"/>
+        <w:spacing w:after="240" w:line="276" w:lineRule="auto"/>
       </w:pPr>
       <w:r>
         <w:rPr>
@@ -9235,7 +9688,7 @@
           <w:ilvl w:val="0"/>
           <w:numId w:val="53"/>
         </w:numPr>
-        <w:spacing w:before="240"/>
+        <w:spacing w:before="240" w:after="0" w:line="276" w:lineRule="auto"/>
         <w:rPr>
           <w:rFonts w:ascii="Roboto Mono" w:eastAsia="Roboto Mono" w:hAnsi="Roboto Mono" w:cs="Roboto Mono"/>
         </w:rPr>
@@ -9293,6 +9746,7 @@
           <w:ilvl w:val="0"/>
           <w:numId w:val="53"/>
         </w:numPr>
+        <w:spacing w:after="0" w:line="276" w:lineRule="auto"/>
         <w:rPr>
           <w:rFonts w:ascii="Roboto Mono" w:eastAsia="Roboto Mono" w:hAnsi="Roboto Mono" w:cs="Roboto Mono"/>
         </w:rPr>
@@ -9316,6 +9770,7 @@
           <w:ilvl w:val="1"/>
           <w:numId w:val="53"/>
         </w:numPr>
+        <w:spacing w:after="0" w:line="276" w:lineRule="auto"/>
         <w:rPr>
           <w:rFonts w:ascii="Roboto Mono" w:eastAsia="Roboto Mono" w:hAnsi="Roboto Mono" w:cs="Roboto Mono"/>
         </w:rPr>
@@ -9339,16 +9794,15 @@
           <w:ilvl w:val="1"/>
           <w:numId w:val="53"/>
         </w:numPr>
-        <w:spacing w:after="240"/>
-        <w:rPr>
-          <w:rFonts w:ascii="Roboto Mono" w:eastAsia="Roboto Mono" w:hAnsi="Roboto Mono" w:cs="Roboto Mono"/>
-        </w:rPr>
-      </w:pPr>
-      <w:r>
-        <w:rPr>
-          <w:rFonts w:ascii="Roboto Mono" w:eastAsia="Roboto Mono" w:hAnsi="Roboto Mono" w:cs="Roboto Mono"/>
-        </w:rPr>
-        <w:lastRenderedPageBreak/>
+        <w:spacing w:after="240" w:line="276" w:lineRule="auto"/>
+        <w:rPr>
+          <w:rFonts w:ascii="Roboto Mono" w:eastAsia="Roboto Mono" w:hAnsi="Roboto Mono" w:cs="Roboto Mono"/>
+        </w:rPr>
+      </w:pPr>
+      <w:r>
+        <w:rPr>
+          <w:rFonts w:ascii="Roboto Mono" w:eastAsia="Roboto Mono" w:hAnsi="Roboto Mono" w:cs="Roboto Mono"/>
+        </w:rPr>
         <w:t>Apple Pay option must appear only on Apple devices and comply with Apple’s Human Interface Guidelines.</w:t>
       </w:r>
       <w:r>
@@ -9415,7 +9869,7 @@
     <w:p/>
     <w:p>
       <w:r>
-        <w:pict w14:anchorId="7119B257">
+        <w:pict w14:anchorId="4F22CD2C">
           <v:rect id="_x0000_i1060" style="width:0;height:1.5pt" o:hralign="center" o:hrstd="t" o:hr="t" fillcolor="#a0a0a0" stroked="f"/>
         </w:pict>
       </w:r>
@@ -9438,51 +9892,77 @@
       </w:pPr>
       <w:r>
         <w:rPr>
-          <w:b/>
-          <w:shd w:val="clear" w:color="auto" w:fill="B7B7B7"/>
-        </w:rPr>
-        <w:t># Source</w:t>
-      </w:r>
-      <w:r>
-        <w:rPr>
-          <w:shd w:val="clear" w:color="auto" w:fill="B7B7B7"/>
-        </w:rPr>
-        <w:t xml:space="preserve">: </w:t>
-      </w:r>
-      <w:r>
-        <w:rPr>
-          <w:b/>
-          <w:shd w:val="clear" w:color="auto" w:fill="B7B7B7"/>
-        </w:rPr>
-        <w:t xml:space="preserve">Chatgpt </w:t>
-      </w:r>
-      <w:r>
-        <w:rPr>
-          <w:b/>
-          <w:sz w:val="14"/>
-          <w:szCs w:val="14"/>
-          <w:shd w:val="clear" w:color="auto" w:fill="B7B7B7"/>
-        </w:rPr>
-        <w:t>(GPT</w:t>
-      </w:r>
-      <w:r>
-        <w:rPr>
-          <w:rFonts w:ascii="Cambria Math" w:hAnsi="Cambria Math" w:cs="Cambria Math"/>
-          <w:b/>
-          <w:sz w:val="14"/>
-          <w:szCs w:val="14"/>
-          <w:shd w:val="clear" w:color="auto" w:fill="B7B7B7"/>
+          <w:rFonts w:ascii="Arial" w:eastAsia="Arial" w:hAnsi="Arial" w:cs="Arial"/>
+          <w:b/>
+          <w:color w:val="000000"/>
+          <w:sz w:val="18"/>
+          <w:highlight w:val="lightGray"/>
+        </w:rPr>
+        <w:t># Source: AI Source: Provided by: [Data Path</w:t>
+      </w:r>
+      <w:r>
+        <w:rPr>
+          <w:rFonts w:ascii="Arial" w:eastAsia="Arial" w:hAnsi="Arial" w:cs="Arial"/>
+          <w:color w:val="000000"/>
+          <w:sz w:val="18"/>
+          <w:highlight w:val="lightGray"/>
+        </w:rPr>
+        <w:t xml:space="preserve">: Persons Table -&gt; ID Column: 1, Name_En Column: Motasem Essam] -&gt; </w:t>
+      </w:r>
+      <w:r>
+        <w:rPr>
+          <w:rFonts w:ascii="Arial" w:eastAsia="Arial" w:hAnsi="Arial" w:cs="Arial"/>
+          <w:b/>
+          <w:color w:val="000000"/>
+          <w:sz w:val="18"/>
+          <w:highlight w:val="lightGray"/>
+        </w:rPr>
+        <w:t>From:</w:t>
+      </w:r>
+      <w:r>
+        <w:rPr>
+          <w:rFonts w:ascii="Arial" w:eastAsia="Arial" w:hAnsi="Arial" w:cs="Arial"/>
+          <w:color w:val="000000"/>
+          <w:sz w:val="18"/>
+          <w:highlight w:val="lightGray"/>
+        </w:rPr>
+        <w:t xml:space="preserve"> [Chatgpt (GPT</w:t>
+      </w:r>
+      <w:r>
+        <w:rPr>
+          <w:rFonts w:ascii="Arial" w:eastAsia="Arial" w:hAnsi="Arial" w:cs="Cambria Math"/>
+          <w:color w:val="000000"/>
+          <w:sz w:val="18"/>
+          <w:highlight w:val="lightGray"/>
         </w:rPr>
         <w:t>‑</w:t>
       </w:r>
       <w:r>
         <w:rPr>
-          <w:b/>
-          <w:sz w:val="14"/>
-          <w:szCs w:val="14"/>
-          <w:shd w:val="clear" w:color="auto" w:fill="B7B7B7"/>
-        </w:rPr>
-        <w:t>5 Mini) at [8/14/2025]</w:t>
+          <w:rFonts w:ascii="Arial" w:eastAsia="Arial" w:hAnsi="Arial" w:cs="Arial"/>
+          <w:color w:val="000000"/>
+          <w:sz w:val="18"/>
+          <w:highlight w:val="lightGray"/>
+        </w:rPr>
+        <w:t xml:space="preserve">5 Mini)] </w:t>
+      </w:r>
+      <w:r>
+        <w:rPr>
+          <w:rFonts w:ascii="Arial" w:eastAsia="Arial" w:hAnsi="Arial" w:cs="Arial"/>
+          <w:b/>
+          <w:color w:val="000000"/>
+          <w:sz w:val="18"/>
+          <w:highlight w:val="lightGray"/>
+        </w:rPr>
+        <w:t>on</w:t>
+      </w:r>
+      <w:r>
+        <w:rPr>
+          <w:rFonts w:ascii="Arial" w:eastAsia="Arial" w:hAnsi="Arial"/>
+          <w:sz w:val="18"/>
+          <w:highlight w:val="lightGray"/>
+        </w:rPr>
+        <w:t xml:space="preserve"> [8/14/2025]</w:t>
       </w:r>
     </w:p>
     <w:p>
@@ -9570,7 +10050,7 @@
           <w:ilvl w:val="0"/>
           <w:numId w:val="4"/>
         </w:numPr>
-        <w:spacing w:before="240"/>
+        <w:spacing w:before="240" w:after="0" w:line="276" w:lineRule="auto"/>
       </w:pPr>
       <w:r>
         <w:rPr>
@@ -9604,6 +10084,7 @@
           <w:ilvl w:val="0"/>
           <w:numId w:val="4"/>
         </w:numPr>
+        <w:spacing w:after="0" w:line="276" w:lineRule="auto"/>
       </w:pPr>
       <w:r>
         <w:rPr>
@@ -9637,7 +10118,7 @@
           <w:ilvl w:val="0"/>
           <w:numId w:val="4"/>
         </w:numPr>
-        <w:spacing w:after="240"/>
+        <w:spacing w:after="240" w:line="276" w:lineRule="auto"/>
         <w:rPr>
           <w:rFonts w:ascii="Roboto Mono" w:eastAsia="Roboto Mono" w:hAnsi="Roboto Mono" w:cs="Roboto Mono"/>
         </w:rPr>
@@ -9677,7 +10158,7 @@
           <w:ilvl w:val="0"/>
           <w:numId w:val="10"/>
         </w:numPr>
-        <w:spacing w:before="240"/>
+        <w:spacing w:before="240" w:after="0" w:line="276" w:lineRule="auto"/>
         <w:rPr>
           <w:rFonts w:ascii="Roboto Mono" w:eastAsia="Roboto Mono" w:hAnsi="Roboto Mono" w:cs="Roboto Mono"/>
         </w:rPr>
@@ -9701,6 +10182,7 @@
           <w:ilvl w:val="1"/>
           <w:numId w:val="10"/>
         </w:numPr>
+        <w:spacing w:after="0" w:line="276" w:lineRule="auto"/>
         <w:rPr>
           <w:rFonts w:ascii="Roboto Mono" w:eastAsia="Roboto Mono" w:hAnsi="Roboto Mono" w:cs="Roboto Mono"/>
         </w:rPr>
@@ -9724,7 +10206,7 @@
           <w:ilvl w:val="1"/>
           <w:numId w:val="10"/>
         </w:numPr>
-        <w:spacing w:after="240"/>
+        <w:spacing w:after="240" w:line="276" w:lineRule="auto"/>
         <w:rPr>
           <w:rFonts w:ascii="Roboto Mono" w:eastAsia="Roboto Mono" w:hAnsi="Roboto Mono" w:cs="Roboto Mono"/>
         </w:rPr>
@@ -9771,7 +10253,6 @@
       <w:bookmarkStart w:id="20" w:name="_4mbuucskzlg4" w:colFirst="0" w:colLast="0"/>
       <w:bookmarkEnd w:id="20"/>
       <w:r>
-        <w:lastRenderedPageBreak/>
         <w:t>Real-world example</w:t>
       </w:r>
     </w:p>
@@ -9787,51 +10268,77 @@
       </w:pPr>
       <w:r>
         <w:rPr>
-          <w:b/>
-          <w:shd w:val="clear" w:color="auto" w:fill="B7B7B7"/>
-        </w:rPr>
-        <w:t># Source</w:t>
-      </w:r>
-      <w:r>
-        <w:rPr>
-          <w:shd w:val="clear" w:color="auto" w:fill="B7B7B7"/>
-        </w:rPr>
-        <w:t xml:space="preserve">: </w:t>
-      </w:r>
-      <w:r>
-        <w:rPr>
-          <w:b/>
-          <w:shd w:val="clear" w:color="auto" w:fill="B7B7B7"/>
-        </w:rPr>
-        <w:t xml:space="preserve">Chatgpt </w:t>
-      </w:r>
-      <w:r>
-        <w:rPr>
-          <w:b/>
-          <w:sz w:val="14"/>
-          <w:szCs w:val="14"/>
-          <w:shd w:val="clear" w:color="auto" w:fill="B7B7B7"/>
-        </w:rPr>
-        <w:t>(GPT</w:t>
-      </w:r>
-      <w:r>
-        <w:rPr>
-          <w:rFonts w:ascii="Cambria Math" w:hAnsi="Cambria Math" w:cs="Cambria Math"/>
-          <w:b/>
-          <w:sz w:val="14"/>
-          <w:szCs w:val="14"/>
-          <w:shd w:val="clear" w:color="auto" w:fill="B7B7B7"/>
+          <w:rFonts w:ascii="Arial" w:eastAsia="Arial" w:hAnsi="Arial" w:cs="Arial"/>
+          <w:b/>
+          <w:color w:val="000000"/>
+          <w:sz w:val="18"/>
+          <w:highlight w:val="lightGray"/>
+        </w:rPr>
+        <w:t># Source: AI Source: Provided by: [Data Path</w:t>
+      </w:r>
+      <w:r>
+        <w:rPr>
+          <w:rFonts w:ascii="Arial" w:eastAsia="Arial" w:hAnsi="Arial" w:cs="Arial"/>
+          <w:color w:val="000000"/>
+          <w:sz w:val="18"/>
+          <w:highlight w:val="lightGray"/>
+        </w:rPr>
+        <w:t xml:space="preserve">: Persons Table -&gt; ID Column: 1, Name_En Column: Motasem Essam] -&gt; </w:t>
+      </w:r>
+      <w:r>
+        <w:rPr>
+          <w:rFonts w:ascii="Arial" w:eastAsia="Arial" w:hAnsi="Arial" w:cs="Arial"/>
+          <w:b/>
+          <w:color w:val="000000"/>
+          <w:sz w:val="18"/>
+          <w:highlight w:val="lightGray"/>
+        </w:rPr>
+        <w:t>From:</w:t>
+      </w:r>
+      <w:r>
+        <w:rPr>
+          <w:rFonts w:ascii="Arial" w:eastAsia="Arial" w:hAnsi="Arial" w:cs="Arial"/>
+          <w:color w:val="000000"/>
+          <w:sz w:val="18"/>
+          <w:highlight w:val="lightGray"/>
+        </w:rPr>
+        <w:t xml:space="preserve"> [Chatgpt (GPT</w:t>
+      </w:r>
+      <w:r>
+        <w:rPr>
+          <w:rFonts w:ascii="Arial" w:eastAsia="Arial" w:hAnsi="Arial" w:cs="Cambria Math"/>
+          <w:color w:val="000000"/>
+          <w:sz w:val="18"/>
+          <w:highlight w:val="lightGray"/>
         </w:rPr>
         <w:t>‑</w:t>
       </w:r>
       <w:r>
         <w:rPr>
-          <w:b/>
-          <w:sz w:val="14"/>
-          <w:szCs w:val="14"/>
-          <w:shd w:val="clear" w:color="auto" w:fill="B7B7B7"/>
-        </w:rPr>
-        <w:t>5 Mini) at [8/14/2025]</w:t>
+          <w:rFonts w:ascii="Arial" w:eastAsia="Arial" w:hAnsi="Arial" w:cs="Arial"/>
+          <w:color w:val="000000"/>
+          <w:sz w:val="18"/>
+          <w:highlight w:val="lightGray"/>
+        </w:rPr>
+        <w:t xml:space="preserve">5 Mini)] </w:t>
+      </w:r>
+      <w:r>
+        <w:rPr>
+          <w:rFonts w:ascii="Arial" w:eastAsia="Arial" w:hAnsi="Arial" w:cs="Arial"/>
+          <w:b/>
+          <w:color w:val="000000"/>
+          <w:sz w:val="18"/>
+          <w:highlight w:val="lightGray"/>
+        </w:rPr>
+        <w:t>on</w:t>
+      </w:r>
+      <w:r>
+        <w:rPr>
+          <w:rFonts w:ascii="Arial" w:eastAsia="Arial" w:hAnsi="Arial"/>
+          <w:sz w:val="18"/>
+          <w:highlight w:val="lightGray"/>
+        </w:rPr>
+        <w:t xml:space="preserve"> [8/14/2025]</w:t>
       </w:r>
     </w:p>
     <w:p>
@@ -9868,7 +10375,7 @@
         </w:rPr>
       </w:pPr>
       <w:r>
-        <w:pict w14:anchorId="01DBA401">
+        <w:pict w14:anchorId="0525FEE9">
           <v:rect id="_x0000_i1061" style="width:0;height:1.5pt" o:hralign="center" o:hrstd="t" o:hr="t" fillcolor="#a0a0a0" stroked="f"/>
         </w:pict>
       </w:r>
@@ -9958,7 +10465,7 @@
           <w:ilvl w:val="0"/>
           <w:numId w:val="58"/>
         </w:numPr>
-        <w:spacing w:before="240"/>
+        <w:spacing w:before="240" w:after="0" w:line="276" w:lineRule="auto"/>
         <w:rPr>
           <w:rFonts w:ascii="Roboto Mono" w:eastAsia="Roboto Mono" w:hAnsi="Roboto Mono" w:cs="Roboto Mono"/>
         </w:rPr>
@@ -9982,6 +10489,7 @@
           <w:ilvl w:val="1"/>
           <w:numId w:val="58"/>
         </w:numPr>
+        <w:spacing w:after="0" w:line="276" w:lineRule="auto"/>
       </w:pPr>
       <w:r>
         <w:rPr>
@@ -10015,6 +10523,7 @@
           <w:ilvl w:val="1"/>
           <w:numId w:val="58"/>
         </w:numPr>
+        <w:spacing w:after="0" w:line="276" w:lineRule="auto"/>
         <w:rPr>
           <w:rFonts w:ascii="Roboto Mono" w:eastAsia="Roboto Mono" w:hAnsi="Roboto Mono" w:cs="Roboto Mono"/>
         </w:rPr>
@@ -10038,6 +10547,7 @@
           <w:ilvl w:val="0"/>
           <w:numId w:val="58"/>
         </w:numPr>
+        <w:spacing w:after="0" w:line="276" w:lineRule="auto"/>
       </w:pPr>
       <w:r>
         <w:rPr>
@@ -10118,7 +10628,7 @@
           <w:ilvl w:val="0"/>
           <w:numId w:val="58"/>
         </w:numPr>
-        <w:spacing w:after="240"/>
+        <w:spacing w:after="240" w:line="276" w:lineRule="auto"/>
       </w:pPr>
       <w:r>
         <w:rPr>
@@ -10202,7 +10712,7 @@
           <w:ilvl w:val="0"/>
           <w:numId w:val="41"/>
         </w:numPr>
-        <w:spacing w:before="240"/>
+        <w:spacing w:before="240" w:after="0" w:line="276" w:lineRule="auto"/>
         <w:rPr>
           <w:rFonts w:ascii="Roboto Mono" w:eastAsia="Roboto Mono" w:hAnsi="Roboto Mono" w:cs="Roboto Mono"/>
         </w:rPr>
@@ -10211,7 +10721,6 @@
         <w:rPr>
           <w:rFonts w:ascii="Nova Mono" w:eastAsia="Nova Mono" w:hAnsi="Nova Mono" w:cs="Nova Mono"/>
         </w:rPr>
-        <w:lastRenderedPageBreak/>
         <w:t>Field label too restrictive → Doesn’t match real login behavior.</w:t>
       </w:r>
       <w:r>
@@ -10227,7 +10736,7 @@
           <w:ilvl w:val="0"/>
           <w:numId w:val="41"/>
         </w:numPr>
-        <w:spacing w:after="240"/>
+        <w:spacing w:after="240" w:line="276" w:lineRule="auto"/>
         <w:rPr>
           <w:rFonts w:ascii="Roboto Mono" w:eastAsia="Roboto Mono" w:hAnsi="Roboto Mono" w:cs="Roboto Mono"/>
         </w:rPr>
@@ -10267,7 +10776,7 @@
           <w:ilvl w:val="0"/>
           <w:numId w:val="55"/>
         </w:numPr>
-        <w:spacing w:before="240"/>
+        <w:spacing w:before="240" w:after="0" w:line="276" w:lineRule="auto"/>
       </w:pPr>
       <w:r>
         <w:rPr>
@@ -10301,6 +10810,7 @@
           <w:ilvl w:val="0"/>
           <w:numId w:val="55"/>
         </w:numPr>
+        <w:spacing w:after="0" w:line="276" w:lineRule="auto"/>
         <w:rPr>
           <w:rFonts w:ascii="Roboto Mono" w:eastAsia="Roboto Mono" w:hAnsi="Roboto Mono" w:cs="Roboto Mono"/>
         </w:rPr>
@@ -10324,7 +10834,7 @@
           <w:ilvl w:val="0"/>
           <w:numId w:val="55"/>
         </w:numPr>
-        <w:spacing w:after="240"/>
+        <w:spacing w:after="240" w:line="276" w:lineRule="auto"/>
         <w:rPr>
           <w:rFonts w:ascii="Roboto Mono" w:eastAsia="Roboto Mono" w:hAnsi="Roboto Mono" w:cs="Roboto Mono"/>
         </w:rPr>
@@ -10418,7 +10928,7 @@
     </w:p>
     <w:p>
       <w:r>
-        <w:pict w14:anchorId="622F5928">
+        <w:pict w14:anchorId="1DB0DB22">
           <v:rect id="_x0000_i1062" style="width:0;height:1.5pt" o:hralign="center" o:hrstd="t" o:hr="t" fillcolor="#a0a0a0" stroked="f"/>
         </w:pict>
       </w:r>
@@ -10441,51 +10951,77 @@
       </w:pPr>
       <w:r>
         <w:rPr>
-          <w:b/>
-          <w:shd w:val="clear" w:color="auto" w:fill="B7B7B7"/>
-        </w:rPr>
-        <w:t># Source</w:t>
-      </w:r>
-      <w:r>
-        <w:rPr>
-          <w:shd w:val="clear" w:color="auto" w:fill="B7B7B7"/>
-        </w:rPr>
-        <w:t xml:space="preserve">: </w:t>
-      </w:r>
-      <w:r>
-        <w:rPr>
-          <w:b/>
-          <w:shd w:val="clear" w:color="auto" w:fill="B7B7B7"/>
-        </w:rPr>
-        <w:t xml:space="preserve">Chatgpt </w:t>
-      </w:r>
-      <w:r>
-        <w:rPr>
-          <w:b/>
-          <w:sz w:val="14"/>
-          <w:szCs w:val="14"/>
-          <w:shd w:val="clear" w:color="auto" w:fill="B7B7B7"/>
-        </w:rPr>
-        <w:t>(GPT</w:t>
-      </w:r>
-      <w:r>
-        <w:rPr>
-          <w:rFonts w:ascii="Cambria Math" w:hAnsi="Cambria Math" w:cs="Cambria Math"/>
-          <w:b/>
-          <w:sz w:val="14"/>
-          <w:szCs w:val="14"/>
-          <w:shd w:val="clear" w:color="auto" w:fill="B7B7B7"/>
+          <w:rFonts w:ascii="Arial" w:eastAsia="Arial" w:hAnsi="Arial" w:cs="Arial"/>
+          <w:b/>
+          <w:color w:val="000000"/>
+          <w:sz w:val="18"/>
+          <w:highlight w:val="lightGray"/>
+        </w:rPr>
+        <w:t># Source: AI Source: Provided by: [Data Path</w:t>
+      </w:r>
+      <w:r>
+        <w:rPr>
+          <w:rFonts w:ascii="Arial" w:eastAsia="Arial" w:hAnsi="Arial" w:cs="Arial"/>
+          <w:color w:val="000000"/>
+          <w:sz w:val="18"/>
+          <w:highlight w:val="lightGray"/>
+        </w:rPr>
+        <w:t xml:space="preserve">: Persons Table -&gt; ID Column: 1, Name_En Column: Motasem Essam] -&gt; </w:t>
+      </w:r>
+      <w:r>
+        <w:rPr>
+          <w:rFonts w:ascii="Arial" w:eastAsia="Arial" w:hAnsi="Arial" w:cs="Arial"/>
+          <w:b/>
+          <w:color w:val="000000"/>
+          <w:sz w:val="18"/>
+          <w:highlight w:val="lightGray"/>
+        </w:rPr>
+        <w:t>From:</w:t>
+      </w:r>
+      <w:r>
+        <w:rPr>
+          <w:rFonts w:ascii="Arial" w:eastAsia="Arial" w:hAnsi="Arial" w:cs="Arial"/>
+          <w:color w:val="000000"/>
+          <w:sz w:val="18"/>
+          <w:highlight w:val="lightGray"/>
+        </w:rPr>
+        <w:t xml:space="preserve"> [Chatgpt (GPT</w:t>
+      </w:r>
+      <w:r>
+        <w:rPr>
+          <w:rFonts w:ascii="Arial" w:eastAsia="Arial" w:hAnsi="Arial" w:cs="Cambria Math"/>
+          <w:color w:val="000000"/>
+          <w:sz w:val="18"/>
+          <w:highlight w:val="lightGray"/>
         </w:rPr>
         <w:t>‑</w:t>
       </w:r>
       <w:r>
         <w:rPr>
-          <w:b/>
-          <w:sz w:val="14"/>
-          <w:szCs w:val="14"/>
-          <w:shd w:val="clear" w:color="auto" w:fill="B7B7B7"/>
-        </w:rPr>
-        <w:t>5 Mini) at [8/14/2025]</w:t>
+          <w:rFonts w:ascii="Arial" w:eastAsia="Arial" w:hAnsi="Arial" w:cs="Arial"/>
+          <w:color w:val="000000"/>
+          <w:sz w:val="18"/>
+          <w:highlight w:val="lightGray"/>
+        </w:rPr>
+        <w:t xml:space="preserve">5 Mini)] </w:t>
+      </w:r>
+      <w:r>
+        <w:rPr>
+          <w:rFonts w:ascii="Arial" w:eastAsia="Arial" w:hAnsi="Arial" w:cs="Arial"/>
+          <w:b/>
+          <w:color w:val="000000"/>
+          <w:sz w:val="18"/>
+          <w:highlight w:val="lightGray"/>
+        </w:rPr>
+        <w:t>on</w:t>
+      </w:r>
+      <w:r>
+        <w:rPr>
+          <w:rFonts w:ascii="Arial" w:eastAsia="Arial" w:hAnsi="Arial"/>
+          <w:sz w:val="18"/>
+          <w:highlight w:val="lightGray"/>
+        </w:rPr>
+        <w:t xml:space="preserve"> [8/14/2025]</w:t>
       </w:r>
     </w:p>
     <w:p>
@@ -10573,7 +11109,7 @@
           <w:ilvl w:val="0"/>
           <w:numId w:val="31"/>
         </w:numPr>
-        <w:spacing w:before="240"/>
+        <w:spacing w:before="240" w:after="0" w:line="276" w:lineRule="auto"/>
         <w:rPr>
           <w:rFonts w:ascii="Roboto Mono" w:eastAsia="Roboto Mono" w:hAnsi="Roboto Mono" w:cs="Roboto Mono"/>
         </w:rPr>
@@ -10622,6 +11158,7 @@
           <w:ilvl w:val="0"/>
           <w:numId w:val="31"/>
         </w:numPr>
+        <w:spacing w:after="0" w:line="276" w:lineRule="auto"/>
         <w:rPr>
           <w:rFonts w:ascii="Roboto Mono" w:eastAsia="Roboto Mono" w:hAnsi="Roboto Mono" w:cs="Roboto Mono"/>
         </w:rPr>
@@ -10645,15 +11182,15 @@
           <w:ilvl w:val="1"/>
           <w:numId w:val="31"/>
         </w:numPr>
-        <w:rPr>
-          <w:rFonts w:ascii="Roboto Mono" w:eastAsia="Roboto Mono" w:hAnsi="Roboto Mono" w:cs="Roboto Mono"/>
-        </w:rPr>
-      </w:pPr>
-      <w:r>
-        <w:rPr>
-          <w:rFonts w:ascii="Roboto Mono" w:eastAsia="Roboto Mono" w:hAnsi="Roboto Mono" w:cs="Roboto Mono"/>
-        </w:rPr>
-        <w:lastRenderedPageBreak/>
+        <w:spacing w:after="0" w:line="276" w:lineRule="auto"/>
+        <w:rPr>
+          <w:rFonts w:ascii="Roboto Mono" w:eastAsia="Roboto Mono" w:hAnsi="Roboto Mono" w:cs="Roboto Mono"/>
+        </w:rPr>
+      </w:pPr>
+      <w:r>
+        <w:rPr>
+          <w:rFonts w:ascii="Roboto Mono" w:eastAsia="Roboto Mono" w:hAnsi="Roboto Mono" w:cs="Roboto Mono"/>
+        </w:rPr>
         <w:t>Choosing ride type (Economy, Premium, XL)</w:t>
       </w:r>
       <w:r>
@@ -10669,7 +11206,7 @@
           <w:ilvl w:val="1"/>
           <w:numId w:val="31"/>
         </w:numPr>
-        <w:spacing w:after="240"/>
+        <w:spacing w:after="240" w:line="276" w:lineRule="auto"/>
         <w:rPr>
           <w:rFonts w:ascii="Roboto Mono" w:eastAsia="Roboto Mono" w:hAnsi="Roboto Mono" w:cs="Roboto Mono"/>
         </w:rPr>
@@ -10709,7 +11246,7 @@
           <w:ilvl w:val="0"/>
           <w:numId w:val="20"/>
         </w:numPr>
-        <w:spacing w:before="240" w:after="240"/>
+        <w:spacing w:before="240" w:after="240" w:line="276" w:lineRule="auto"/>
         <w:rPr>
           <w:rFonts w:ascii="Roboto Mono" w:eastAsia="Roboto Mono" w:hAnsi="Roboto Mono" w:cs="Roboto Mono"/>
         </w:rPr>
@@ -10771,51 +11308,77 @@
       </w:pPr>
       <w:r>
         <w:rPr>
-          <w:b/>
-          <w:shd w:val="clear" w:color="auto" w:fill="B7B7B7"/>
-        </w:rPr>
-        <w:t># Source</w:t>
-      </w:r>
-      <w:r>
-        <w:rPr>
-          <w:shd w:val="clear" w:color="auto" w:fill="B7B7B7"/>
-        </w:rPr>
-        <w:t xml:space="preserve">: </w:t>
-      </w:r>
-      <w:r>
-        <w:rPr>
-          <w:b/>
-          <w:shd w:val="clear" w:color="auto" w:fill="B7B7B7"/>
-        </w:rPr>
-        <w:t xml:space="preserve">Chatgpt </w:t>
-      </w:r>
-      <w:r>
-        <w:rPr>
-          <w:b/>
-          <w:sz w:val="14"/>
-          <w:szCs w:val="14"/>
-          <w:shd w:val="clear" w:color="auto" w:fill="B7B7B7"/>
-        </w:rPr>
-        <w:t>(GPT</w:t>
-      </w:r>
-      <w:r>
-        <w:rPr>
-          <w:rFonts w:ascii="Cambria Math" w:hAnsi="Cambria Math" w:cs="Cambria Math"/>
-          <w:b/>
-          <w:sz w:val="14"/>
-          <w:szCs w:val="14"/>
-          <w:shd w:val="clear" w:color="auto" w:fill="B7B7B7"/>
+          <w:rFonts w:ascii="Arial" w:eastAsia="Arial" w:hAnsi="Arial" w:cs="Arial"/>
+          <w:b/>
+          <w:color w:val="000000"/>
+          <w:sz w:val="18"/>
+          <w:highlight w:val="lightGray"/>
+        </w:rPr>
+        <w:t># Source: AI Source: Provided by: [Data Path</w:t>
+      </w:r>
+      <w:r>
+        <w:rPr>
+          <w:rFonts w:ascii="Arial" w:eastAsia="Arial" w:hAnsi="Arial" w:cs="Arial"/>
+          <w:color w:val="000000"/>
+          <w:sz w:val="18"/>
+          <w:highlight w:val="lightGray"/>
+        </w:rPr>
+        <w:t xml:space="preserve">: Persons Table -&gt; ID Column: 1, Name_En Column: Motasem Essam] -&gt; </w:t>
+      </w:r>
+      <w:r>
+        <w:rPr>
+          <w:rFonts w:ascii="Arial" w:eastAsia="Arial" w:hAnsi="Arial" w:cs="Arial"/>
+          <w:b/>
+          <w:color w:val="000000"/>
+          <w:sz w:val="18"/>
+          <w:highlight w:val="lightGray"/>
+        </w:rPr>
+        <w:t>From:</w:t>
+      </w:r>
+      <w:r>
+        <w:rPr>
+          <w:rFonts w:ascii="Arial" w:eastAsia="Arial" w:hAnsi="Arial" w:cs="Arial"/>
+          <w:color w:val="000000"/>
+          <w:sz w:val="18"/>
+          <w:highlight w:val="lightGray"/>
+        </w:rPr>
+        <w:t xml:space="preserve"> [Chatgpt (GPT</w:t>
+      </w:r>
+      <w:r>
+        <w:rPr>
+          <w:rFonts w:ascii="Arial" w:eastAsia="Arial" w:hAnsi="Arial" w:cs="Cambria Math"/>
+          <w:color w:val="000000"/>
+          <w:sz w:val="18"/>
+          <w:highlight w:val="lightGray"/>
         </w:rPr>
         <w:t>‑</w:t>
       </w:r>
       <w:r>
         <w:rPr>
-          <w:b/>
-          <w:sz w:val="14"/>
-          <w:szCs w:val="14"/>
-          <w:shd w:val="clear" w:color="auto" w:fill="B7B7B7"/>
-        </w:rPr>
-        <w:t>5 Mini) at [8/14/2025]</w:t>
+          <w:rFonts w:ascii="Arial" w:eastAsia="Arial" w:hAnsi="Arial" w:cs="Arial"/>
+          <w:color w:val="000000"/>
+          <w:sz w:val="18"/>
+          <w:highlight w:val="lightGray"/>
+        </w:rPr>
+        <w:t xml:space="preserve">5 Mini)] </w:t>
+      </w:r>
+      <w:r>
+        <w:rPr>
+          <w:rFonts w:ascii="Arial" w:eastAsia="Arial" w:hAnsi="Arial" w:cs="Arial"/>
+          <w:b/>
+          <w:color w:val="000000"/>
+          <w:sz w:val="18"/>
+          <w:highlight w:val="lightGray"/>
+        </w:rPr>
+        <w:t>on</w:t>
+      </w:r>
+      <w:r>
+        <w:rPr>
+          <w:rFonts w:ascii="Arial" w:eastAsia="Arial" w:hAnsi="Arial"/>
+          <w:sz w:val="18"/>
+          <w:highlight w:val="lightGray"/>
+        </w:rPr>
+        <w:t xml:space="preserve"> [8/14/2025]</w:t>
       </w:r>
     </w:p>
     <w:p>
@@ -10852,7 +11415,7 @@
         </w:rPr>
       </w:pPr>
       <w:r>
-        <w:pict w14:anchorId="4D7C4679">
+        <w:pict w14:anchorId="24D35A74">
           <v:rect id="_x0000_i1063" style="width:0;height:1.5pt" o:hralign="center" o:hrstd="t" o:hr="t" fillcolor="#a0a0a0" stroked="f"/>
         </w:pict>
       </w:r>
@@ -10942,7 +11505,7 @@
           <w:ilvl w:val="0"/>
           <w:numId w:val="48"/>
         </w:numPr>
-        <w:spacing w:before="240"/>
+        <w:spacing w:before="240" w:after="0" w:line="276" w:lineRule="auto"/>
       </w:pPr>
       <w:r>
         <w:rPr>
@@ -11010,7 +11573,7 @@
           <w:ilvl w:val="0"/>
           <w:numId w:val="48"/>
         </w:numPr>
-        <w:spacing w:after="240"/>
+        <w:spacing w:after="240" w:line="276" w:lineRule="auto"/>
       </w:pPr>
       <w:r>
         <w:rPr>
@@ -11044,14 +11607,7 @@
         <w:rPr>
           <w:rFonts w:ascii="Roboto Mono" w:eastAsia="Roboto Mono" w:hAnsi="Roboto Mono" w:cs="Roboto Mono"/>
         </w:rPr>
-        <w:t xml:space="preserve"> “This is too basic. In real usage, customers choose a ride type </w:t>
-      </w:r>
-      <w:r>
-        <w:rPr>
-          <w:rFonts w:ascii="Roboto Mono" w:eastAsia="Roboto Mono" w:hAnsi="Roboto Mono" w:cs="Roboto Mono"/>
-        </w:rPr>
-        <w:lastRenderedPageBreak/>
-        <w:t>and often add stops along the way. These flows must be validated before release.”</w:t>
+        <w:t xml:space="preserve"> “This is too basic. In real usage, customers choose a ride type and often add stops along the way. These flows must be validated before release.”</w:t>
       </w:r>
       <w:r>
         <w:rPr>
@@ -11088,7 +11644,7 @@
           <w:ilvl w:val="0"/>
           <w:numId w:val="49"/>
         </w:numPr>
-        <w:spacing w:before="240"/>
+        <w:spacing w:before="240" w:after="0" w:line="276" w:lineRule="auto"/>
       </w:pPr>
       <w:r>
         <w:rPr>
@@ -11122,7 +11678,7 @@
           <w:ilvl w:val="0"/>
           <w:numId w:val="49"/>
         </w:numPr>
-        <w:spacing w:after="240"/>
+        <w:spacing w:after="240" w:line="276" w:lineRule="auto"/>
       </w:pPr>
       <w:r>
         <w:rPr>
@@ -11172,7 +11728,7 @@
           <w:ilvl w:val="0"/>
           <w:numId w:val="17"/>
         </w:numPr>
-        <w:spacing w:before="240"/>
+        <w:spacing w:before="240" w:after="0" w:line="276" w:lineRule="auto"/>
         <w:rPr>
           <w:rFonts w:ascii="Roboto Mono" w:eastAsia="Roboto Mono" w:hAnsi="Roboto Mono" w:cs="Roboto Mono"/>
         </w:rPr>
@@ -11196,6 +11752,7 @@
           <w:ilvl w:val="1"/>
           <w:numId w:val="17"/>
         </w:numPr>
+        <w:spacing w:after="0" w:line="276" w:lineRule="auto"/>
         <w:rPr>
           <w:rFonts w:ascii="Roboto Mono" w:eastAsia="Roboto Mono" w:hAnsi="Roboto Mono" w:cs="Roboto Mono"/>
         </w:rPr>
@@ -11226,6 +11783,7 @@
           <w:ilvl w:val="1"/>
           <w:numId w:val="17"/>
         </w:numPr>
+        <w:spacing w:after="0" w:line="276" w:lineRule="auto"/>
         <w:rPr>
           <w:rFonts w:ascii="Roboto Mono" w:eastAsia="Roboto Mono" w:hAnsi="Roboto Mono" w:cs="Roboto Mono"/>
         </w:rPr>
@@ -11256,6 +11814,7 @@
           <w:ilvl w:val="0"/>
           <w:numId w:val="17"/>
         </w:numPr>
+        <w:spacing w:after="0" w:line="276" w:lineRule="auto"/>
       </w:pPr>
       <w:r>
         <w:rPr>
@@ -11289,7 +11848,7 @@
           <w:ilvl w:val="0"/>
           <w:numId w:val="17"/>
         </w:numPr>
-        <w:spacing w:after="240"/>
+        <w:spacing w:after="240" w:line="276" w:lineRule="auto"/>
       </w:pPr>
       <w:r>
         <w:rPr>
@@ -11373,7 +11932,7 @@
     </w:p>
     <w:p>
       <w:r>
-        <w:pict w14:anchorId="33A872DD">
+        <w:pict w14:anchorId="5B41E955">
           <v:rect id="_x0000_i1064" style="width:0;height:1.5pt" o:hralign="center" o:hrstd="t" o:hr="t" fillcolor="#a0a0a0" stroked="f"/>
         </w:pict>
       </w:r>
@@ -11396,51 +11955,77 @@
       </w:pPr>
       <w:r>
         <w:rPr>
-          <w:b/>
-          <w:shd w:val="clear" w:color="auto" w:fill="B7B7B7"/>
-        </w:rPr>
-        <w:t># Source</w:t>
-      </w:r>
-      <w:r>
-        <w:rPr>
-          <w:shd w:val="clear" w:color="auto" w:fill="B7B7B7"/>
-        </w:rPr>
-        <w:t xml:space="preserve">: </w:t>
-      </w:r>
-      <w:r>
-        <w:rPr>
-          <w:b/>
-          <w:shd w:val="clear" w:color="auto" w:fill="B7B7B7"/>
-        </w:rPr>
-        <w:t xml:space="preserve">Chatgpt </w:t>
-      </w:r>
-      <w:r>
-        <w:rPr>
-          <w:b/>
-          <w:sz w:val="14"/>
-          <w:szCs w:val="14"/>
-          <w:shd w:val="clear" w:color="auto" w:fill="B7B7B7"/>
-        </w:rPr>
-        <w:t>(GPT</w:t>
-      </w:r>
-      <w:r>
-        <w:rPr>
-          <w:rFonts w:ascii="Cambria Math" w:hAnsi="Cambria Math" w:cs="Cambria Math"/>
-          <w:b/>
-          <w:sz w:val="14"/>
-          <w:szCs w:val="14"/>
-          <w:shd w:val="clear" w:color="auto" w:fill="B7B7B7"/>
+          <w:rFonts w:ascii="Arial" w:eastAsia="Arial" w:hAnsi="Arial" w:cs="Arial"/>
+          <w:b/>
+          <w:color w:val="000000"/>
+          <w:sz w:val="18"/>
+          <w:highlight w:val="lightGray"/>
+        </w:rPr>
+        <w:t># Source: AI Source: Provided by: [Data Path</w:t>
+      </w:r>
+      <w:r>
+        <w:rPr>
+          <w:rFonts w:ascii="Arial" w:eastAsia="Arial" w:hAnsi="Arial" w:cs="Arial"/>
+          <w:color w:val="000000"/>
+          <w:sz w:val="18"/>
+          <w:highlight w:val="lightGray"/>
+        </w:rPr>
+        <w:t xml:space="preserve">: Persons Table -&gt; ID Column: 1, Name_En Column: Motasem Essam] -&gt; </w:t>
+      </w:r>
+      <w:r>
+        <w:rPr>
+          <w:rFonts w:ascii="Arial" w:eastAsia="Arial" w:hAnsi="Arial" w:cs="Arial"/>
+          <w:b/>
+          <w:color w:val="000000"/>
+          <w:sz w:val="18"/>
+          <w:highlight w:val="lightGray"/>
+        </w:rPr>
+        <w:t>From:</w:t>
+      </w:r>
+      <w:r>
+        <w:rPr>
+          <w:rFonts w:ascii="Arial" w:eastAsia="Arial" w:hAnsi="Arial" w:cs="Arial"/>
+          <w:color w:val="000000"/>
+          <w:sz w:val="18"/>
+          <w:highlight w:val="lightGray"/>
+        </w:rPr>
+        <w:t xml:space="preserve"> [Chatgpt (GPT</w:t>
+      </w:r>
+      <w:r>
+        <w:rPr>
+          <w:rFonts w:ascii="Arial" w:eastAsia="Arial" w:hAnsi="Arial" w:cs="Cambria Math"/>
+          <w:color w:val="000000"/>
+          <w:sz w:val="18"/>
+          <w:highlight w:val="lightGray"/>
         </w:rPr>
         <w:t>‑</w:t>
       </w:r>
       <w:r>
         <w:rPr>
-          <w:b/>
-          <w:sz w:val="14"/>
-          <w:szCs w:val="14"/>
-          <w:shd w:val="clear" w:color="auto" w:fill="B7B7B7"/>
-        </w:rPr>
-        <w:t>5 Mini) at [8/14/2025]</w:t>
+          <w:rFonts w:ascii="Arial" w:eastAsia="Arial" w:hAnsi="Arial" w:cs="Arial"/>
+          <w:color w:val="000000"/>
+          <w:sz w:val="18"/>
+          <w:highlight w:val="lightGray"/>
+        </w:rPr>
+        <w:t xml:space="preserve">5 Mini)] </w:t>
+      </w:r>
+      <w:r>
+        <w:rPr>
+          <w:rFonts w:ascii="Arial" w:eastAsia="Arial" w:hAnsi="Arial" w:cs="Arial"/>
+          <w:b/>
+          <w:color w:val="000000"/>
+          <w:sz w:val="18"/>
+          <w:highlight w:val="lightGray"/>
+        </w:rPr>
+        <w:t>on</w:t>
+      </w:r>
+      <w:r>
+        <w:rPr>
+          <w:rFonts w:ascii="Arial" w:eastAsia="Arial" w:hAnsi="Arial"/>
+          <w:sz w:val="18"/>
+          <w:highlight w:val="lightGray"/>
+        </w:rPr>
+        <w:t xml:space="preserve"> [8/14/2025]</w:t>
       </w:r>
     </w:p>
     <w:p>
@@ -11456,7 +12041,6 @@
           <w:rFonts w:ascii="Roboto Mono" w:eastAsia="Roboto Mono" w:hAnsi="Roboto Mono" w:cs="Roboto Mono"/>
           <w:b/>
         </w:rPr>
-        <w:lastRenderedPageBreak/>
         <w:t>Artifact:</w:t>
       </w:r>
       <w:r>
@@ -11529,7 +12113,7 @@
           <w:ilvl w:val="0"/>
           <w:numId w:val="23"/>
         </w:numPr>
-        <w:spacing w:before="240"/>
+        <w:spacing w:before="240" w:after="0" w:line="276" w:lineRule="auto"/>
         <w:rPr>
           <w:rFonts w:ascii="Roboto Mono" w:eastAsia="Roboto Mono" w:hAnsi="Roboto Mono" w:cs="Roboto Mono"/>
         </w:rPr>
@@ -11553,7 +12137,7 @@
           <w:ilvl w:val="0"/>
           <w:numId w:val="23"/>
         </w:numPr>
-        <w:spacing w:after="240"/>
+        <w:spacing w:after="240" w:line="276" w:lineRule="auto"/>
       </w:pPr>
       <w:r>
         <w:rPr>
@@ -11603,7 +12187,7 @@
           <w:ilvl w:val="0"/>
           <w:numId w:val="18"/>
         </w:numPr>
-        <w:spacing w:before="240" w:after="240"/>
+        <w:spacing w:before="240" w:after="240" w:line="276" w:lineRule="auto"/>
         <w:rPr>
           <w:rFonts w:ascii="Roboto Mono" w:eastAsia="Roboto Mono" w:hAnsi="Roboto Mono" w:cs="Roboto Mono"/>
         </w:rPr>
@@ -11690,51 +12274,77 @@
       </w:pPr>
       <w:r>
         <w:rPr>
-          <w:b/>
-          <w:shd w:val="clear" w:color="auto" w:fill="B7B7B7"/>
-        </w:rPr>
-        <w:t># Source</w:t>
-      </w:r>
-      <w:r>
-        <w:rPr>
-          <w:shd w:val="clear" w:color="auto" w:fill="B7B7B7"/>
-        </w:rPr>
-        <w:t xml:space="preserve">: </w:t>
-      </w:r>
-      <w:r>
-        <w:rPr>
-          <w:b/>
-          <w:shd w:val="clear" w:color="auto" w:fill="B7B7B7"/>
-        </w:rPr>
-        <w:t xml:space="preserve">Chatgpt </w:t>
-      </w:r>
-      <w:r>
-        <w:rPr>
-          <w:b/>
-          <w:sz w:val="14"/>
-          <w:szCs w:val="14"/>
-          <w:shd w:val="clear" w:color="auto" w:fill="B7B7B7"/>
-        </w:rPr>
-        <w:t>(GPT</w:t>
-      </w:r>
-      <w:r>
-        <w:rPr>
-          <w:rFonts w:ascii="Cambria Math" w:hAnsi="Cambria Math" w:cs="Cambria Math"/>
-          <w:b/>
-          <w:sz w:val="14"/>
-          <w:szCs w:val="14"/>
-          <w:shd w:val="clear" w:color="auto" w:fill="B7B7B7"/>
+          <w:rFonts w:ascii="Arial" w:eastAsia="Arial" w:hAnsi="Arial" w:cs="Arial"/>
+          <w:b/>
+          <w:color w:val="000000"/>
+          <w:sz w:val="18"/>
+          <w:highlight w:val="lightGray"/>
+        </w:rPr>
+        <w:t># Source: AI Source: Provided by: [Data Path</w:t>
+      </w:r>
+      <w:r>
+        <w:rPr>
+          <w:rFonts w:ascii="Arial" w:eastAsia="Arial" w:hAnsi="Arial" w:cs="Arial"/>
+          <w:color w:val="000000"/>
+          <w:sz w:val="18"/>
+          <w:highlight w:val="lightGray"/>
+        </w:rPr>
+        <w:t xml:space="preserve">: Persons Table -&gt; ID Column: 1, Name_En Column: Motasem Essam] -&gt; </w:t>
+      </w:r>
+      <w:r>
+        <w:rPr>
+          <w:rFonts w:ascii="Arial" w:eastAsia="Arial" w:hAnsi="Arial" w:cs="Arial"/>
+          <w:b/>
+          <w:color w:val="000000"/>
+          <w:sz w:val="18"/>
+          <w:highlight w:val="lightGray"/>
+        </w:rPr>
+        <w:t>From:</w:t>
+      </w:r>
+      <w:r>
+        <w:rPr>
+          <w:rFonts w:ascii="Arial" w:eastAsia="Arial" w:hAnsi="Arial" w:cs="Arial"/>
+          <w:color w:val="000000"/>
+          <w:sz w:val="18"/>
+          <w:highlight w:val="lightGray"/>
+        </w:rPr>
+        <w:t xml:space="preserve"> [Chatgpt (GPT</w:t>
+      </w:r>
+      <w:r>
+        <w:rPr>
+          <w:rFonts w:ascii="Arial" w:eastAsia="Arial" w:hAnsi="Arial" w:cs="Cambria Math"/>
+          <w:color w:val="000000"/>
+          <w:sz w:val="18"/>
+          <w:highlight w:val="lightGray"/>
         </w:rPr>
         <w:t>‑</w:t>
       </w:r>
       <w:r>
         <w:rPr>
-          <w:b/>
-          <w:sz w:val="14"/>
-          <w:szCs w:val="14"/>
-          <w:shd w:val="clear" w:color="auto" w:fill="B7B7B7"/>
-        </w:rPr>
-        <w:t>5 Mini) at [8/14/2025]</w:t>
+          <w:rFonts w:ascii="Arial" w:eastAsia="Arial" w:hAnsi="Arial" w:cs="Arial"/>
+          <w:color w:val="000000"/>
+          <w:sz w:val="18"/>
+          <w:highlight w:val="lightGray"/>
+        </w:rPr>
+        <w:t xml:space="preserve">5 Mini)] </w:t>
+      </w:r>
+      <w:r>
+        <w:rPr>
+          <w:rFonts w:ascii="Arial" w:eastAsia="Arial" w:hAnsi="Arial" w:cs="Arial"/>
+          <w:b/>
+          <w:color w:val="000000"/>
+          <w:sz w:val="18"/>
+          <w:highlight w:val="lightGray"/>
+        </w:rPr>
+        <w:t>on</w:t>
+      </w:r>
+      <w:r>
+        <w:rPr>
+          <w:rFonts w:ascii="Arial" w:eastAsia="Arial" w:hAnsi="Arial"/>
+          <w:sz w:val="18"/>
+          <w:highlight w:val="lightGray"/>
+        </w:rPr>
+        <w:t xml:space="preserve"> [8/14/2025]</w:t>
       </w:r>
     </w:p>
     <w:p>
@@ -11771,7 +12381,7 @@
         </w:rPr>
       </w:pPr>
       <w:r>
-        <w:pict w14:anchorId="604B5922">
+        <w:pict w14:anchorId="0AA14FE1">
           <v:rect id="_x0000_i1065" style="width:0;height:1.5pt" o:hralign="center" o:hrstd="t" o:hr="t" fillcolor="#a0a0a0" stroked="f"/>
         </w:pict>
       </w:r>
@@ -11866,14 +12476,13 @@
           <w:ilvl w:val="0"/>
           <w:numId w:val="29"/>
         </w:numPr>
-        <w:spacing w:before="240"/>
-      </w:pPr>
-      <w:r>
-        <w:rPr>
-          <w:rFonts w:ascii="Roboto Mono" w:eastAsia="Roboto Mono" w:hAnsi="Roboto Mono" w:cs="Roboto Mono"/>
-          <w:b/>
-        </w:rPr>
-        <w:lastRenderedPageBreak/>
+        <w:spacing w:before="240" w:after="0" w:line="276" w:lineRule="auto"/>
+      </w:pPr>
+      <w:r>
+        <w:rPr>
+          <w:rFonts w:ascii="Roboto Mono" w:eastAsia="Roboto Mono" w:hAnsi="Roboto Mono" w:cs="Roboto Mono"/>
+          <w:b/>
+        </w:rPr>
         <w:t>Original process diagram flow:</w:t>
       </w:r>
       <w:r>
@@ -11922,7 +12531,7 @@
           <w:ilvl w:val="0"/>
           <w:numId w:val="29"/>
         </w:numPr>
-        <w:spacing w:after="240"/>
+        <w:spacing w:after="240" w:line="276" w:lineRule="auto"/>
       </w:pPr>
       <w:r>
         <w:rPr>
@@ -11993,7 +12602,7 @@
           <w:ilvl w:val="0"/>
           <w:numId w:val="56"/>
         </w:numPr>
-        <w:spacing w:before="240"/>
+        <w:spacing w:before="240" w:after="0" w:line="276" w:lineRule="auto"/>
       </w:pPr>
       <w:r>
         <w:rPr>
@@ -12027,7 +12636,7 @@
           <w:ilvl w:val="0"/>
           <w:numId w:val="56"/>
         </w:numPr>
-        <w:spacing w:after="240"/>
+        <w:spacing w:after="240" w:line="276" w:lineRule="auto"/>
       </w:pPr>
       <w:r>
         <w:rPr>
@@ -12077,7 +12686,7 @@
           <w:ilvl w:val="0"/>
           <w:numId w:val="52"/>
         </w:numPr>
-        <w:spacing w:before="240"/>
+        <w:spacing w:before="240" w:after="0" w:line="276" w:lineRule="auto"/>
       </w:pPr>
       <w:r>
         <w:rPr>
@@ -12113,6 +12722,7 @@
           <w:ilvl w:val="0"/>
           <w:numId w:val="52"/>
         </w:numPr>
+        <w:spacing w:after="0" w:line="276" w:lineRule="auto"/>
         <w:rPr>
           <w:rFonts w:ascii="Roboto Mono" w:eastAsia="Roboto Mono" w:hAnsi="Roboto Mono" w:cs="Roboto Mono"/>
         </w:rPr>
@@ -12136,6 +12746,7 @@
           <w:ilvl w:val="0"/>
           <w:numId w:val="52"/>
         </w:numPr>
+        <w:spacing w:after="0" w:line="276" w:lineRule="auto"/>
       </w:pPr>
       <w:r>
         <w:rPr>
@@ -12182,7 +12793,7 @@
           <w:ilvl w:val="0"/>
           <w:numId w:val="52"/>
         </w:numPr>
-        <w:spacing w:after="240"/>
+        <w:spacing w:after="240" w:line="276" w:lineRule="auto"/>
       </w:pPr>
       <w:r>
         <w:rPr>
@@ -12248,20 +12859,13 @@
         <w:rPr>
           <w:rFonts w:ascii="Roboto Mono" w:eastAsia="Roboto Mono" w:hAnsi="Roboto Mono" w:cs="Roboto Mono"/>
         </w:rPr>
-        <w:t xml:space="preserve"> </w:t>
-      </w:r>
-      <w:r>
-        <w:rPr>
-          <w:rFonts w:ascii="Roboto Mono" w:eastAsia="Roboto Mono" w:hAnsi="Roboto Mono" w:cs="Roboto Mono"/>
-        </w:rPr>
-        <w:lastRenderedPageBreak/>
-        <w:t>and complies with insurance policy constraints, preventing costly redesigns later in the project.</w:t>
+        <w:t xml:space="preserve"> and complies with insurance policy constraints, preventing costly redesigns later in the project.</w:t>
       </w:r>
     </w:p>
     <w:p/>
     <w:p>
       <w:r>
-        <w:pict w14:anchorId="45A746D1">
+        <w:pict w14:anchorId="698210BA">
           <v:rect id="_x0000_i1066" style="width:0;height:1.5pt" o:hralign="center" o:hrstd="t" o:hr="t" fillcolor="#a0a0a0" stroked="f"/>
         </w:pict>
       </w:r>
@@ -12284,51 +12888,77 @@
       </w:pPr>
       <w:r>
         <w:rPr>
-          <w:b/>
-          <w:shd w:val="clear" w:color="auto" w:fill="B7B7B7"/>
-        </w:rPr>
-        <w:t># Source</w:t>
-      </w:r>
-      <w:r>
-        <w:rPr>
-          <w:shd w:val="clear" w:color="auto" w:fill="B7B7B7"/>
-        </w:rPr>
-        <w:t xml:space="preserve">: </w:t>
-      </w:r>
-      <w:r>
-        <w:rPr>
-          <w:b/>
-          <w:shd w:val="clear" w:color="auto" w:fill="B7B7B7"/>
-        </w:rPr>
-        <w:t xml:space="preserve">Chatgpt </w:t>
-      </w:r>
-      <w:r>
-        <w:rPr>
-          <w:b/>
-          <w:sz w:val="14"/>
-          <w:szCs w:val="14"/>
-          <w:shd w:val="clear" w:color="auto" w:fill="B7B7B7"/>
-        </w:rPr>
-        <w:t>(GPT</w:t>
-      </w:r>
-      <w:r>
-        <w:rPr>
-          <w:rFonts w:ascii="Cambria Math" w:hAnsi="Cambria Math" w:cs="Cambria Math"/>
-          <w:b/>
-          <w:sz w:val="14"/>
-          <w:szCs w:val="14"/>
-          <w:shd w:val="clear" w:color="auto" w:fill="B7B7B7"/>
+          <w:rFonts w:ascii="Arial" w:eastAsia="Arial" w:hAnsi="Arial" w:cs="Arial"/>
+          <w:b/>
+          <w:color w:val="000000"/>
+          <w:sz w:val="18"/>
+          <w:highlight w:val="lightGray"/>
+        </w:rPr>
+        <w:t># Source: AI Source: Provided by: [Data Path</w:t>
+      </w:r>
+      <w:r>
+        <w:rPr>
+          <w:rFonts w:ascii="Arial" w:eastAsia="Arial" w:hAnsi="Arial" w:cs="Arial"/>
+          <w:color w:val="000000"/>
+          <w:sz w:val="18"/>
+          <w:highlight w:val="lightGray"/>
+        </w:rPr>
+        <w:t xml:space="preserve">: Persons Table -&gt; ID Column: 1, Name_En Column: Motasem Essam] -&gt; </w:t>
+      </w:r>
+      <w:r>
+        <w:rPr>
+          <w:rFonts w:ascii="Arial" w:eastAsia="Arial" w:hAnsi="Arial" w:cs="Arial"/>
+          <w:b/>
+          <w:color w:val="000000"/>
+          <w:sz w:val="18"/>
+          <w:highlight w:val="lightGray"/>
+        </w:rPr>
+        <w:t>From:</w:t>
+      </w:r>
+      <w:r>
+        <w:rPr>
+          <w:rFonts w:ascii="Arial" w:eastAsia="Arial" w:hAnsi="Arial" w:cs="Arial"/>
+          <w:color w:val="000000"/>
+          <w:sz w:val="18"/>
+          <w:highlight w:val="lightGray"/>
+        </w:rPr>
+        <w:t xml:space="preserve"> [Chatgpt (GPT</w:t>
+      </w:r>
+      <w:r>
+        <w:rPr>
+          <w:rFonts w:ascii="Arial" w:eastAsia="Arial" w:hAnsi="Arial" w:cs="Cambria Math"/>
+          <w:color w:val="000000"/>
+          <w:sz w:val="18"/>
+          <w:highlight w:val="lightGray"/>
         </w:rPr>
         <w:t>‑</w:t>
       </w:r>
       <w:r>
         <w:rPr>
-          <w:b/>
-          <w:sz w:val="14"/>
-          <w:szCs w:val="14"/>
-          <w:shd w:val="clear" w:color="auto" w:fill="B7B7B7"/>
-        </w:rPr>
-        <w:t>5 Mini) at [8/14/2025]</w:t>
+          <w:rFonts w:ascii="Arial" w:eastAsia="Arial" w:hAnsi="Arial" w:cs="Arial"/>
+          <w:color w:val="000000"/>
+          <w:sz w:val="18"/>
+          <w:highlight w:val="lightGray"/>
+        </w:rPr>
+        <w:t xml:space="preserve">5 Mini)] </w:t>
+      </w:r>
+      <w:r>
+        <w:rPr>
+          <w:rFonts w:ascii="Arial" w:eastAsia="Arial" w:hAnsi="Arial" w:cs="Arial"/>
+          <w:b/>
+          <w:color w:val="000000"/>
+          <w:sz w:val="18"/>
+          <w:highlight w:val="lightGray"/>
+        </w:rPr>
+        <w:t>on</w:t>
+      </w:r>
+      <w:r>
+        <w:rPr>
+          <w:rFonts w:ascii="Arial" w:eastAsia="Arial" w:hAnsi="Arial"/>
+          <w:sz w:val="18"/>
+          <w:highlight w:val="lightGray"/>
+        </w:rPr>
+        <w:t xml:space="preserve"> [8/14/2025]</w:t>
       </w:r>
     </w:p>
     <w:p>
@@ -12416,7 +13046,7 @@
           <w:ilvl w:val="0"/>
           <w:numId w:val="34"/>
         </w:numPr>
-        <w:spacing w:before="240"/>
+        <w:spacing w:before="240" w:after="0" w:line="276" w:lineRule="auto"/>
         <w:rPr>
           <w:rFonts w:ascii="Roboto Mono" w:eastAsia="Roboto Mono" w:hAnsi="Roboto Mono" w:cs="Roboto Mono"/>
         </w:rPr>
@@ -12465,7 +13095,7 @@
           <w:ilvl w:val="0"/>
           <w:numId w:val="34"/>
         </w:numPr>
-        <w:spacing w:after="240"/>
+        <w:spacing w:after="240" w:line="276" w:lineRule="auto"/>
       </w:pPr>
       <w:r>
         <w:rPr>
@@ -12528,7 +13158,7 @@
           <w:ilvl w:val="0"/>
           <w:numId w:val="47"/>
         </w:numPr>
-        <w:spacing w:before="240"/>
+        <w:spacing w:before="240" w:after="0" w:line="276" w:lineRule="auto"/>
         <w:rPr>
           <w:rFonts w:ascii="Roboto Mono" w:eastAsia="Roboto Mono" w:hAnsi="Roboto Mono" w:cs="Roboto Mono"/>
         </w:rPr>
@@ -12552,6 +13182,7 @@
           <w:ilvl w:val="1"/>
           <w:numId w:val="47"/>
         </w:numPr>
+        <w:spacing w:after="0" w:line="276" w:lineRule="auto"/>
         <w:rPr>
           <w:rFonts w:ascii="Roboto Mono" w:eastAsia="Roboto Mono" w:hAnsi="Roboto Mono" w:cs="Roboto Mono"/>
         </w:rPr>
@@ -12575,7 +13206,7 @@
           <w:ilvl w:val="1"/>
           <w:numId w:val="47"/>
         </w:numPr>
-        <w:spacing w:after="240"/>
+        <w:spacing w:after="240" w:line="276" w:lineRule="auto"/>
         <w:rPr>
           <w:rFonts w:ascii="Roboto Mono" w:eastAsia="Roboto Mono" w:hAnsi="Roboto Mono" w:cs="Roboto Mono"/>
         </w:rPr>
@@ -12637,51 +13268,77 @@
       </w:pPr>
       <w:r>
         <w:rPr>
-          <w:b/>
-          <w:shd w:val="clear" w:color="auto" w:fill="B7B7B7"/>
-        </w:rPr>
-        <w:t># Source</w:t>
-      </w:r>
-      <w:r>
-        <w:rPr>
-          <w:shd w:val="clear" w:color="auto" w:fill="B7B7B7"/>
-        </w:rPr>
-        <w:t xml:space="preserve">: </w:t>
-      </w:r>
-      <w:r>
-        <w:rPr>
-          <w:b/>
-          <w:shd w:val="clear" w:color="auto" w:fill="B7B7B7"/>
-        </w:rPr>
-        <w:t xml:space="preserve">Chatgpt </w:t>
-      </w:r>
-      <w:r>
-        <w:rPr>
-          <w:b/>
-          <w:sz w:val="14"/>
-          <w:szCs w:val="14"/>
-          <w:shd w:val="clear" w:color="auto" w:fill="B7B7B7"/>
-        </w:rPr>
-        <w:t>(GPT</w:t>
-      </w:r>
-      <w:r>
-        <w:rPr>
-          <w:rFonts w:ascii="Cambria Math" w:hAnsi="Cambria Math" w:cs="Cambria Math"/>
-          <w:b/>
-          <w:sz w:val="14"/>
-          <w:szCs w:val="14"/>
-          <w:shd w:val="clear" w:color="auto" w:fill="B7B7B7"/>
+          <w:rFonts w:ascii="Arial" w:eastAsia="Arial" w:hAnsi="Arial" w:cs="Arial"/>
+          <w:b/>
+          <w:color w:val="000000"/>
+          <w:sz w:val="18"/>
+          <w:highlight w:val="lightGray"/>
+        </w:rPr>
+        <w:t># Source: AI Source: Provided by: [Data Path</w:t>
+      </w:r>
+      <w:r>
+        <w:rPr>
+          <w:rFonts w:ascii="Arial" w:eastAsia="Arial" w:hAnsi="Arial" w:cs="Arial"/>
+          <w:color w:val="000000"/>
+          <w:sz w:val="18"/>
+          <w:highlight w:val="lightGray"/>
+        </w:rPr>
+        <w:t xml:space="preserve">: Persons Table -&gt; ID Column: 1, Name_En Column: Motasem Essam] -&gt; </w:t>
+      </w:r>
+      <w:r>
+        <w:rPr>
+          <w:rFonts w:ascii="Arial" w:eastAsia="Arial" w:hAnsi="Arial" w:cs="Arial"/>
+          <w:b/>
+          <w:color w:val="000000"/>
+          <w:sz w:val="18"/>
+          <w:highlight w:val="lightGray"/>
+        </w:rPr>
+        <w:t>From:</w:t>
+      </w:r>
+      <w:r>
+        <w:rPr>
+          <w:rFonts w:ascii="Arial" w:eastAsia="Arial" w:hAnsi="Arial" w:cs="Arial"/>
+          <w:color w:val="000000"/>
+          <w:sz w:val="18"/>
+          <w:highlight w:val="lightGray"/>
+        </w:rPr>
+        <w:t xml:space="preserve"> [Chatgpt (GPT</w:t>
+      </w:r>
+      <w:r>
+        <w:rPr>
+          <w:rFonts w:ascii="Arial" w:eastAsia="Arial" w:hAnsi="Arial" w:cs="Cambria Math"/>
+          <w:color w:val="000000"/>
+          <w:sz w:val="18"/>
+          <w:highlight w:val="lightGray"/>
         </w:rPr>
         <w:t>‑</w:t>
       </w:r>
       <w:r>
         <w:rPr>
-          <w:b/>
-          <w:sz w:val="14"/>
-          <w:szCs w:val="14"/>
-          <w:shd w:val="clear" w:color="auto" w:fill="B7B7B7"/>
-        </w:rPr>
-        <w:t>5 Mini) at [8/14/2025]</w:t>
+          <w:rFonts w:ascii="Arial" w:eastAsia="Arial" w:hAnsi="Arial" w:cs="Arial"/>
+          <w:color w:val="000000"/>
+          <w:sz w:val="18"/>
+          <w:highlight w:val="lightGray"/>
+        </w:rPr>
+        <w:t xml:space="preserve">5 Mini)] </w:t>
+      </w:r>
+      <w:r>
+        <w:rPr>
+          <w:rFonts w:ascii="Arial" w:eastAsia="Arial" w:hAnsi="Arial" w:cs="Arial"/>
+          <w:b/>
+          <w:color w:val="000000"/>
+          <w:sz w:val="18"/>
+          <w:highlight w:val="lightGray"/>
+        </w:rPr>
+        <w:t>on</w:t>
+      </w:r>
+      <w:r>
+        <w:rPr>
+          <w:rFonts w:ascii="Arial" w:eastAsia="Arial" w:hAnsi="Arial"/>
+          <w:sz w:val="18"/>
+          <w:highlight w:val="lightGray"/>
+        </w:rPr>
+        <w:t xml:space="preserve"> [8/14/2025]</w:t>
       </w:r>
     </w:p>
     <w:p>
@@ -12695,7 +13352,6 @@
         <w:rPr>
           <w:rFonts w:ascii="Roboto Mono" w:eastAsia="Roboto Mono" w:hAnsi="Roboto Mono" w:cs="Roboto Mono"/>
         </w:rPr>
-        <w:lastRenderedPageBreak/>
         <w:t xml:space="preserve">Here’s a </w:t>
       </w:r>
       <w:r>
@@ -12719,7 +13375,7 @@
         </w:rPr>
       </w:pPr>
       <w:r>
-        <w:pict w14:anchorId="3D54951F">
+        <w:pict w14:anchorId="3DC88CEE">
           <v:rect id="_x0000_i1067" style="width:0;height:1.5pt" o:hralign="center" o:hrstd="t" o:hr="t" fillcolor="#a0a0a0" stroked="f"/>
         </w:pict>
       </w:r>
@@ -12801,7 +13457,7 @@
           <w:ilvl w:val="0"/>
           <w:numId w:val="43"/>
         </w:numPr>
-        <w:spacing w:before="240"/>
+        <w:spacing w:before="240" w:after="0" w:line="276" w:lineRule="auto"/>
       </w:pPr>
       <w:r>
         <w:rPr>
@@ -12856,7 +13512,7 @@
           <w:ilvl w:val="0"/>
           <w:numId w:val="43"/>
         </w:numPr>
-        <w:spacing w:after="240"/>
+        <w:spacing w:after="240" w:line="276" w:lineRule="auto"/>
       </w:pPr>
       <w:r>
         <w:rPr>
@@ -12934,7 +13590,7 @@
           <w:ilvl w:val="0"/>
           <w:numId w:val="11"/>
         </w:numPr>
-        <w:spacing w:before="240"/>
+        <w:spacing w:before="240" w:after="0" w:line="276" w:lineRule="auto"/>
       </w:pPr>
       <w:r>
         <w:rPr>
@@ -12968,6 +13624,7 @@
           <w:ilvl w:val="0"/>
           <w:numId w:val="11"/>
         </w:numPr>
+        <w:spacing w:after="0" w:line="276" w:lineRule="auto"/>
       </w:pPr>
       <w:r>
         <w:rPr>
@@ -13001,7 +13658,7 @@
           <w:ilvl w:val="0"/>
           <w:numId w:val="11"/>
         </w:numPr>
-        <w:spacing w:after="240"/>
+        <w:spacing w:after="240" w:line="276" w:lineRule="auto"/>
       </w:pPr>
       <w:r>
         <w:rPr>
@@ -13051,16 +13708,15 @@
           <w:ilvl w:val="0"/>
           <w:numId w:val="6"/>
         </w:numPr>
-        <w:spacing w:before="240"/>
-        <w:rPr>
-          <w:rFonts w:ascii="Roboto Mono" w:eastAsia="Roboto Mono" w:hAnsi="Roboto Mono" w:cs="Roboto Mono"/>
-        </w:rPr>
-      </w:pPr>
-      <w:r>
-        <w:rPr>
-          <w:rFonts w:ascii="Roboto Mono" w:eastAsia="Roboto Mono" w:hAnsi="Roboto Mono" w:cs="Roboto Mono"/>
-        </w:rPr>
-        <w:lastRenderedPageBreak/>
+        <w:spacing w:before="240" w:after="0" w:line="276" w:lineRule="auto"/>
+        <w:rPr>
+          <w:rFonts w:ascii="Roboto Mono" w:eastAsia="Roboto Mono" w:hAnsi="Roboto Mono" w:cs="Roboto Mono"/>
+        </w:rPr>
+      </w:pPr>
+      <w:r>
+        <w:rPr>
+          <w:rFonts w:ascii="Roboto Mono" w:eastAsia="Roboto Mono" w:hAnsi="Roboto Mono" w:cs="Roboto Mono"/>
+        </w:rPr>
         <w:t>Requirement updated to:</w:t>
       </w:r>
       <w:r>
@@ -13115,6 +13771,7 @@
           <w:ilvl w:val="0"/>
           <w:numId w:val="6"/>
         </w:numPr>
+        <w:spacing w:after="0" w:line="276" w:lineRule="auto"/>
         <w:rPr>
           <w:rFonts w:ascii="Roboto Mono" w:eastAsia="Roboto Mono" w:hAnsi="Roboto Mono" w:cs="Roboto Mono"/>
         </w:rPr>
@@ -13138,6 +13795,7 @@
           <w:ilvl w:val="0"/>
           <w:numId w:val="6"/>
         </w:numPr>
+        <w:spacing w:after="0" w:line="276" w:lineRule="auto"/>
       </w:pPr>
       <w:r>
         <w:rPr>
@@ -13171,7 +13829,7 @@
           <w:ilvl w:val="0"/>
           <w:numId w:val="6"/>
         </w:numPr>
-        <w:spacing w:after="240"/>
+        <w:spacing w:after="240" w:line="276" w:lineRule="auto"/>
       </w:pPr>
       <w:r>
         <w:rPr>
@@ -13255,7 +13913,7 @@
     </w:p>
     <w:p>
       <w:r>
-        <w:pict w14:anchorId="70E98DE4">
+        <w:pict w14:anchorId="51D36CBD">
           <v:rect id="_x0000_i1068" style="width:0;height:1.5pt" o:hralign="center" o:hrstd="t" o:hr="t" fillcolor="#a0a0a0" stroked="f"/>
         </w:pict>
       </w:r>
@@ -13325,7 +13983,7 @@
     </w:p>
     <w:p>
       <w:r>
-        <w:pict w14:anchorId="4AF5568B">
+        <w:pict w14:anchorId="36FF662D">
           <v:rect id="_x0000_i1069" style="width:0;height:1.5pt" o:hralign="center" o:hrstd="t" o:hr="t" fillcolor="#a0a0a0" stroked="f"/>
         </w:pict>
       </w:r>
@@ -13348,51 +14006,77 @@
       </w:pPr>
       <w:r>
         <w:rPr>
-          <w:b/>
-          <w:shd w:val="clear" w:color="auto" w:fill="B7B7B7"/>
-        </w:rPr>
-        <w:t># Source</w:t>
-      </w:r>
-      <w:r>
-        <w:rPr>
-          <w:shd w:val="clear" w:color="auto" w:fill="B7B7B7"/>
-        </w:rPr>
-        <w:t xml:space="preserve">: </w:t>
-      </w:r>
-      <w:r>
-        <w:rPr>
-          <w:b/>
-          <w:shd w:val="clear" w:color="auto" w:fill="B7B7B7"/>
-        </w:rPr>
-        <w:t xml:space="preserve">Chatgpt </w:t>
-      </w:r>
-      <w:r>
-        <w:rPr>
-          <w:b/>
-          <w:sz w:val="14"/>
-          <w:szCs w:val="14"/>
-          <w:shd w:val="clear" w:color="auto" w:fill="B7B7B7"/>
-        </w:rPr>
-        <w:t>(GPT</w:t>
-      </w:r>
-      <w:r>
-        <w:rPr>
-          <w:rFonts w:ascii="Cambria Math" w:hAnsi="Cambria Math" w:cs="Cambria Math"/>
-          <w:b/>
-          <w:sz w:val="14"/>
-          <w:szCs w:val="14"/>
-          <w:shd w:val="clear" w:color="auto" w:fill="B7B7B7"/>
+          <w:rFonts w:ascii="Arial" w:eastAsia="Arial" w:hAnsi="Arial" w:cs="Arial"/>
+          <w:b/>
+          <w:color w:val="000000"/>
+          <w:sz w:val="18"/>
+          <w:highlight w:val="lightGray"/>
+        </w:rPr>
+        <w:t># Source: AI Source: Provided by: [Data Path</w:t>
+      </w:r>
+      <w:r>
+        <w:rPr>
+          <w:rFonts w:ascii="Arial" w:eastAsia="Arial" w:hAnsi="Arial" w:cs="Arial"/>
+          <w:color w:val="000000"/>
+          <w:sz w:val="18"/>
+          <w:highlight w:val="lightGray"/>
+        </w:rPr>
+        <w:t xml:space="preserve">: Persons Table -&gt; ID Column: 1, Name_En Column: Motasem Essam] -&gt; </w:t>
+      </w:r>
+      <w:r>
+        <w:rPr>
+          <w:rFonts w:ascii="Arial" w:eastAsia="Arial" w:hAnsi="Arial" w:cs="Arial"/>
+          <w:b/>
+          <w:color w:val="000000"/>
+          <w:sz w:val="18"/>
+          <w:highlight w:val="lightGray"/>
+        </w:rPr>
+        <w:t>From:</w:t>
+      </w:r>
+      <w:r>
+        <w:rPr>
+          <w:rFonts w:ascii="Arial" w:eastAsia="Arial" w:hAnsi="Arial" w:cs="Arial"/>
+          <w:color w:val="000000"/>
+          <w:sz w:val="18"/>
+          <w:highlight w:val="lightGray"/>
+        </w:rPr>
+        <w:t xml:space="preserve"> [Chatgpt (GPT</w:t>
+      </w:r>
+      <w:r>
+        <w:rPr>
+          <w:rFonts w:ascii="Arial" w:eastAsia="Arial" w:hAnsi="Arial" w:cs="Cambria Math"/>
+          <w:color w:val="000000"/>
+          <w:sz w:val="18"/>
+          <w:highlight w:val="lightGray"/>
         </w:rPr>
         <w:t>‑</w:t>
       </w:r>
       <w:r>
         <w:rPr>
-          <w:b/>
-          <w:sz w:val="14"/>
-          <w:szCs w:val="14"/>
-          <w:shd w:val="clear" w:color="auto" w:fill="B7B7B7"/>
-        </w:rPr>
-        <w:t>5 Mini) at [8/14/2025]</w:t>
+          <w:rFonts w:ascii="Arial" w:eastAsia="Arial" w:hAnsi="Arial" w:cs="Arial"/>
+          <w:color w:val="000000"/>
+          <w:sz w:val="18"/>
+          <w:highlight w:val="lightGray"/>
+        </w:rPr>
+        <w:t xml:space="preserve">5 Mini)] </w:t>
+      </w:r>
+      <w:r>
+        <w:rPr>
+          <w:rFonts w:ascii="Arial" w:eastAsia="Arial" w:hAnsi="Arial" w:cs="Arial"/>
+          <w:b/>
+          <w:color w:val="000000"/>
+          <w:sz w:val="18"/>
+          <w:highlight w:val="lightGray"/>
+        </w:rPr>
+        <w:t>on</w:t>
+      </w:r>
+      <w:r>
+        <w:rPr>
+          <w:rFonts w:ascii="Arial" w:eastAsia="Arial" w:hAnsi="Arial"/>
+          <w:sz w:val="18"/>
+          <w:highlight w:val="lightGray"/>
+        </w:rPr>
+        <w:t xml:space="preserve"> [8/14/2025]</w:t>
       </w:r>
     </w:p>
     <w:p>
@@ -13400,9 +14084,8 @@
         <w:rPr>
           <w:noProof/>
         </w:rPr>
-        <w:lastRenderedPageBreak/>
         <w:drawing>
-          <wp:inline distT="114300" distB="114300" distL="114300" distR="114300" wp14:anchorId="690CC3AE" wp14:editId="29BBEA6A">
+          <wp:inline distT="114300" distB="114300" distL="114300" distR="114300" wp14:anchorId="2797E8D9" wp14:editId="09CC8BB3">
             <wp:extent cx="5943600" cy="1714500"/>
             <wp:effectExtent l="0" t="0" r="0" b="0"/>
             <wp:docPr id="8" name="image8.png"/>
@@ -13946,17 +14629,18 @@
     <w:p/>
     <w:p>
       <w:r>
-        <w:pict w14:anchorId="4105EFEF">
+        <w:pict w14:anchorId="7EFFAC2D">
           <v:rect id="_x0000_i1070" style="width:0;height:1.5pt" o:hralign="center" o:hrstd="t" o:hr="t" fillcolor="#a0a0a0" stroked="f"/>
         </w:pict>
       </w:r>
     </w:p>
+    <w:p/>
     <w:p/>
     <w:sectPr>
       <w:pgSz w:w="12240" w:h="15840"/>
       <w:pgMar w:top="1440" w:right="1440" w:bottom="1440" w:left="1440" w:header="720" w:footer="720" w:gutter="0"/>
-      <w:pgNumType w:start="1"/>
       <w:cols w:space="720"/>
+      <w:docGrid w:linePitch="360"/>
     </w:sectPr>
   </w:body>
 </w:document>
@@ -21095,18 +21779,6 @@
   <w:style w:type="paragraph" w:default="1" w:styleId="Normal">
     <w:name w:val="Normal"/>
     <w:qFormat/>
-    <w:rsid w:val="00736EDC"/>
-    <w:pPr>
-      <w:spacing w:after="0" w:line="276" w:lineRule="auto"/>
-    </w:pPr>
-    <w:rPr>
-      <w:rFonts w:ascii="Arial" w:eastAsia="Arial" w:hAnsi="Arial" w:cs="Arial"/>
-      <w:kern w:val="0"/>
-      <w:sz w:val="22"/>
-      <w:szCs w:val="22"/>
-      <w:lang w:val="en"/>
-      <w14:ligatures w14:val="none"/>
-    </w:rPr>
   </w:style>
   <w:style w:type="paragraph" w:styleId="Heading1">
     <w:name w:val="heading 1"/>
@@ -21115,7 +21787,7 @@
     <w:link w:val="Heading1Char"/>
     <w:uiPriority w:val="9"/>
     <w:qFormat/>
-    <w:rsid w:val="00C5769C"/>
+    <w:rsid w:val="00F57E6C"/>
     <w:pPr>
       <w:keepNext/>
       <w:keepLines/>
@@ -21137,7 +21809,7 @@
     <w:uiPriority w:val="9"/>
     <w:unhideWhenUsed/>
     <w:qFormat/>
-    <w:rsid w:val="00C5769C"/>
+    <w:rsid w:val="00F57E6C"/>
     <w:pPr>
       <w:keepNext/>
       <w:keepLines/>
@@ -21159,7 +21831,7 @@
     <w:uiPriority w:val="9"/>
     <w:unhideWhenUsed/>
     <w:qFormat/>
-    <w:rsid w:val="00C5769C"/>
+    <w:rsid w:val="00F57E6C"/>
     <w:pPr>
       <w:keepNext/>
       <w:keepLines/>
@@ -21181,7 +21853,7 @@
     <w:uiPriority w:val="9"/>
     <w:unhideWhenUsed/>
     <w:qFormat/>
-    <w:rsid w:val="00C5769C"/>
+    <w:rsid w:val="00F57E6C"/>
     <w:pPr>
       <w:keepNext/>
       <w:keepLines/>
@@ -21203,7 +21875,7 @@
     <w:uiPriority w:val="9"/>
     <w:unhideWhenUsed/>
     <w:qFormat/>
-    <w:rsid w:val="00C5769C"/>
+    <w:rsid w:val="00F57E6C"/>
     <w:pPr>
       <w:keepNext/>
       <w:keepLines/>
@@ -21223,11 +21895,11 @@
     <w:uiPriority w:val="9"/>
     <w:unhideWhenUsed/>
     <w:qFormat/>
-    <w:rsid w:val="00C5769C"/>
+    <w:rsid w:val="00F57E6C"/>
     <w:pPr>
       <w:keepNext/>
       <w:keepLines/>
-      <w:spacing w:before="40"/>
+      <w:spacing w:before="40" w:after="0"/>
       <w:outlineLvl w:val="5"/>
     </w:pPr>
     <w:rPr>
@@ -21246,11 +21918,11 @@
     <w:semiHidden/>
     <w:unhideWhenUsed/>
     <w:qFormat/>
-    <w:rsid w:val="00C5769C"/>
+    <w:rsid w:val="00F57E6C"/>
     <w:pPr>
       <w:keepNext/>
       <w:keepLines/>
-      <w:spacing w:before="40"/>
+      <w:spacing w:before="40" w:after="0"/>
       <w:outlineLvl w:val="6"/>
     </w:pPr>
     <w:rPr>
@@ -21267,10 +21939,11 @@
     <w:semiHidden/>
     <w:unhideWhenUsed/>
     <w:qFormat/>
-    <w:rsid w:val="00C5769C"/>
+    <w:rsid w:val="00F57E6C"/>
     <w:pPr>
       <w:keepNext/>
       <w:keepLines/>
+      <w:spacing w:after="0"/>
       <w:outlineLvl w:val="7"/>
     </w:pPr>
     <w:rPr>
@@ -21289,10 +21962,11 @@
     <w:semiHidden/>
     <w:unhideWhenUsed/>
     <w:qFormat/>
-    <w:rsid w:val="00C5769C"/>
+    <w:rsid w:val="00F57E6C"/>
     <w:pPr>
       <w:keepNext/>
       <w:keepLines/>
+      <w:spacing w:after="0"/>
       <w:outlineLvl w:val="8"/>
     </w:pPr>
     <w:rPr>
@@ -21332,7 +22006,7 @@
     <w:basedOn w:val="DefaultParagraphFont"/>
     <w:link w:val="Heading1"/>
     <w:uiPriority w:val="9"/>
-    <w:rsid w:val="00C5769C"/>
+    <w:rsid w:val="00F57E6C"/>
     <w:rPr>
       <w:rFonts w:asciiTheme="majorHAnsi" w:eastAsiaTheme="majorEastAsia" w:hAnsiTheme="majorHAnsi" w:cstheme="majorBidi"/>
       <w:color w:val="2F5496" w:themeColor="accent1" w:themeShade="BF"/>
@@ -21345,7 +22019,7 @@
     <w:basedOn w:val="DefaultParagraphFont"/>
     <w:link w:val="Heading2"/>
     <w:uiPriority w:val="9"/>
-    <w:rsid w:val="00C5769C"/>
+    <w:rsid w:val="00F57E6C"/>
     <w:rPr>
       <w:rFonts w:asciiTheme="majorHAnsi" w:eastAsiaTheme="majorEastAsia" w:hAnsiTheme="majorHAnsi" w:cstheme="majorBidi"/>
       <w:color w:val="2F5496" w:themeColor="accent1" w:themeShade="BF"/>
@@ -21358,7 +22032,7 @@
     <w:basedOn w:val="DefaultParagraphFont"/>
     <w:link w:val="Heading3"/>
     <w:uiPriority w:val="9"/>
-    <w:rsid w:val="00C5769C"/>
+    <w:rsid w:val="00F57E6C"/>
     <w:rPr>
       <w:rFonts w:eastAsiaTheme="majorEastAsia" w:cstheme="majorBidi"/>
       <w:color w:val="2F5496" w:themeColor="accent1" w:themeShade="BF"/>
@@ -21371,7 +22045,7 @@
     <w:basedOn w:val="DefaultParagraphFont"/>
     <w:link w:val="Heading4"/>
     <w:uiPriority w:val="9"/>
-    <w:rsid w:val="00C5769C"/>
+    <w:rsid w:val="00F57E6C"/>
     <w:rPr>
       <w:rFonts w:eastAsiaTheme="majorEastAsia" w:cstheme="majorBidi"/>
       <w:i/>
@@ -21384,7 +22058,7 @@
     <w:basedOn w:val="DefaultParagraphFont"/>
     <w:link w:val="Heading5"/>
     <w:uiPriority w:val="9"/>
-    <w:rsid w:val="00C5769C"/>
+    <w:rsid w:val="00F57E6C"/>
     <w:rPr>
       <w:rFonts w:eastAsiaTheme="majorEastAsia" w:cstheme="majorBidi"/>
       <w:color w:val="2F5496" w:themeColor="accent1" w:themeShade="BF"/>
@@ -21395,7 +22069,7 @@
     <w:basedOn w:val="DefaultParagraphFont"/>
     <w:link w:val="Heading6"/>
     <w:uiPriority w:val="9"/>
-    <w:rsid w:val="00C5769C"/>
+    <w:rsid w:val="00F57E6C"/>
     <w:rPr>
       <w:rFonts w:eastAsiaTheme="majorEastAsia" w:cstheme="majorBidi"/>
       <w:i/>
@@ -21409,7 +22083,7 @@
     <w:link w:val="Heading7"/>
     <w:uiPriority w:val="9"/>
     <w:semiHidden/>
-    <w:rsid w:val="00C5769C"/>
+    <w:rsid w:val="00F57E6C"/>
     <w:rPr>
       <w:rFonts w:eastAsiaTheme="majorEastAsia" w:cstheme="majorBidi"/>
       <w:color w:val="595959" w:themeColor="text1" w:themeTint="A6"/>
@@ -21421,7 +22095,7 @@
     <w:link w:val="Heading8"/>
     <w:uiPriority w:val="9"/>
     <w:semiHidden/>
-    <w:rsid w:val="00C5769C"/>
+    <w:rsid w:val="00F57E6C"/>
     <w:rPr>
       <w:rFonts w:eastAsiaTheme="majorEastAsia" w:cstheme="majorBidi"/>
       <w:i/>
@@ -21435,7 +22109,7 @@
     <w:link w:val="Heading9"/>
     <w:uiPriority w:val="9"/>
     <w:semiHidden/>
-    <w:rsid w:val="00C5769C"/>
+    <w:rsid w:val="00F57E6C"/>
     <w:rPr>
       <w:rFonts w:eastAsiaTheme="majorEastAsia" w:cstheme="majorBidi"/>
       <w:color w:val="272727" w:themeColor="text1" w:themeTint="D8"/>
@@ -21448,7 +22122,7 @@
     <w:link w:val="TitleChar"/>
     <w:uiPriority w:val="10"/>
     <w:qFormat/>
-    <w:rsid w:val="00C5769C"/>
+    <w:rsid w:val="00F57E6C"/>
     <w:pPr>
       <w:spacing w:after="80" w:line="240" w:lineRule="auto"/>
       <w:contextualSpacing/>
@@ -21466,7 +22140,7 @@
     <w:basedOn w:val="DefaultParagraphFont"/>
     <w:link w:val="Title"/>
     <w:uiPriority w:val="10"/>
-    <w:rsid w:val="00C5769C"/>
+    <w:rsid w:val="00F57E6C"/>
     <w:rPr>
       <w:rFonts w:asciiTheme="majorHAnsi" w:eastAsiaTheme="majorEastAsia" w:hAnsiTheme="majorHAnsi" w:cstheme="majorBidi"/>
       <w:spacing w:val="-10"/>
@@ -21482,7 +22156,7 @@
     <w:link w:val="SubtitleChar"/>
     <w:uiPriority w:val="11"/>
     <w:qFormat/>
-    <w:rsid w:val="00C5769C"/>
+    <w:rsid w:val="00F57E6C"/>
     <w:pPr>
       <w:numPr>
         <w:ilvl w:val="1"/>
@@ -21501,7 +22175,7 @@
     <w:basedOn w:val="DefaultParagraphFont"/>
     <w:link w:val="Subtitle"/>
     <w:uiPriority w:val="11"/>
-    <w:rsid w:val="00C5769C"/>
+    <w:rsid w:val="00F57E6C"/>
     <w:rPr>
       <w:rFonts w:eastAsiaTheme="majorEastAsia" w:cstheme="majorBidi"/>
       <w:color w:val="595959" w:themeColor="text1" w:themeTint="A6"/>
@@ -21517,7 +22191,7 @@
     <w:link w:val="QuoteChar"/>
     <w:uiPriority w:val="29"/>
     <w:qFormat/>
-    <w:rsid w:val="00C5769C"/>
+    <w:rsid w:val="00F57E6C"/>
     <w:pPr>
       <w:spacing w:before="160"/>
       <w:jc w:val="center"/>
@@ -21533,7 +22207,7 @@
     <w:basedOn w:val="DefaultParagraphFont"/>
     <w:link w:val="Quote"/>
     <w:uiPriority w:val="29"/>
-    <w:rsid w:val="00C5769C"/>
+    <w:rsid w:val="00F57E6C"/>
     <w:rPr>
       <w:i/>
       <w:iCs/>
@@ -21545,7 +22219,7 @@
     <w:basedOn w:val="Normal"/>
     <w:uiPriority w:val="34"/>
     <w:qFormat/>
-    <w:rsid w:val="00C5769C"/>
+    <w:rsid w:val="00F57E6C"/>
     <w:pPr>
       <w:ind w:left="720"/>
       <w:contextualSpacing/>
@@ -21556,7 +22230,7 @@
     <w:basedOn w:val="DefaultParagraphFont"/>
     <w:uiPriority w:val="21"/>
     <w:qFormat/>
-    <w:rsid w:val="00C5769C"/>
+    <w:rsid w:val="00F57E6C"/>
     <w:rPr>
       <w:i/>
       <w:iCs/>
@@ -21570,7 +22244,7 @@
     <w:link w:val="IntenseQuoteChar"/>
     <w:uiPriority w:val="30"/>
     <w:qFormat/>
-    <w:rsid w:val="00C5769C"/>
+    <w:rsid w:val="00F57E6C"/>
     <w:pPr>
       <w:pBdr>
         <w:top w:val="single" w:sz="4" w:space="10" w:color="2F5496" w:themeColor="accent1" w:themeShade="BF"/>
@@ -21591,7 +22265,7 @@
     <w:basedOn w:val="DefaultParagraphFont"/>
     <w:link w:val="IntenseQuote"/>
     <w:uiPriority w:val="30"/>
-    <w:rsid w:val="00C5769C"/>
+    <w:rsid w:val="00F57E6C"/>
     <w:rPr>
       <w:i/>
       <w:iCs/>
@@ -21603,7 +22277,7 @@
     <w:basedOn w:val="DefaultParagraphFont"/>
     <w:uiPriority w:val="32"/>
     <w:qFormat/>
-    <w:rsid w:val="00C5769C"/>
+    <w:rsid w:val="00F57E6C"/>
     <w:rPr>
       <w:b/>
       <w:bCs/>
@@ -21614,7 +22288,7 @@
   </w:style>
   <w:style w:type="table" w:customStyle="1" w:styleId="TableNormal0">
     <w:name w:val="TableNormal"/>
-    <w:rsid w:val="00736EDC"/>
+    <w:rsid w:val="00F57E6C"/>
     <w:pPr>
       <w:spacing w:after="0" w:line="276" w:lineRule="auto"/>
     </w:pPr>
